--- a/backend/templates/Form-A (Affidavit)- TRANS_Single_Template.docx
+++ b/backend/templates/Form-A (Affidavit)- TRANS_Single_Template.docx
@@ -1,6 +1,6 @@
 
 <file path=word/document.xml><?xml version="1.0" encoding="utf-8"?>
-<w:document xmlns:wpc="http://schemas.microsoft.com/office/word/2010/wordprocessingCanvas" xmlns:cx="http://schemas.microsoft.com/office/drawing/2014/chartex" xmlns:mc="http://schemas.openxmlformats.org/markup-compatibility/2006" xmlns:o="urn:schemas-microsoft-com:office:office" xmlns:r="http://schemas.openxmlformats.org/officeDocument/2006/relationships" xmlns:m="http://schemas.openxmlformats.org/officeDocument/2006/math" xmlns:v="urn:schemas-microsoft-com:vml" xmlns:wp14="http://schemas.microsoft.com/office/word/2010/wordprocessingDrawing" xmlns:wp="http://schemas.openxmlformats.org/drawingml/2006/wordprocessingDrawing" xmlns:w10="urn:schemas-microsoft-com:office:word" xmlns:w="http://schemas.openxmlformats.org/wordprocessingml/2006/main" xmlns:w14="http://schemas.microsoft.com/office/word/2010/wordml" xmlns:w15="http://schemas.microsoft.com/office/word/2012/wordml" xmlns:w16se="http://schemas.microsoft.com/office/word/2015/wordml/symex" xmlns:wpg="http://schemas.microsoft.com/office/word/2010/wordprocessingGroup" xmlns:wpi="http://schemas.microsoft.com/office/word/2010/wordprocessingInk" xmlns:wne="http://schemas.microsoft.com/office/word/2006/wordml" xmlns:wps="http://schemas.microsoft.com/office/word/2010/wordprocessingShape" mc:Ignorable="w14 w15 w16se wp14">
+<w:document xmlns:wpc="http://schemas.microsoft.com/office/word/2010/wordprocessingCanvas" xmlns:cx="http://schemas.microsoft.com/office/drawing/2014/chartex" xmlns:cx1="http://schemas.microsoft.com/office/drawing/2015/9/8/chartex" xmlns:cx2="http://schemas.microsoft.com/office/drawing/2015/10/21/chartex" xmlns:cx3="http://schemas.microsoft.com/office/drawing/2016/5/9/chartex" xmlns:cx4="http://schemas.microsoft.com/office/drawing/2016/5/10/chartex" xmlns:cx5="http://schemas.microsoft.com/office/drawing/2016/5/11/chartex" xmlns:cx6="http://schemas.microsoft.com/office/drawing/2016/5/12/chartex" xmlns:cx7="http://schemas.microsoft.com/office/drawing/2016/5/13/chartex" xmlns:cx8="http://schemas.microsoft.com/office/drawing/2016/5/14/chartex" xmlns:mc="http://schemas.openxmlformats.org/markup-compatibility/2006" xmlns:aink="http://schemas.microsoft.com/office/drawing/2016/ink" xmlns:am3d="http://schemas.microsoft.com/office/drawing/2017/model3d" xmlns:o="urn:schemas-microsoft-com:office:office" xmlns:oel="http://schemas.microsoft.com/office/2019/extlst" xmlns:r="http://schemas.openxmlformats.org/officeDocument/2006/relationships" xmlns:m="http://schemas.openxmlformats.org/officeDocument/2006/math" xmlns:v="urn:schemas-microsoft-com:vml" xmlns:wp14="http://schemas.microsoft.com/office/word/2010/wordprocessingDrawing" xmlns:wp="http://schemas.openxmlformats.org/drawingml/2006/wordprocessingDrawing" xmlns:w10="urn:schemas-microsoft-com:office:word" xmlns:w="http://schemas.openxmlformats.org/wordprocessingml/2006/main" xmlns:w14="http://schemas.microsoft.com/office/word/2010/wordml" xmlns:w15="http://schemas.microsoft.com/office/word/2012/wordml" xmlns:w16cex="http://schemas.microsoft.com/office/word/2018/wordml/cex" xmlns:w16cid="http://schemas.microsoft.com/office/word/2016/wordml/cid" xmlns:w16="http://schemas.microsoft.com/office/word/2018/wordml" xmlns:w16sdtdh="http://schemas.microsoft.com/office/word/2020/wordml/sdtdatahash" xmlns:w16se="http://schemas.microsoft.com/office/word/2015/wordml/symex" xmlns:wpg="http://schemas.microsoft.com/office/word/2010/wordprocessingGroup" xmlns:wpi="http://schemas.microsoft.com/office/word/2010/wordprocessingInk" xmlns:wne="http://schemas.microsoft.com/office/word/2006/wordml" xmlns:wps="http://schemas.microsoft.com/office/word/2010/wordprocessingShape" mc:Ignorable="w14 w15 w16se w16cid w16 w16cex w16sdtdh wp14">
   <w:body>
     <w:p>
       <w:pPr>
@@ -230,7 +230,7 @@
       <w:r>
         <w:rPr>
           <w:rFonts w:ascii="Roboto" w:eastAsia="Times New Roman" w:hAnsi="Roboto" w:cs="Times New Roman"/>
-          <w:b/>
+          <w:color w:val="FF0000"/>
           <w:lang w:val="en-IN" w:eastAsia="en-GB" w:bidi="hi-IN"/>
         </w:rPr>
         <w:t>[Name as per Aadhar C1]</w:t>
@@ -258,10 +258,22 @@
       <w:r>
         <w:rPr>
           <w:rFonts w:ascii="Roboto" w:eastAsia="Times New Roman" w:hAnsi="Roboto" w:cs="Times New Roman"/>
-          <w:b/>
+          <w:color w:val="FF0000"/>
           <w:lang w:val="en-IN" w:eastAsia="en-GB" w:bidi="hi-IN"/>
         </w:rPr>
-        <w:t>[Father Name C1]</w:t>
+        <w:t xml:space="preserve">[Father Name C1] </w:t>
+      </w:r>
+      <w:r>
+        <w:rPr>
+          <w:rFonts w:ascii="Arial" w:eastAsia="Times New Roman" w:hAnsi="Arial" w:cs="Arial"/>
+        </w:rPr>
+        <w:t>residing</w:t>
+      </w:r>
+      <w:r>
+        <w:rPr>
+          <w:rFonts w:ascii="Arial" w:eastAsia="Times New Roman" w:hAnsi="Arial" w:cs="Arial"/>
+        </w:rPr>
+        <w:t xml:space="preserve"> at </w:t>
       </w:r>
       <w:r>
         <w:rPr>
@@ -269,27 +281,13 @@
           <w:color w:val="FF0000"/>
           <w:lang w:val="en-IN" w:eastAsia="en-GB" w:bidi="hi-IN"/>
         </w:rPr>
-        <w:t xml:space="preserve"> </w:t>
-      </w:r>
-      <w:r>
-        <w:rPr>
-          <w:rFonts w:ascii="Arial" w:eastAsia="Times New Roman" w:hAnsi="Arial" w:cs="Arial"/>
-        </w:rPr>
-        <w:t>residing</w:t>
-      </w:r>
-      <w:r>
-        <w:rPr>
-          <w:rFonts w:ascii="Arial" w:eastAsia="Times New Roman" w:hAnsi="Arial" w:cs="Arial"/>
-        </w:rPr>
-        <w:t xml:space="preserve"> at </w:t>
-      </w:r>
-      <w:r>
-        <w:rPr>
-          <w:rFonts w:ascii="Roboto" w:eastAsia="Times New Roman" w:hAnsi="Roboto" w:cs="Times New Roman"/>
-          <w:b/>
-          <w:lang w:val="en-IN" w:eastAsia="en-GB" w:bidi="hi-IN"/>
-        </w:rPr>
-        <w:t>[Address C1]</w:t>
+        <w:t xml:space="preserve">[Address C1] </w:t>
+      </w:r>
+      <w:r>
+        <w:rPr>
+          <w:rFonts w:ascii="Arial" w:eastAsia="Times New Roman" w:hAnsi="Arial" w:cs="Arial"/>
+        </w:rPr>
+        <w:t xml:space="preserve">having Permanent Account No (s) </w:t>
       </w:r>
       <w:r>
         <w:rPr>
@@ -297,29 +295,7 @@
           <w:color w:val="FF0000"/>
           <w:lang w:val="en-IN" w:eastAsia="en-GB" w:bidi="hi-IN"/>
         </w:rPr>
-        <w:t xml:space="preserve"> </w:t>
-      </w:r>
-      <w:r>
-        <w:rPr>
-          <w:rFonts w:ascii="Arial" w:eastAsia="Times New Roman" w:hAnsi="Arial" w:cs="Arial"/>
-        </w:rPr>
-        <w:t xml:space="preserve">having Permanent Account No (s) </w:t>
-      </w:r>
-      <w:r>
-        <w:rPr>
-          <w:rFonts w:ascii="Roboto" w:eastAsia="Times New Roman" w:hAnsi="Roboto" w:cs="Times New Roman"/>
-          <w:b/>
-          <w:lang w:val="en-IN" w:eastAsia="en-GB" w:bidi="hi-IN"/>
-        </w:rPr>
         <w:t>[PAN C1</w:t>
-      </w:r>
-      <w:r>
-        <w:rPr>
-          <w:rFonts w:ascii="Roboto" w:eastAsia="Times New Roman" w:hAnsi="Roboto" w:cs="Times New Roman"/>
-          <w:b/>
-          <w:lang w:val="en-IN" w:eastAsia="en-GB" w:bidi="hi-IN"/>
-        </w:rPr>
-        <w:t>]</w:t>
       </w:r>
       <w:r>
         <w:rPr>
@@ -327,7 +303,7 @@
           <w:color w:val="FF0000"/>
           <w:lang w:val="en-IN" w:eastAsia="en-GB" w:bidi="hi-IN"/>
         </w:rPr>
-        <w:t xml:space="preserve"> </w:t>
+        <w:t xml:space="preserve">] </w:t>
       </w:r>
       <w:r>
         <w:rPr>
@@ -365,111 +341,13 @@
         <w:rPr>
           <w:rFonts w:ascii="Arial" w:eastAsia="Times New Roman" w:hAnsi="Arial" w:cs="Arial"/>
         </w:rPr>
+        <w:t>,</w:t>
+      </w:r>
+      <w:r>
+        <w:rPr>
+          <w:rFonts w:ascii="Arial" w:eastAsia="Times New Roman" w:hAnsi="Arial" w:cs="Arial"/>
+        </w:rPr>
         <w:t xml:space="preserve"> </w:t>
-      </w:r>
-      <w:r>
-        <w:rPr>
-          <w:rFonts w:ascii="Roboto" w:eastAsia="Times New Roman" w:hAnsi="Roboto" w:cs="Times New Roman"/>
-          <w:b/>
-          <w:lang w:val="en-IN" w:eastAsia="en-GB" w:bidi="hi-IN"/>
-        </w:rPr>
-        <w:t>[Name as per DC H1</w:t>
-      </w:r>
-      <w:r>
-        <w:rPr>
-          <w:rFonts w:ascii="Roboto" w:eastAsia="Times New Roman" w:hAnsi="Roboto" w:cs="Times New Roman"/>
-          <w:b/>
-          <w:lang w:val="en-IN" w:eastAsia="en-GB" w:bidi="hi-IN"/>
-        </w:rPr>
-        <w:t>],</w:t>
-      </w:r>
-      <w:r>
-        <w:rPr>
-          <w:rFonts w:ascii="Roboto" w:eastAsia="Times New Roman" w:hAnsi="Roboto" w:cs="Times New Roman"/>
-          <w:b/>
-          <w:lang w:val="en-IN" w:eastAsia="en-GB" w:bidi="hi-IN"/>
-        </w:rPr>
-        <w:t xml:space="preserve"> </w:t>
-      </w:r>
-      <w:r>
-        <w:rPr>
-          <w:rFonts w:ascii="Roboto" w:eastAsia="Times New Roman" w:hAnsi="Roboto" w:cs="Times New Roman"/>
-          <w:b/>
-          <w:lang w:val="en-IN" w:eastAsia="en-GB" w:bidi="hi-IN"/>
-        </w:rPr>
-        <w:t xml:space="preserve">Late </w:t>
-      </w:r>
-      <w:r>
-        <w:rPr>
-          <w:rFonts w:ascii="Roboto" w:eastAsia="Times New Roman" w:hAnsi="Roboto" w:cs="Times New Roman"/>
-          <w:b/>
-          <w:lang w:val="en-IN" w:eastAsia="en-GB" w:bidi="hi-IN"/>
-        </w:rPr>
-        <w:t>[Name as per DC H2]</w:t>
-      </w:r>
-      <w:r>
-        <w:rPr>
-          <w:rFonts w:ascii="Roboto" w:eastAsia="Times New Roman" w:hAnsi="Roboto" w:cs="Times New Roman"/>
-          <w:b/>
-          <w:lang w:val="en-IN" w:eastAsia="en-GB" w:bidi="hi-IN"/>
-        </w:rPr>
-        <w:t>,</w:t>
-      </w:r>
-      <w:r>
-        <w:rPr>
-          <w:rFonts w:ascii="Roboto" w:eastAsia="Times New Roman" w:hAnsi="Roboto" w:cs="Times New Roman"/>
-          <w:b/>
-          <w:lang w:val="en-IN" w:eastAsia="en-GB" w:bidi="hi-IN"/>
-        </w:rPr>
-        <w:t xml:space="preserve"> </w:t>
-      </w:r>
-      <w:r>
-        <w:rPr>
-          <w:rFonts w:ascii="Roboto" w:eastAsia="Times New Roman" w:hAnsi="Roboto" w:cs="Times New Roman"/>
-          <w:b/>
-          <w:lang w:val="en-IN" w:eastAsia="en-GB" w:bidi="hi-IN"/>
-        </w:rPr>
-        <w:t xml:space="preserve">Late </w:t>
-      </w:r>
-      <w:r>
-        <w:rPr>
-          <w:rFonts w:ascii="Roboto" w:eastAsia="Times New Roman" w:hAnsi="Roboto" w:cs="Times New Roman"/>
-          <w:b/>
-          <w:lang w:val="en-IN" w:eastAsia="en-GB" w:bidi="hi-IN"/>
-        </w:rPr>
-        <w:t>[Name as per DC H3]</w:t>
-      </w:r>
-      <w:r>
-        <w:rPr>
-          <w:rFonts w:ascii="Roboto" w:eastAsia="Times New Roman" w:hAnsi="Roboto" w:cs="Times New Roman"/>
-          <w:b/>
-          <w:lang w:val="en-IN" w:eastAsia="en-GB" w:bidi="hi-IN"/>
-        </w:rPr>
-        <w:t>,</w:t>
-      </w:r>
-      <w:r>
-        <w:rPr>
-          <w:rFonts w:ascii="Roboto" w:eastAsia="Times New Roman" w:hAnsi="Roboto" w:cs="Times New Roman"/>
-          <w:b/>
-          <w:lang w:val="en-IN" w:eastAsia="en-GB" w:bidi="hi-IN"/>
-        </w:rPr>
-        <w:t xml:space="preserve"> </w:t>
-      </w:r>
-      <w:r>
-        <w:rPr>
-          <w:rFonts w:ascii="Roboto" w:eastAsia="Times New Roman" w:hAnsi="Roboto" w:cs="Times New Roman"/>
-          <w:b/>
-          <w:lang w:val="en-IN" w:eastAsia="en-GB" w:bidi="hi-IN"/>
-        </w:rPr>
-        <w:t xml:space="preserve">&amp; Late </w:t>
-      </w:r>
-      <w:r>
-        <w:rPr>
-          <w:rFonts w:ascii="Roboto" w:eastAsia="Times New Roman" w:hAnsi="Roboto" w:cs="Times New Roman"/>
-          <w:b/>
-          <w:lang w:val="en-IN" w:eastAsia="en-GB" w:bidi="hi-IN"/>
-        </w:rPr>
-        <w:t>[Name as per DC H4]</w:t>
       </w:r>
       <w:r>
         <w:rPr>
@@ -477,6 +355,118 @@
           <w:color w:val="FF0000"/>
           <w:lang w:val="en-IN" w:eastAsia="en-GB" w:bidi="hi-IN"/>
         </w:rPr>
+        <w:t>[Name as per DC H1</w:t>
+      </w:r>
+      <w:r>
+        <w:rPr>
+          <w:rFonts w:ascii="Roboto" w:eastAsia="Times New Roman" w:hAnsi="Roboto" w:cs="Times New Roman"/>
+          <w:color w:val="FF0000"/>
+          <w:lang w:val="en-IN" w:eastAsia="en-GB" w:bidi="hi-IN"/>
+        </w:rPr>
+        <w:t xml:space="preserve">]; </w:t>
+      </w:r>
+      <w:r>
+        <w:rPr>
+          <w:rFonts w:ascii="Roboto" w:eastAsia="Times New Roman" w:hAnsi="Roboto" w:cs="Times New Roman"/>
+          <w:color w:val="FF0000"/>
+          <w:lang w:val="en-IN" w:eastAsia="en-GB" w:bidi="hi-IN"/>
+        </w:rPr>
+        <w:t>[Name as per DC H</w:t>
+      </w:r>
+      <w:r>
+        <w:rPr>
+          <w:rFonts w:ascii="Roboto" w:eastAsia="Times New Roman" w:hAnsi="Roboto" w:cs="Times New Roman"/>
+          <w:color w:val="FF0000"/>
+          <w:lang w:val="en-IN" w:eastAsia="en-GB" w:bidi="hi-IN"/>
+        </w:rPr>
+        <w:t>2</w:t>
+      </w:r>
+      <w:r>
+        <w:rPr>
+          <w:rFonts w:ascii="Roboto" w:eastAsia="Times New Roman" w:hAnsi="Roboto" w:cs="Times New Roman"/>
+          <w:color w:val="FF0000"/>
+          <w:lang w:val="en-IN" w:eastAsia="en-GB" w:bidi="hi-IN"/>
+        </w:rPr>
+        <w:t>]</w:t>
+      </w:r>
+      <w:r>
+        <w:rPr>
+          <w:rFonts w:ascii="Roboto" w:eastAsia="Times New Roman" w:hAnsi="Roboto" w:cs="Times New Roman"/>
+          <w:color w:val="FF0000"/>
+          <w:lang w:val="en-IN" w:eastAsia="en-GB" w:bidi="hi-IN"/>
+        </w:rPr>
+        <w:t xml:space="preserve">; </w:t>
+      </w:r>
+      <w:r>
+        <w:rPr>
+          <w:rFonts w:ascii="Roboto" w:eastAsia="Times New Roman" w:hAnsi="Roboto" w:cs="Times New Roman"/>
+          <w:color w:val="FF0000"/>
+          <w:lang w:val="en-IN" w:eastAsia="en-GB" w:bidi="hi-IN"/>
+        </w:rPr>
+        <w:t>[Name as per DC H</w:t>
+      </w:r>
+      <w:r>
+        <w:rPr>
+          <w:rFonts w:ascii="Roboto" w:eastAsia="Times New Roman" w:hAnsi="Roboto" w:cs="Times New Roman"/>
+          <w:color w:val="FF0000"/>
+          <w:lang w:val="en-IN" w:eastAsia="en-GB" w:bidi="hi-IN"/>
+        </w:rPr>
+        <w:t>3</w:t>
+      </w:r>
+      <w:r>
+        <w:rPr>
+          <w:rFonts w:ascii="Roboto" w:eastAsia="Times New Roman" w:hAnsi="Roboto" w:cs="Times New Roman"/>
+          <w:color w:val="FF0000"/>
+          <w:lang w:val="en-IN" w:eastAsia="en-GB" w:bidi="hi-IN"/>
+        </w:rPr>
+        <w:t>]</w:t>
+      </w:r>
+      <w:r>
+        <w:rPr>
+          <w:rFonts w:ascii="Roboto" w:eastAsia="Times New Roman" w:hAnsi="Roboto" w:cs="Times New Roman"/>
+          <w:color w:val="FF0000"/>
+          <w:lang w:val="en-IN" w:eastAsia="en-GB" w:bidi="hi-IN"/>
+        </w:rPr>
+        <w:t xml:space="preserve">; </w:t>
+      </w:r>
+      <w:r>
+        <w:rPr>
+          <w:rFonts w:ascii="Roboto" w:eastAsia="Times New Roman" w:hAnsi="Roboto" w:cs="Times New Roman"/>
+          <w:color w:val="FF0000"/>
+          <w:lang w:val="en-IN" w:eastAsia="en-GB" w:bidi="hi-IN"/>
+        </w:rPr>
+        <w:t>[Name as per DC H</w:t>
+      </w:r>
+      <w:r>
+        <w:rPr>
+          <w:rFonts w:ascii="Roboto" w:eastAsia="Times New Roman" w:hAnsi="Roboto" w:cs="Times New Roman"/>
+          <w:color w:val="FF0000"/>
+          <w:lang w:val="en-IN" w:eastAsia="en-GB" w:bidi="hi-IN"/>
+        </w:rPr>
+        <w:t>4</w:t>
+      </w:r>
+      <w:r>
+        <w:rPr>
+          <w:rFonts w:ascii="Roboto" w:eastAsia="Times New Roman" w:hAnsi="Roboto" w:cs="Times New Roman"/>
+          <w:color w:val="FF0000"/>
+          <w:lang w:val="en-IN" w:eastAsia="en-GB" w:bidi="hi-IN"/>
+        </w:rPr>
+        <w:t>]</w:t>
+      </w:r>
+      <w:r>
+        <w:rPr>
+          <w:rFonts w:ascii="Roboto" w:eastAsia="Times New Roman" w:hAnsi="Roboto" w:cs="Times New Roman"/>
+          <w:color w:val="FF0000"/>
+          <w:lang w:val="en-IN" w:eastAsia="en-GB" w:bidi="hi-IN"/>
+        </w:rPr>
+        <w:t xml:space="preserve">   </w:t>
+      </w:r>
+      <w:r>
+        <w:rPr>
+          <w:rFonts w:ascii="Roboto" w:eastAsia="Times New Roman" w:hAnsi="Roboto" w:cs="Times New Roman"/>
+          <w:color w:val="FF0000"/>
+          <w:lang w:val="en-IN" w:eastAsia="en-GB" w:bidi="hi-IN"/>
+        </w:rPr>
         <w:t xml:space="preserve"> </w:t>
       </w:r>
       <w:r>
@@ -501,7 +491,7 @@
         <w:rPr>
           <w:rFonts w:ascii="Arial" w:eastAsia="Times New Roman" w:hAnsi="Arial" w:cs="Arial"/>
         </w:rPr>
-        <w:t>)</w:t>
+        <w:t xml:space="preserve">) </w:t>
       </w:r>
       <w:r>
         <w:rPr>
@@ -524,7 +514,7 @@
       <w:r>
         <w:rPr>
           <w:rFonts w:ascii="Arial" w:eastAsia="Times New Roman" w:hAnsi="Arial" w:cs="Arial"/>
-          <w:b/>
+          <w:color w:val="FF0000"/>
         </w:rPr>
         <w:t>[Total Shares]</w:t>
       </w:r>
@@ -550,33 +540,13 @@
         <w:rPr>
           <w:rFonts w:ascii="Arial" w:eastAsia="Times New Roman" w:hAnsi="Arial" w:cs="Arial"/>
         </w:rPr>
-        <w:t xml:space="preserve">pertain to </w:t>
-      </w:r>
-      <w:r>
-        <w:rPr>
-          <w:rFonts w:ascii="Arial" w:eastAsia="Times New Roman" w:hAnsi="Arial" w:cs="Arial"/>
-        </w:rPr>
-        <w:t xml:space="preserve">understated </w:t>
-      </w:r>
-      <w:proofErr w:type="gramStart"/>
-      <w:r>
-        <w:rPr>
-          <w:rFonts w:ascii="Arial" w:eastAsia="Times New Roman" w:hAnsi="Arial" w:cs="Arial"/>
-        </w:rPr>
-        <w:t xml:space="preserve">company </w:t>
-      </w:r>
-      <w:r>
-        <w:rPr>
-          <w:rFonts w:ascii="Arial" w:eastAsia="Times New Roman" w:hAnsi="Arial" w:cs="Arial"/>
-        </w:rPr>
-        <w:t xml:space="preserve"> in</w:t>
-      </w:r>
-      <w:proofErr w:type="gramEnd"/>
-      <w:r>
-        <w:rPr>
-          <w:rFonts w:ascii="Arial" w:eastAsia="Times New Roman" w:hAnsi="Arial" w:cs="Arial"/>
-        </w:rPr>
-        <w:t xml:space="preserve"> </w:t>
+        <w:t xml:space="preserve">pertain to  understated company </w:t>
+      </w:r>
+      <w:r>
+        <w:rPr>
+          <w:rFonts w:ascii="Arial" w:eastAsia="Times New Roman" w:hAnsi="Arial" w:cs="Arial"/>
+        </w:rPr>
+        <w:t xml:space="preserve"> in </w:t>
       </w:r>
       <w:r>
         <w:rPr>
@@ -1118,13 +1088,13 @@
             <w:pPr>
               <w:rPr>
                 <w:rFonts w:ascii="Roboto" w:hAnsi="Roboto"/>
-                <w:b/>
+                <w:color w:val="FF0000"/>
               </w:rPr>
             </w:pPr>
             <w:r>
               <w:rPr>
                 <w:rFonts w:ascii="Roboto" w:hAnsi="Roboto"/>
-                <w:b/>
+                <w:color w:val="FF0000"/>
               </w:rPr>
               <w:t xml:space="preserve"> [Company Name]</w:t>
             </w:r>
@@ -1140,13 +1110,13 @@
               <w:jc w:val="center"/>
               <w:rPr>
                 <w:rFonts w:ascii="Roboto" w:hAnsi="Roboto"/>
-                <w:b/>
+                <w:color w:val="000000"/>
               </w:rPr>
             </w:pPr>
             <w:r>
               <w:rPr>
                 <w:rFonts w:ascii="Roboto" w:hAnsi="Roboto"/>
-                <w:b/>
+                <w:color w:val="FF0000"/>
               </w:rPr>
               <w:t>[Folio No]</w:t>
             </w:r>
@@ -1162,13 +1132,13 @@
               <w:jc w:val="center"/>
               <w:rPr>
                 <w:rFonts w:ascii="Roboto" w:hAnsi="Roboto"/>
-                <w:b/>
+                <w:color w:val="000000"/>
               </w:rPr>
             </w:pPr>
             <w:r>
               <w:rPr>
                 <w:rFonts w:ascii="Roboto" w:hAnsi="Roboto"/>
-                <w:b/>
+                <w:color w:val="FF0000"/>
               </w:rPr>
               <w:t>[NOS1]</w:t>
             </w:r>
@@ -1183,13 +1153,13 @@
             <w:pPr>
               <w:rPr>
                 <w:rFonts w:ascii="Roboto" w:hAnsi="Roboto"/>
-                <w:b/>
+                <w:color w:val="000000"/>
               </w:rPr>
             </w:pPr>
             <w:r>
               <w:rPr>
                 <w:rFonts w:ascii="Roboto" w:hAnsi="Roboto"/>
-                <w:b/>
+                <w:color w:val="FF0000"/>
               </w:rPr>
               <w:t xml:space="preserve">        [SC1]</w:t>
             </w:r>
@@ -1214,9 +1184,30 @@
             <w:r>
               <w:rPr>
                 <w:rFonts w:ascii="Roboto" w:hAnsi="Roboto"/>
-                <w:b/>
-              </w:rPr>
-              <w:t xml:space="preserve">          [DN1]</w:t>
+                <w:color w:val="FF0000"/>
+              </w:rPr>
+              <w:t xml:space="preserve">          </w:t>
+            </w:r>
+            <w:r>
+              <w:rPr>
+                <w:rFonts w:ascii="Roboto" w:hAnsi="Roboto"/>
+                <w:color w:val="FF0000"/>
+              </w:rPr>
+              <w:t>[DN</w:t>
+            </w:r>
+            <w:r>
+              <w:rPr>
+                <w:rFonts w:ascii="Roboto" w:hAnsi="Roboto"/>
+                <w:color w:val="FF0000"/>
+              </w:rPr>
+              <w:t>1</w:t>
+            </w:r>
+            <w:r>
+              <w:rPr>
+                <w:rFonts w:ascii="Roboto" w:hAnsi="Roboto"/>
+                <w:color w:val="FF0000"/>
+              </w:rPr>
+              <w:t>]</w:t>
             </w:r>
           </w:p>
         </w:tc>
@@ -1233,7 +1224,6 @@
             <w:pPr>
               <w:rPr>
                 <w:rFonts w:ascii="Arial" w:eastAsia="Times New Roman" w:hAnsi="Arial" w:cs="Arial"/>
-                <w:b/>
                 <w:sz w:val="20"/>
                 <w:szCs w:val="20"/>
               </w:rPr>
@@ -1241,7 +1231,7 @@
             <w:r>
               <w:rPr>
                 <w:rFonts w:ascii="Roboto" w:hAnsi="Roboto"/>
-                <w:b/>
+                <w:color w:val="FF0000"/>
               </w:rPr>
               <w:t xml:space="preserve"> [Company Name]</w:t>
             </w:r>
@@ -1257,7 +1247,6 @@
               <w:jc w:val="center"/>
               <w:rPr>
                 <w:rFonts w:ascii="Arial" w:eastAsia="Times New Roman" w:hAnsi="Arial" w:cs="Arial"/>
-                <w:b/>
                 <w:sz w:val="20"/>
                 <w:szCs w:val="20"/>
               </w:rPr>
@@ -1265,7 +1254,7 @@
             <w:r>
               <w:rPr>
                 <w:rFonts w:ascii="Roboto" w:hAnsi="Roboto"/>
-                <w:b/>
+                <w:color w:val="FF0000"/>
               </w:rPr>
               <w:t>[Folio No]</w:t>
             </w:r>
@@ -1279,16 +1268,27 @@
           <w:p>
             <w:pPr>
               <w:jc w:val="center"/>
-              <w:rPr>
-                <w:b/>
-              </w:rPr>
             </w:pPr>
             <w:r>
               <w:rPr>
                 <w:rFonts w:ascii="Roboto" w:hAnsi="Roboto"/>
-                <w:b/>
-              </w:rPr>
-              <w:t>[NOS2]</w:t>
+                <w:color w:val="FF0000"/>
+              </w:rPr>
+              <w:t>[NOS</w:t>
+            </w:r>
+            <w:r>
+              <w:rPr>
+                <w:rFonts w:ascii="Roboto" w:hAnsi="Roboto"/>
+                <w:color w:val="FF0000"/>
+              </w:rPr>
+              <w:t>2</w:t>
+            </w:r>
+            <w:r>
+              <w:rPr>
+                <w:rFonts w:ascii="Roboto" w:hAnsi="Roboto"/>
+                <w:color w:val="FF0000"/>
+              </w:rPr>
+              <w:t>]</w:t>
             </w:r>
           </w:p>
         </w:tc>
@@ -1301,7 +1301,6 @@
             <w:pPr>
               <w:rPr>
                 <w:rFonts w:ascii="Arial" w:eastAsia="Times New Roman" w:hAnsi="Arial" w:cs="Arial"/>
-                <w:b/>
                 <w:sz w:val="20"/>
                 <w:szCs w:val="20"/>
               </w:rPr>
@@ -1309,9 +1308,30 @@
             <w:r>
               <w:rPr>
                 <w:rFonts w:ascii="Roboto" w:hAnsi="Roboto"/>
-                <w:b/>
-              </w:rPr>
-              <w:t xml:space="preserve">        [SC2]</w:t>
+                <w:color w:val="FF0000"/>
+              </w:rPr>
+              <w:t xml:space="preserve">        </w:t>
+            </w:r>
+            <w:r>
+              <w:rPr>
+                <w:rFonts w:ascii="Roboto" w:hAnsi="Roboto"/>
+                <w:color w:val="FF0000"/>
+              </w:rPr>
+              <w:t>[SC</w:t>
+            </w:r>
+            <w:r>
+              <w:rPr>
+                <w:rFonts w:ascii="Roboto" w:hAnsi="Roboto"/>
+                <w:color w:val="FF0000"/>
+              </w:rPr>
+              <w:t>2</w:t>
+            </w:r>
+            <w:r>
+              <w:rPr>
+                <w:rFonts w:ascii="Roboto" w:hAnsi="Roboto"/>
+                <w:color w:val="FF0000"/>
+              </w:rPr>
+              <w:t>]</w:t>
             </w:r>
           </w:p>
         </w:tc>
@@ -1326,15 +1346,36 @@
               <w:ind w:right="573"/>
               <w:rPr>
                 <w:rFonts w:ascii="Roboto" w:hAnsi="Roboto"/>
-                <w:b/>
+                <w:color w:val="FF0000"/>
               </w:rPr>
             </w:pPr>
             <w:r>
               <w:rPr>
                 <w:rFonts w:ascii="Roboto" w:hAnsi="Roboto"/>
-                <w:b/>
-              </w:rPr>
-              <w:t xml:space="preserve">          [DN2]</w:t>
+                <w:color w:val="FF0000"/>
+              </w:rPr>
+              <w:t xml:space="preserve">          </w:t>
+            </w:r>
+            <w:r>
+              <w:rPr>
+                <w:rFonts w:ascii="Roboto" w:hAnsi="Roboto"/>
+                <w:color w:val="FF0000"/>
+              </w:rPr>
+              <w:t>[DN</w:t>
+            </w:r>
+            <w:r>
+              <w:rPr>
+                <w:rFonts w:ascii="Roboto" w:hAnsi="Roboto"/>
+                <w:color w:val="FF0000"/>
+              </w:rPr>
+              <w:t>2</w:t>
+            </w:r>
+            <w:r>
+              <w:rPr>
+                <w:rFonts w:ascii="Roboto" w:hAnsi="Roboto"/>
+                <w:color w:val="FF0000"/>
+              </w:rPr>
+              <w:t>]</w:t>
             </w:r>
           </w:p>
         </w:tc>
@@ -1351,7 +1392,6 @@
             <w:pPr>
               <w:rPr>
                 <w:rFonts w:ascii="Arial" w:eastAsia="Times New Roman" w:hAnsi="Arial" w:cs="Arial"/>
-                <w:b/>
                 <w:sz w:val="20"/>
                 <w:szCs w:val="20"/>
               </w:rPr>
@@ -1359,7 +1399,7 @@
             <w:r>
               <w:rPr>
                 <w:rFonts w:ascii="Roboto" w:hAnsi="Roboto"/>
-                <w:b/>
+                <w:color w:val="FF0000"/>
               </w:rPr>
               <w:t xml:space="preserve"> [Company Name]</w:t>
             </w:r>
@@ -1375,7 +1415,6 @@
               <w:jc w:val="center"/>
               <w:rPr>
                 <w:rFonts w:ascii="Arial" w:eastAsia="Times New Roman" w:hAnsi="Arial" w:cs="Arial"/>
-                <w:b/>
                 <w:sz w:val="20"/>
                 <w:szCs w:val="20"/>
               </w:rPr>
@@ -1383,7 +1422,7 @@
             <w:r>
               <w:rPr>
                 <w:rFonts w:ascii="Roboto" w:hAnsi="Roboto"/>
-                <w:b/>
+                <w:color w:val="FF0000"/>
               </w:rPr>
               <w:t>[Folio No]</w:t>
             </w:r>
@@ -1397,16 +1436,27 @@
           <w:p>
             <w:pPr>
               <w:jc w:val="center"/>
-              <w:rPr>
-                <w:b/>
-              </w:rPr>
             </w:pPr>
             <w:r>
               <w:rPr>
                 <w:rFonts w:ascii="Roboto" w:hAnsi="Roboto"/>
-                <w:b/>
-              </w:rPr>
-              <w:t>[NOS3]</w:t>
+                <w:color w:val="FF0000"/>
+              </w:rPr>
+              <w:t>[NOS</w:t>
+            </w:r>
+            <w:r>
+              <w:rPr>
+                <w:rFonts w:ascii="Roboto" w:hAnsi="Roboto"/>
+                <w:color w:val="FF0000"/>
+              </w:rPr>
+              <w:t>3</w:t>
+            </w:r>
+            <w:r>
+              <w:rPr>
+                <w:rFonts w:ascii="Roboto" w:hAnsi="Roboto"/>
+                <w:color w:val="FF0000"/>
+              </w:rPr>
+              <w:t>]</w:t>
             </w:r>
           </w:p>
         </w:tc>
@@ -1419,7 +1469,6 @@
             <w:pPr>
               <w:rPr>
                 <w:rFonts w:ascii="Arial" w:eastAsia="Times New Roman" w:hAnsi="Arial" w:cs="Arial"/>
-                <w:b/>
                 <w:sz w:val="20"/>
                 <w:szCs w:val="20"/>
               </w:rPr>
@@ -1427,7 +1476,6 @@
             <w:r>
               <w:rPr>
                 <w:rFonts w:ascii="Arial" w:eastAsia="Times New Roman" w:hAnsi="Arial" w:cs="Arial"/>
-                <w:b/>
                 <w:sz w:val="20"/>
                 <w:szCs w:val="20"/>
               </w:rPr>
@@ -1436,9 +1484,23 @@
             <w:r>
               <w:rPr>
                 <w:rFonts w:ascii="Roboto" w:hAnsi="Roboto"/>
-                <w:b/>
-              </w:rPr>
-              <w:t>[SC3]</w:t>
+                <w:color w:val="FF0000"/>
+              </w:rPr>
+              <w:t>[SC</w:t>
+            </w:r>
+            <w:r>
+              <w:rPr>
+                <w:rFonts w:ascii="Roboto" w:hAnsi="Roboto"/>
+                <w:color w:val="FF0000"/>
+              </w:rPr>
+              <w:t>3</w:t>
+            </w:r>
+            <w:r>
+              <w:rPr>
+                <w:rFonts w:ascii="Roboto" w:hAnsi="Roboto"/>
+                <w:color w:val="FF0000"/>
+              </w:rPr>
+              <w:t>]</w:t>
             </w:r>
           </w:p>
         </w:tc>
@@ -1453,15 +1515,36 @@
               <w:ind w:right="573"/>
               <w:rPr>
                 <w:rFonts w:ascii="Roboto" w:hAnsi="Roboto"/>
-                <w:b/>
+                <w:color w:val="FF0000"/>
               </w:rPr>
             </w:pPr>
             <w:r>
               <w:rPr>
                 <w:rFonts w:ascii="Roboto" w:hAnsi="Roboto"/>
-                <w:b/>
-              </w:rPr>
-              <w:t xml:space="preserve">          [DN3]</w:t>
+                <w:color w:val="FF0000"/>
+              </w:rPr>
+              <w:t xml:space="preserve">          </w:t>
+            </w:r>
+            <w:r>
+              <w:rPr>
+                <w:rFonts w:ascii="Roboto" w:hAnsi="Roboto"/>
+                <w:color w:val="FF0000"/>
+              </w:rPr>
+              <w:t>[DN</w:t>
+            </w:r>
+            <w:r>
+              <w:rPr>
+                <w:rFonts w:ascii="Roboto" w:hAnsi="Roboto"/>
+                <w:color w:val="FF0000"/>
+              </w:rPr>
+              <w:t>3</w:t>
+            </w:r>
+            <w:r>
+              <w:rPr>
+                <w:rFonts w:ascii="Roboto" w:hAnsi="Roboto"/>
+                <w:color w:val="FF0000"/>
+              </w:rPr>
+              <w:t>]</w:t>
             </w:r>
           </w:p>
         </w:tc>
@@ -1478,7 +1561,6 @@
             <w:pPr>
               <w:rPr>
                 <w:rFonts w:ascii="Arial" w:eastAsia="Times New Roman" w:hAnsi="Arial" w:cs="Arial"/>
-                <w:b/>
                 <w:sz w:val="20"/>
                 <w:szCs w:val="20"/>
               </w:rPr>
@@ -1486,7 +1568,7 @@
             <w:r>
               <w:rPr>
                 <w:rFonts w:ascii="Roboto" w:hAnsi="Roboto"/>
-                <w:b/>
+                <w:color w:val="FF0000"/>
               </w:rPr>
               <w:t xml:space="preserve"> [Company Name]</w:t>
             </w:r>
@@ -1502,7 +1584,6 @@
               <w:jc w:val="center"/>
               <w:rPr>
                 <w:rFonts w:ascii="Arial" w:eastAsia="Times New Roman" w:hAnsi="Arial" w:cs="Arial"/>
-                <w:b/>
                 <w:sz w:val="20"/>
                 <w:szCs w:val="20"/>
               </w:rPr>
@@ -1510,7 +1591,7 @@
             <w:r>
               <w:rPr>
                 <w:rFonts w:ascii="Roboto" w:hAnsi="Roboto"/>
-                <w:b/>
+                <w:color w:val="FF0000"/>
               </w:rPr>
               <w:t>[Folio No]</w:t>
             </w:r>
@@ -1524,16 +1605,27 @@
           <w:p>
             <w:pPr>
               <w:jc w:val="center"/>
-              <w:rPr>
-                <w:b/>
-              </w:rPr>
             </w:pPr>
             <w:r>
               <w:rPr>
                 <w:rFonts w:ascii="Roboto" w:hAnsi="Roboto"/>
-                <w:b/>
-              </w:rPr>
-              <w:t>[NOS4]</w:t>
+                <w:color w:val="FF0000"/>
+              </w:rPr>
+              <w:t>[NOS</w:t>
+            </w:r>
+            <w:r>
+              <w:rPr>
+                <w:rFonts w:ascii="Roboto" w:hAnsi="Roboto"/>
+                <w:color w:val="FF0000"/>
+              </w:rPr>
+              <w:t>4</w:t>
+            </w:r>
+            <w:r>
+              <w:rPr>
+                <w:rFonts w:ascii="Roboto" w:hAnsi="Roboto"/>
+                <w:color w:val="FF0000"/>
+              </w:rPr>
+              <w:t>]</w:t>
             </w:r>
           </w:p>
         </w:tc>
@@ -1546,7 +1638,6 @@
             <w:pPr>
               <w:rPr>
                 <w:rFonts w:ascii="Arial" w:eastAsia="Times New Roman" w:hAnsi="Arial" w:cs="Arial"/>
-                <w:b/>
                 <w:sz w:val="20"/>
                 <w:szCs w:val="20"/>
               </w:rPr>
@@ -1554,7 +1645,6 @@
             <w:r>
               <w:rPr>
                 <w:rFonts w:ascii="Arial" w:eastAsia="Times New Roman" w:hAnsi="Arial" w:cs="Arial"/>
-                <w:b/>
                 <w:sz w:val="20"/>
                 <w:szCs w:val="20"/>
               </w:rPr>
@@ -1563,9 +1653,23 @@
             <w:r>
               <w:rPr>
                 <w:rFonts w:ascii="Roboto" w:hAnsi="Roboto"/>
-                <w:b/>
-              </w:rPr>
-              <w:t>[SC4]</w:t>
+                <w:color w:val="FF0000"/>
+              </w:rPr>
+              <w:t>[SC</w:t>
+            </w:r>
+            <w:r>
+              <w:rPr>
+                <w:rFonts w:ascii="Roboto" w:hAnsi="Roboto"/>
+                <w:color w:val="FF0000"/>
+              </w:rPr>
+              <w:t>4</w:t>
+            </w:r>
+            <w:r>
+              <w:rPr>
+                <w:rFonts w:ascii="Roboto" w:hAnsi="Roboto"/>
+                <w:color w:val="FF0000"/>
+              </w:rPr>
+              <w:t>]</w:t>
             </w:r>
           </w:p>
         </w:tc>
@@ -1580,15 +1684,36 @@
               <w:ind w:right="573"/>
               <w:rPr>
                 <w:rFonts w:ascii="Roboto" w:hAnsi="Roboto"/>
-                <w:b/>
+                <w:color w:val="FF0000"/>
               </w:rPr>
             </w:pPr>
             <w:r>
               <w:rPr>
                 <w:rFonts w:ascii="Roboto" w:hAnsi="Roboto"/>
-                <w:b/>
-              </w:rPr>
-              <w:t xml:space="preserve">          [DN4]</w:t>
+                <w:color w:val="FF0000"/>
+              </w:rPr>
+              <w:t xml:space="preserve">          </w:t>
+            </w:r>
+            <w:r>
+              <w:rPr>
+                <w:rFonts w:ascii="Roboto" w:hAnsi="Roboto"/>
+                <w:color w:val="FF0000"/>
+              </w:rPr>
+              <w:t>[DN</w:t>
+            </w:r>
+            <w:r>
+              <w:rPr>
+                <w:rFonts w:ascii="Roboto" w:hAnsi="Roboto"/>
+                <w:color w:val="FF0000"/>
+              </w:rPr>
+              <w:t>4</w:t>
+            </w:r>
+            <w:r>
+              <w:rPr>
+                <w:rFonts w:ascii="Roboto" w:hAnsi="Roboto"/>
+                <w:color w:val="FF0000"/>
+              </w:rPr>
+              <w:t>]</w:t>
             </w:r>
           </w:p>
         </w:tc>
@@ -1605,7 +1730,6 @@
             <w:pPr>
               <w:rPr>
                 <w:rFonts w:ascii="Arial" w:eastAsia="Times New Roman" w:hAnsi="Arial" w:cs="Arial"/>
-                <w:b/>
                 <w:sz w:val="20"/>
                 <w:szCs w:val="20"/>
               </w:rPr>
@@ -1613,7 +1737,7 @@
             <w:r>
               <w:rPr>
                 <w:rFonts w:ascii="Roboto" w:hAnsi="Roboto"/>
-                <w:b/>
+                <w:color w:val="FF0000"/>
               </w:rPr>
               <w:t xml:space="preserve"> [Company Name]</w:t>
             </w:r>
@@ -1629,7 +1753,6 @@
               <w:jc w:val="center"/>
               <w:rPr>
                 <w:rFonts w:ascii="Arial" w:eastAsia="Times New Roman" w:hAnsi="Arial" w:cs="Arial"/>
-                <w:b/>
                 <w:sz w:val="20"/>
                 <w:szCs w:val="20"/>
               </w:rPr>
@@ -1637,7 +1760,7 @@
             <w:r>
               <w:rPr>
                 <w:rFonts w:ascii="Roboto" w:hAnsi="Roboto"/>
-                <w:b/>
+                <w:color w:val="FF0000"/>
               </w:rPr>
               <w:t>[Folio No]</w:t>
             </w:r>
@@ -1651,16 +1774,27 @@
           <w:p>
             <w:pPr>
               <w:jc w:val="center"/>
-              <w:rPr>
-                <w:b/>
-              </w:rPr>
             </w:pPr>
             <w:r>
               <w:rPr>
                 <w:rFonts w:ascii="Roboto" w:hAnsi="Roboto"/>
-                <w:b/>
-              </w:rPr>
-              <w:t>[NOS5]</w:t>
+                <w:color w:val="FF0000"/>
+              </w:rPr>
+              <w:t>[NOS</w:t>
+            </w:r>
+            <w:r>
+              <w:rPr>
+                <w:rFonts w:ascii="Roboto" w:hAnsi="Roboto"/>
+                <w:color w:val="FF0000"/>
+              </w:rPr>
+              <w:t>5</w:t>
+            </w:r>
+            <w:r>
+              <w:rPr>
+                <w:rFonts w:ascii="Roboto" w:hAnsi="Roboto"/>
+                <w:color w:val="FF0000"/>
+              </w:rPr>
+              <w:t>]</w:t>
             </w:r>
           </w:p>
         </w:tc>
@@ -1673,7 +1807,6 @@
             <w:pPr>
               <w:rPr>
                 <w:rFonts w:ascii="Arial" w:eastAsia="Times New Roman" w:hAnsi="Arial" w:cs="Arial"/>
-                <w:b/>
                 <w:sz w:val="20"/>
                 <w:szCs w:val="20"/>
               </w:rPr>
@@ -1681,7 +1814,6 @@
             <w:r>
               <w:rPr>
                 <w:rFonts w:ascii="Arial" w:eastAsia="Times New Roman" w:hAnsi="Arial" w:cs="Arial"/>
-                <w:b/>
                 <w:sz w:val="20"/>
                 <w:szCs w:val="20"/>
               </w:rPr>
@@ -1690,9 +1822,23 @@
             <w:r>
               <w:rPr>
                 <w:rFonts w:ascii="Roboto" w:hAnsi="Roboto"/>
-                <w:b/>
-              </w:rPr>
-              <w:t>[SC5]</w:t>
+                <w:color w:val="FF0000"/>
+              </w:rPr>
+              <w:t>[SC</w:t>
+            </w:r>
+            <w:r>
+              <w:rPr>
+                <w:rFonts w:ascii="Roboto" w:hAnsi="Roboto"/>
+                <w:color w:val="FF0000"/>
+              </w:rPr>
+              <w:t>5</w:t>
+            </w:r>
+            <w:r>
+              <w:rPr>
+                <w:rFonts w:ascii="Roboto" w:hAnsi="Roboto"/>
+                <w:color w:val="FF0000"/>
+              </w:rPr>
+              <w:t>]</w:t>
             </w:r>
           </w:p>
         </w:tc>
@@ -1707,854 +1853,34 @@
               <w:ind w:right="573"/>
               <w:rPr>
                 <w:rFonts w:ascii="Roboto" w:hAnsi="Roboto"/>
-                <w:b/>
+                <w:color w:val="FF0000"/>
               </w:rPr>
             </w:pPr>
             <w:r>
               <w:rPr>
                 <w:rFonts w:ascii="Roboto" w:hAnsi="Roboto"/>
-                <w:b/>
-              </w:rPr>
-              <w:t xml:space="preserve">          [DN5]</w:t>
-            </w:r>
-          </w:p>
-        </w:tc>
-      </w:tr>
-      <w:tr>
-        <w:trPr>
-          <w:trHeight w:val="306"/>
-        </w:trPr>
-        <w:tc>
-          <w:tcPr>
-            <w:tcW w:w="2128" w:type="dxa"/>
-          </w:tcPr>
-          <w:p>
-            <w:pPr>
-              <w:rPr>
-                <w:rFonts w:ascii="Roboto" w:hAnsi="Roboto"/>
-                <w:b/>
-              </w:rPr>
-            </w:pPr>
-            <w:r>
-              <w:rPr>
-                <w:rFonts w:ascii="Roboto" w:hAnsi="Roboto"/>
-                <w:b/>
-              </w:rPr>
-              <w:t xml:space="preserve"> [Company Name]</w:t>
-            </w:r>
-          </w:p>
-        </w:tc>
-        <w:tc>
-          <w:tcPr>
-            <w:tcW w:w="1842" w:type="dxa"/>
-            <w:shd w:val="clear" w:color="auto" w:fill="auto"/>
-          </w:tcPr>
-          <w:p>
-            <w:pPr>
-              <w:jc w:val="center"/>
-              <w:rPr>
-                <w:rFonts w:ascii="Roboto" w:hAnsi="Roboto"/>
-                <w:b/>
-              </w:rPr>
-            </w:pPr>
-            <w:r>
-              <w:rPr>
-                <w:rFonts w:ascii="Roboto" w:hAnsi="Roboto"/>
-                <w:b/>
-              </w:rPr>
-              <w:t>[Folio No]</w:t>
-            </w:r>
-          </w:p>
-        </w:tc>
-        <w:tc>
-          <w:tcPr>
-            <w:tcW w:w="1134" w:type="dxa"/>
-            <w:shd w:val="clear" w:color="auto" w:fill="auto"/>
-          </w:tcPr>
-          <w:p>
-            <w:pPr>
-              <w:jc w:val="center"/>
-              <w:rPr>
-                <w:b/>
-              </w:rPr>
-            </w:pPr>
-            <w:r>
-              <w:rPr>
-                <w:rFonts w:ascii="Roboto" w:hAnsi="Roboto"/>
-                <w:b/>
-              </w:rPr>
-              <w:t>[NOS</w:t>
-            </w:r>
-            <w:r>
-              <w:rPr>
-                <w:rFonts w:ascii="Roboto" w:hAnsi="Roboto"/>
-                <w:b/>
-              </w:rPr>
-              <w:t>6</w:t>
-            </w:r>
-            <w:r>
-              <w:rPr>
-                <w:rFonts w:ascii="Roboto" w:hAnsi="Roboto"/>
-                <w:b/>
-              </w:rPr>
-              <w:t>]</w:t>
-            </w:r>
-          </w:p>
-        </w:tc>
-        <w:tc>
-          <w:tcPr>
-            <w:tcW w:w="1843" w:type="dxa"/>
-            <w:shd w:val="clear" w:color="auto" w:fill="auto"/>
-          </w:tcPr>
-          <w:p>
-            <w:pPr>
-              <w:rPr>
-                <w:rFonts w:ascii="Arial" w:eastAsia="Times New Roman" w:hAnsi="Arial" w:cs="Arial"/>
-                <w:b/>
-                <w:sz w:val="20"/>
-                <w:szCs w:val="20"/>
-              </w:rPr>
-            </w:pPr>
-            <w:r>
-              <w:rPr>
-                <w:rFonts w:ascii="Arial" w:eastAsia="Times New Roman" w:hAnsi="Arial" w:cs="Arial"/>
-                <w:b/>
-                <w:sz w:val="20"/>
-                <w:szCs w:val="20"/>
-              </w:rPr>
-              <w:t xml:space="preserve">        </w:t>
-            </w:r>
-            <w:r>
-              <w:rPr>
-                <w:rFonts w:ascii="Roboto" w:hAnsi="Roboto"/>
-                <w:b/>
-              </w:rPr>
-              <w:t>[SC</w:t>
-            </w:r>
-            <w:r>
-              <w:rPr>
-                <w:rFonts w:ascii="Roboto" w:hAnsi="Roboto"/>
-                <w:b/>
-              </w:rPr>
-              <w:t>6</w:t>
-            </w:r>
-            <w:r>
-              <w:rPr>
-                <w:rFonts w:ascii="Roboto" w:hAnsi="Roboto"/>
-                <w:b/>
-              </w:rPr>
-              <w:t>]</w:t>
-            </w:r>
-          </w:p>
-        </w:tc>
-        <w:tc>
-          <w:tcPr>
-            <w:tcW w:w="2693" w:type="dxa"/>
-            <w:gridSpan w:val="2"/>
-            <w:shd w:val="clear" w:color="auto" w:fill="auto"/>
-          </w:tcPr>
-          <w:p>
-            <w:pPr>
-              <w:ind w:right="573"/>
-              <w:rPr>
-                <w:rFonts w:ascii="Roboto" w:hAnsi="Roboto"/>
-                <w:b/>
-              </w:rPr>
-            </w:pPr>
-            <w:r>
-              <w:rPr>
-                <w:rFonts w:ascii="Roboto" w:hAnsi="Roboto"/>
-                <w:b/>
-              </w:rPr>
-              <w:t xml:space="preserve">          [DN</w:t>
-            </w:r>
-            <w:r>
-              <w:rPr>
-                <w:rFonts w:ascii="Roboto" w:hAnsi="Roboto"/>
-                <w:b/>
-              </w:rPr>
-              <w:t>6</w:t>
-            </w:r>
-            <w:r>
-              <w:rPr>
-                <w:rFonts w:ascii="Roboto" w:hAnsi="Roboto"/>
-                <w:b/>
-              </w:rPr>
-              <w:t>]</w:t>
-            </w:r>
-          </w:p>
-        </w:tc>
-      </w:tr>
-      <w:tr>
-        <w:trPr>
-          <w:trHeight w:val="306"/>
-        </w:trPr>
-        <w:tc>
-          <w:tcPr>
-            <w:tcW w:w="2128" w:type="dxa"/>
-          </w:tcPr>
-          <w:p>
-            <w:pPr>
-              <w:rPr>
-                <w:rFonts w:ascii="Arial" w:eastAsia="Times New Roman" w:hAnsi="Arial" w:cs="Arial"/>
-                <w:b/>
-                <w:sz w:val="20"/>
-                <w:szCs w:val="20"/>
-              </w:rPr>
-            </w:pPr>
-            <w:r>
-              <w:rPr>
-                <w:rFonts w:ascii="Roboto" w:hAnsi="Roboto"/>
-                <w:b/>
-              </w:rPr>
-              <w:t xml:space="preserve"> [Company Name]</w:t>
-            </w:r>
-          </w:p>
-        </w:tc>
-        <w:tc>
-          <w:tcPr>
-            <w:tcW w:w="1842" w:type="dxa"/>
-            <w:shd w:val="clear" w:color="auto" w:fill="auto"/>
-          </w:tcPr>
-          <w:p>
-            <w:pPr>
-              <w:jc w:val="center"/>
-              <w:rPr>
-                <w:rFonts w:ascii="Arial" w:eastAsia="Times New Roman" w:hAnsi="Arial" w:cs="Arial"/>
-                <w:b/>
-                <w:sz w:val="20"/>
-                <w:szCs w:val="20"/>
-              </w:rPr>
-            </w:pPr>
-            <w:r>
-              <w:rPr>
-                <w:rFonts w:ascii="Roboto" w:hAnsi="Roboto"/>
-                <w:b/>
-              </w:rPr>
-              <w:t>[Folio No]</w:t>
-            </w:r>
-          </w:p>
-        </w:tc>
-        <w:tc>
-          <w:tcPr>
-            <w:tcW w:w="1134" w:type="dxa"/>
-            <w:shd w:val="clear" w:color="auto" w:fill="auto"/>
-          </w:tcPr>
-          <w:p>
-            <w:pPr>
-              <w:jc w:val="center"/>
-              <w:rPr>
-                <w:b/>
-              </w:rPr>
-            </w:pPr>
-            <w:r>
-              <w:rPr>
-                <w:rFonts w:ascii="Roboto" w:hAnsi="Roboto"/>
-                <w:b/>
-              </w:rPr>
-              <w:t>[NOS</w:t>
-            </w:r>
-            <w:r>
-              <w:rPr>
-                <w:rFonts w:ascii="Roboto" w:hAnsi="Roboto"/>
-                <w:b/>
-              </w:rPr>
-              <w:t>7</w:t>
-            </w:r>
-            <w:r>
-              <w:rPr>
-                <w:rFonts w:ascii="Roboto" w:hAnsi="Roboto"/>
-                <w:b/>
-              </w:rPr>
-              <w:t>]</w:t>
-            </w:r>
-          </w:p>
-        </w:tc>
-        <w:tc>
-          <w:tcPr>
-            <w:tcW w:w="1843" w:type="dxa"/>
-            <w:shd w:val="clear" w:color="auto" w:fill="auto"/>
-          </w:tcPr>
-          <w:p>
-            <w:pPr>
-              <w:rPr>
-                <w:rFonts w:ascii="Arial" w:eastAsia="Times New Roman" w:hAnsi="Arial" w:cs="Arial"/>
-                <w:b/>
-                <w:sz w:val="20"/>
-                <w:szCs w:val="20"/>
-              </w:rPr>
-            </w:pPr>
-            <w:r>
-              <w:rPr>
-                <w:rFonts w:ascii="Arial" w:eastAsia="Times New Roman" w:hAnsi="Arial" w:cs="Arial"/>
-                <w:b/>
-                <w:sz w:val="20"/>
-                <w:szCs w:val="20"/>
-              </w:rPr>
-              <w:t xml:space="preserve">        </w:t>
-            </w:r>
-            <w:r>
-              <w:rPr>
-                <w:rFonts w:ascii="Roboto" w:hAnsi="Roboto"/>
-                <w:b/>
-              </w:rPr>
-              <w:t>[SC</w:t>
-            </w:r>
-            <w:r>
-              <w:rPr>
-                <w:rFonts w:ascii="Roboto" w:hAnsi="Roboto"/>
-                <w:b/>
-              </w:rPr>
-              <w:t>7</w:t>
-            </w:r>
-            <w:r>
-              <w:rPr>
-                <w:rFonts w:ascii="Roboto" w:hAnsi="Roboto"/>
-                <w:b/>
-              </w:rPr>
-              <w:t>]</w:t>
-            </w:r>
-          </w:p>
-        </w:tc>
-        <w:tc>
-          <w:tcPr>
-            <w:tcW w:w="2693" w:type="dxa"/>
-            <w:gridSpan w:val="2"/>
-            <w:shd w:val="clear" w:color="auto" w:fill="auto"/>
-          </w:tcPr>
-          <w:p>
-            <w:pPr>
-              <w:ind w:right="573"/>
-              <w:rPr>
-                <w:rFonts w:ascii="Roboto" w:hAnsi="Roboto"/>
-                <w:b/>
-              </w:rPr>
-            </w:pPr>
-            <w:r>
-              <w:rPr>
-                <w:rFonts w:ascii="Roboto" w:hAnsi="Roboto"/>
-                <w:b/>
-              </w:rPr>
-              <w:t xml:space="preserve">          [DN</w:t>
-            </w:r>
-            <w:r>
-              <w:rPr>
-                <w:rFonts w:ascii="Roboto" w:hAnsi="Roboto"/>
-                <w:b/>
-              </w:rPr>
-              <w:t>7</w:t>
-            </w:r>
-            <w:r>
-              <w:rPr>
-                <w:rFonts w:ascii="Roboto" w:hAnsi="Roboto"/>
-                <w:b/>
-              </w:rPr>
-              <w:t>]</w:t>
-            </w:r>
-          </w:p>
-        </w:tc>
-      </w:tr>
-      <w:tr>
-        <w:trPr>
-          <w:trHeight w:val="306"/>
-        </w:trPr>
-        <w:tc>
-          <w:tcPr>
-            <w:tcW w:w="2128" w:type="dxa"/>
-          </w:tcPr>
-          <w:p>
-            <w:pPr>
-              <w:rPr>
-                <w:rFonts w:ascii="Arial" w:eastAsia="Times New Roman" w:hAnsi="Arial" w:cs="Arial"/>
-                <w:b/>
-                <w:sz w:val="20"/>
-                <w:szCs w:val="20"/>
-              </w:rPr>
-            </w:pPr>
-            <w:r>
-              <w:rPr>
-                <w:rFonts w:ascii="Roboto" w:hAnsi="Roboto"/>
-                <w:b/>
-              </w:rPr>
-              <w:t xml:space="preserve"> [Company Name]</w:t>
-            </w:r>
-          </w:p>
-        </w:tc>
-        <w:tc>
-          <w:tcPr>
-            <w:tcW w:w="1842" w:type="dxa"/>
-            <w:shd w:val="clear" w:color="auto" w:fill="auto"/>
-          </w:tcPr>
-          <w:p>
-            <w:pPr>
-              <w:jc w:val="center"/>
-              <w:rPr>
-                <w:rFonts w:ascii="Arial" w:eastAsia="Times New Roman" w:hAnsi="Arial" w:cs="Arial"/>
-                <w:b/>
-                <w:sz w:val="20"/>
-                <w:szCs w:val="20"/>
-              </w:rPr>
-            </w:pPr>
-            <w:r>
-              <w:rPr>
-                <w:rFonts w:ascii="Roboto" w:hAnsi="Roboto"/>
-                <w:b/>
-              </w:rPr>
-              <w:t>[Folio No]</w:t>
-            </w:r>
-          </w:p>
-        </w:tc>
-        <w:tc>
-          <w:tcPr>
-            <w:tcW w:w="1134" w:type="dxa"/>
-            <w:shd w:val="clear" w:color="auto" w:fill="auto"/>
-          </w:tcPr>
-          <w:p>
-            <w:pPr>
-              <w:jc w:val="center"/>
-              <w:rPr>
-                <w:b/>
-              </w:rPr>
-            </w:pPr>
-            <w:r>
-              <w:rPr>
-                <w:rFonts w:ascii="Roboto" w:hAnsi="Roboto"/>
-                <w:b/>
-              </w:rPr>
-              <w:t>[NOS</w:t>
-            </w:r>
-            <w:r>
-              <w:rPr>
-                <w:rFonts w:ascii="Roboto" w:hAnsi="Roboto"/>
-                <w:b/>
-              </w:rPr>
-              <w:t>8</w:t>
-            </w:r>
-            <w:r>
-              <w:rPr>
-                <w:rFonts w:ascii="Roboto" w:hAnsi="Roboto"/>
-                <w:b/>
-              </w:rPr>
-              <w:t>]</w:t>
-            </w:r>
-          </w:p>
-        </w:tc>
-        <w:tc>
-          <w:tcPr>
-            <w:tcW w:w="1843" w:type="dxa"/>
-            <w:shd w:val="clear" w:color="auto" w:fill="auto"/>
-          </w:tcPr>
-          <w:p>
-            <w:pPr>
-              <w:rPr>
-                <w:rFonts w:ascii="Arial" w:eastAsia="Times New Roman" w:hAnsi="Arial" w:cs="Arial"/>
-                <w:b/>
-                <w:sz w:val="20"/>
-                <w:szCs w:val="20"/>
-              </w:rPr>
-            </w:pPr>
-            <w:r>
-              <w:rPr>
-                <w:rFonts w:ascii="Arial" w:eastAsia="Times New Roman" w:hAnsi="Arial" w:cs="Arial"/>
-                <w:b/>
-                <w:sz w:val="20"/>
-                <w:szCs w:val="20"/>
-              </w:rPr>
-              <w:t xml:space="preserve">        </w:t>
-            </w:r>
-            <w:r>
-              <w:rPr>
-                <w:rFonts w:ascii="Roboto" w:hAnsi="Roboto"/>
-                <w:b/>
-              </w:rPr>
-              <w:t>[SC</w:t>
-            </w:r>
-            <w:r>
-              <w:rPr>
-                <w:rFonts w:ascii="Roboto" w:hAnsi="Roboto"/>
-                <w:b/>
-              </w:rPr>
-              <w:t>8</w:t>
-            </w:r>
-            <w:r>
-              <w:rPr>
-                <w:rFonts w:ascii="Roboto" w:hAnsi="Roboto"/>
-                <w:b/>
-              </w:rPr>
-              <w:t>]</w:t>
-            </w:r>
-          </w:p>
-        </w:tc>
-        <w:tc>
-          <w:tcPr>
-            <w:tcW w:w="2693" w:type="dxa"/>
-            <w:gridSpan w:val="2"/>
-            <w:shd w:val="clear" w:color="auto" w:fill="auto"/>
-          </w:tcPr>
-          <w:p>
-            <w:pPr>
-              <w:ind w:right="573"/>
-              <w:rPr>
-                <w:rFonts w:ascii="Roboto" w:hAnsi="Roboto"/>
-                <w:b/>
-              </w:rPr>
-            </w:pPr>
-            <w:r>
-              <w:rPr>
-                <w:rFonts w:ascii="Roboto" w:hAnsi="Roboto"/>
-                <w:b/>
-              </w:rPr>
-              <w:t xml:space="preserve">          [DN</w:t>
-            </w:r>
-            <w:r>
-              <w:rPr>
-                <w:rFonts w:ascii="Roboto" w:hAnsi="Roboto"/>
-                <w:b/>
-              </w:rPr>
-              <w:t>8</w:t>
-            </w:r>
-            <w:r>
-              <w:rPr>
-                <w:rFonts w:ascii="Roboto" w:hAnsi="Roboto"/>
-                <w:b/>
-              </w:rPr>
-              <w:t>]</w:t>
-            </w:r>
-          </w:p>
-        </w:tc>
-      </w:tr>
-      <w:tr>
-        <w:trPr>
-          <w:trHeight w:val="306"/>
-        </w:trPr>
-        <w:tc>
-          <w:tcPr>
-            <w:tcW w:w="2128" w:type="dxa"/>
-          </w:tcPr>
-          <w:p>
-            <w:pPr>
-              <w:rPr>
-                <w:rFonts w:ascii="Arial" w:eastAsia="Times New Roman" w:hAnsi="Arial" w:cs="Arial"/>
-                <w:b/>
-                <w:sz w:val="20"/>
-                <w:szCs w:val="20"/>
-              </w:rPr>
-            </w:pPr>
-            <w:r>
-              <w:rPr>
-                <w:rFonts w:ascii="Roboto" w:hAnsi="Roboto"/>
-                <w:b/>
-              </w:rPr>
-              <w:t xml:space="preserve"> [Company Name]</w:t>
-            </w:r>
-          </w:p>
-        </w:tc>
-        <w:tc>
-          <w:tcPr>
-            <w:tcW w:w="1842" w:type="dxa"/>
-            <w:shd w:val="clear" w:color="auto" w:fill="auto"/>
-          </w:tcPr>
-          <w:p>
-            <w:pPr>
-              <w:jc w:val="center"/>
-              <w:rPr>
-                <w:rFonts w:ascii="Arial" w:eastAsia="Times New Roman" w:hAnsi="Arial" w:cs="Arial"/>
-                <w:b/>
-                <w:sz w:val="20"/>
-                <w:szCs w:val="20"/>
-              </w:rPr>
-            </w:pPr>
-            <w:r>
-              <w:rPr>
-                <w:rFonts w:ascii="Roboto" w:hAnsi="Roboto"/>
-                <w:b/>
-              </w:rPr>
-              <w:t>[Folio No]</w:t>
-            </w:r>
-          </w:p>
-        </w:tc>
-        <w:tc>
-          <w:tcPr>
-            <w:tcW w:w="1134" w:type="dxa"/>
-            <w:shd w:val="clear" w:color="auto" w:fill="auto"/>
-          </w:tcPr>
-          <w:p>
-            <w:pPr>
-              <w:jc w:val="center"/>
-              <w:rPr>
-                <w:b/>
-              </w:rPr>
-            </w:pPr>
-            <w:r>
-              <w:rPr>
-                <w:rFonts w:ascii="Roboto" w:hAnsi="Roboto"/>
-                <w:b/>
-              </w:rPr>
-              <w:t>[NOS</w:t>
-            </w:r>
-            <w:r>
-              <w:rPr>
-                <w:rFonts w:ascii="Roboto" w:hAnsi="Roboto"/>
-                <w:b/>
-              </w:rPr>
-              <w:t>9</w:t>
-            </w:r>
-            <w:r>
-              <w:rPr>
-                <w:rFonts w:ascii="Roboto" w:hAnsi="Roboto"/>
-                <w:b/>
-              </w:rPr>
-              <w:t>]</w:t>
-            </w:r>
-          </w:p>
-        </w:tc>
-        <w:tc>
-          <w:tcPr>
-            <w:tcW w:w="1843" w:type="dxa"/>
-            <w:shd w:val="clear" w:color="auto" w:fill="auto"/>
-          </w:tcPr>
-          <w:p>
-            <w:pPr>
-              <w:rPr>
-                <w:rFonts w:ascii="Arial" w:eastAsia="Times New Roman" w:hAnsi="Arial" w:cs="Arial"/>
-                <w:b/>
-                <w:sz w:val="20"/>
-                <w:szCs w:val="20"/>
-              </w:rPr>
-            </w:pPr>
-            <w:r>
-              <w:rPr>
-                <w:rFonts w:ascii="Arial" w:eastAsia="Times New Roman" w:hAnsi="Arial" w:cs="Arial"/>
-                <w:b/>
-                <w:sz w:val="20"/>
-                <w:szCs w:val="20"/>
-              </w:rPr>
-              <w:t xml:space="preserve">        </w:t>
-            </w:r>
-            <w:r>
-              <w:rPr>
-                <w:rFonts w:ascii="Roboto" w:hAnsi="Roboto"/>
-                <w:b/>
-              </w:rPr>
-              <w:t>[SC</w:t>
-            </w:r>
-            <w:r>
-              <w:rPr>
-                <w:rFonts w:ascii="Roboto" w:hAnsi="Roboto"/>
-                <w:b/>
-              </w:rPr>
-              <w:t>9</w:t>
-            </w:r>
-            <w:r>
-              <w:rPr>
-                <w:rFonts w:ascii="Roboto" w:hAnsi="Roboto"/>
-                <w:b/>
-              </w:rPr>
-              <w:t>]</w:t>
-            </w:r>
-          </w:p>
-        </w:tc>
-        <w:tc>
-          <w:tcPr>
-            <w:tcW w:w="2693" w:type="dxa"/>
-            <w:gridSpan w:val="2"/>
-            <w:shd w:val="clear" w:color="auto" w:fill="auto"/>
-          </w:tcPr>
-          <w:p>
-            <w:pPr>
-              <w:ind w:right="573"/>
-              <w:rPr>
-                <w:rFonts w:ascii="Roboto" w:hAnsi="Roboto"/>
-                <w:b/>
-              </w:rPr>
-            </w:pPr>
-            <w:r>
-              <w:rPr>
-                <w:rFonts w:ascii="Roboto" w:hAnsi="Roboto"/>
-                <w:b/>
-              </w:rPr>
-              <w:t xml:space="preserve">          [DN</w:t>
-            </w:r>
-            <w:r>
-              <w:rPr>
-                <w:rFonts w:ascii="Roboto" w:hAnsi="Roboto"/>
-                <w:b/>
-              </w:rPr>
-              <w:t>9</w:t>
-            </w:r>
-            <w:r>
-              <w:rPr>
-                <w:rFonts w:ascii="Roboto" w:hAnsi="Roboto"/>
-                <w:b/>
-              </w:rPr>
-              <w:t>]</w:t>
-            </w:r>
-          </w:p>
-        </w:tc>
-      </w:tr>
-      <w:tr>
-        <w:trPr>
-          <w:trHeight w:val="306"/>
-        </w:trPr>
-        <w:tc>
-          <w:tcPr>
-            <w:tcW w:w="2128" w:type="dxa"/>
-          </w:tcPr>
-          <w:p>
-            <w:pPr>
-              <w:rPr>
-                <w:rFonts w:ascii="Arial" w:eastAsia="Times New Roman" w:hAnsi="Arial" w:cs="Arial"/>
-                <w:b/>
-                <w:sz w:val="20"/>
-                <w:szCs w:val="20"/>
-              </w:rPr>
-            </w:pPr>
-            <w:r>
-              <w:rPr>
-                <w:rFonts w:ascii="Roboto" w:hAnsi="Roboto"/>
-                <w:b/>
-              </w:rPr>
-              <w:t xml:space="preserve"> [Company Name]</w:t>
-            </w:r>
-          </w:p>
-        </w:tc>
-        <w:tc>
-          <w:tcPr>
-            <w:tcW w:w="1842" w:type="dxa"/>
-            <w:shd w:val="clear" w:color="auto" w:fill="auto"/>
-          </w:tcPr>
-          <w:p>
-            <w:pPr>
-              <w:jc w:val="center"/>
-              <w:rPr>
-                <w:rFonts w:ascii="Arial" w:eastAsia="Times New Roman" w:hAnsi="Arial" w:cs="Arial"/>
-                <w:b/>
-                <w:sz w:val="20"/>
-                <w:szCs w:val="20"/>
-              </w:rPr>
-            </w:pPr>
-            <w:r>
-              <w:rPr>
-                <w:rFonts w:ascii="Roboto" w:hAnsi="Roboto"/>
-                <w:b/>
-              </w:rPr>
-              <w:t>[Folio No]</w:t>
-            </w:r>
-          </w:p>
-        </w:tc>
-        <w:tc>
-          <w:tcPr>
-            <w:tcW w:w="1134" w:type="dxa"/>
-            <w:shd w:val="clear" w:color="auto" w:fill="auto"/>
-          </w:tcPr>
-          <w:p>
-            <w:pPr>
-              <w:jc w:val="center"/>
-              <w:rPr>
-                <w:b/>
-              </w:rPr>
-            </w:pPr>
-            <w:r>
-              <w:rPr>
-                <w:rFonts w:ascii="Roboto" w:hAnsi="Roboto"/>
-                <w:b/>
-              </w:rPr>
-              <w:t>[NOS</w:t>
-            </w:r>
-            <w:r>
-              <w:rPr>
-                <w:rFonts w:ascii="Roboto" w:hAnsi="Roboto"/>
-                <w:b/>
-              </w:rPr>
-              <w:t>10</w:t>
-            </w:r>
-            <w:r>
-              <w:rPr>
-                <w:rFonts w:ascii="Roboto" w:hAnsi="Roboto"/>
-                <w:b/>
-              </w:rPr>
-              <w:t>]</w:t>
-            </w:r>
-          </w:p>
-        </w:tc>
-        <w:tc>
-          <w:tcPr>
-            <w:tcW w:w="1843" w:type="dxa"/>
-            <w:shd w:val="clear" w:color="auto" w:fill="auto"/>
-          </w:tcPr>
-          <w:p>
-            <w:pPr>
-              <w:rPr>
-                <w:rFonts w:ascii="Arial" w:eastAsia="Times New Roman" w:hAnsi="Arial" w:cs="Arial"/>
-                <w:b/>
-                <w:sz w:val="20"/>
-                <w:szCs w:val="20"/>
-              </w:rPr>
-            </w:pPr>
-            <w:r>
-              <w:rPr>
-                <w:rFonts w:ascii="Arial" w:eastAsia="Times New Roman" w:hAnsi="Arial" w:cs="Arial"/>
-                <w:b/>
-                <w:sz w:val="20"/>
-                <w:szCs w:val="20"/>
-              </w:rPr>
-              <w:t xml:space="preserve">        </w:t>
-            </w:r>
-            <w:r>
-              <w:rPr>
-                <w:rFonts w:ascii="Roboto" w:hAnsi="Roboto"/>
-                <w:b/>
-              </w:rPr>
-              <w:t>[SC</w:t>
-            </w:r>
-            <w:r>
-              <w:rPr>
-                <w:rFonts w:ascii="Roboto" w:hAnsi="Roboto"/>
-                <w:b/>
-              </w:rPr>
-              <w:t>10</w:t>
-            </w:r>
-            <w:r>
-              <w:rPr>
-                <w:rFonts w:ascii="Roboto" w:hAnsi="Roboto"/>
-                <w:b/>
-              </w:rPr>
-              <w:t>]</w:t>
-            </w:r>
-          </w:p>
-        </w:tc>
-        <w:tc>
-          <w:tcPr>
-            <w:tcW w:w="2693" w:type="dxa"/>
-            <w:gridSpan w:val="2"/>
-            <w:shd w:val="clear" w:color="auto" w:fill="auto"/>
-          </w:tcPr>
-          <w:p>
-            <w:pPr>
-              <w:ind w:right="573"/>
-              <w:rPr>
-                <w:rFonts w:ascii="Roboto" w:hAnsi="Roboto"/>
-                <w:b/>
-              </w:rPr>
-            </w:pPr>
-            <w:r>
-              <w:rPr>
-                <w:rFonts w:ascii="Roboto" w:hAnsi="Roboto"/>
-                <w:b/>
-              </w:rPr>
-              <w:t xml:space="preserve">          [DN</w:t>
-            </w:r>
-            <w:r>
-              <w:rPr>
-                <w:rFonts w:ascii="Roboto" w:hAnsi="Roboto"/>
-                <w:b/>
-              </w:rPr>
-              <w:t>10</w:t>
-            </w:r>
-            <w:r>
-              <w:rPr>
-                <w:rFonts w:ascii="Roboto" w:hAnsi="Roboto"/>
-                <w:b/>
+                <w:color w:val="FF0000"/>
+              </w:rPr>
+              <w:t xml:space="preserve">          </w:t>
+            </w:r>
+            <w:r>
+              <w:rPr>
+                <w:rFonts w:ascii="Roboto" w:hAnsi="Roboto"/>
+                <w:color w:val="FF0000"/>
+              </w:rPr>
+              <w:t>[DN</w:t>
+            </w:r>
+            <w:r>
+              <w:rPr>
+                <w:rFonts w:ascii="Roboto" w:hAnsi="Roboto"/>
+                <w:color w:val="FF0000"/>
+              </w:rPr>
+              <w:t>5</w:t>
+            </w:r>
+            <w:r>
+              <w:rPr>
+                <w:rFonts w:ascii="Roboto" w:hAnsi="Roboto"/>
+                <w:color w:val="FF0000"/>
               </w:rPr>
               <w:t>]</w:t>
             </w:r>
@@ -2603,18 +1929,10 @@
       <w:r>
         <w:rPr>
           <w:rFonts w:ascii="Roboto" w:eastAsia="Times New Roman" w:hAnsi="Roboto" w:cs="Times New Roman"/>
-          <w:b/>
-          <w:lang w:val="en-IN" w:eastAsia="en-GB" w:bidi="hi-IN"/>
-        </w:rPr>
-        <w:t>[Name as per Aadhar C1]</w:t>
-      </w:r>
-      <w:r>
-        <w:rPr>
-          <w:rFonts w:ascii="Roboto" w:eastAsia="Times New Roman" w:hAnsi="Roboto" w:cs="Times New Roman"/>
           <w:color w:val="FF0000"/>
           <w:lang w:val="en-IN" w:eastAsia="en-GB" w:bidi="hi-IN"/>
         </w:rPr>
-        <w:t xml:space="preserve"> </w:t>
+        <w:t xml:space="preserve">[Name as per Aadhar C1] </w:t>
       </w:r>
       <w:r>
         <w:rPr>
@@ -2713,18 +2031,10 @@
       <w:r>
         <w:rPr>
           <w:rFonts w:ascii="Roboto" w:eastAsia="Times New Roman" w:hAnsi="Roboto" w:cs="Times New Roman"/>
-          <w:b/>
-          <w:lang w:val="en-IN" w:eastAsia="en-GB" w:bidi="hi-IN"/>
-        </w:rPr>
-        <w:t>[Name as per Aadhar C1]</w:t>
-      </w:r>
-      <w:r>
-        <w:rPr>
-          <w:rFonts w:ascii="Roboto" w:eastAsia="Times New Roman" w:hAnsi="Roboto" w:cs="Times New Roman"/>
           <w:color w:val="FF0000"/>
           <w:lang w:val="en-IN" w:eastAsia="en-GB" w:bidi="hi-IN"/>
         </w:rPr>
-        <w:t xml:space="preserve"> </w:t>
+        <w:t xml:space="preserve">[Name as per Aadhar C1] </w:t>
       </w:r>
       <w:r>
         <w:rPr>
@@ -2779,41 +2089,33 @@
       <w:r>
         <w:rPr>
           <w:rFonts w:ascii="Roboto" w:eastAsia="Times New Roman" w:hAnsi="Roboto" w:cs="Times New Roman"/>
-          <w:b/>
-          <w:lang w:val="en-IN" w:eastAsia="en-GB" w:bidi="hi-IN"/>
-        </w:rPr>
-        <w:t>[Name as per Aadhar C1]</w:t>
-      </w:r>
-      <w:r>
-        <w:rPr>
-          <w:rFonts w:ascii="Roboto" w:eastAsia="Times New Roman" w:hAnsi="Roboto" w:cs="Times New Roman"/>
           <w:color w:val="FF0000"/>
           <w:lang w:val="en-IN" w:eastAsia="en-GB" w:bidi="hi-IN"/>
         </w:rPr>
+        <w:t xml:space="preserve">[Name as per Aadhar C1] </w:t>
+      </w:r>
+      <w:r>
+        <w:rPr>
+          <w:rFonts w:ascii="Arial" w:eastAsia="Times New Roman" w:hAnsi="Arial" w:cs="Arial"/>
+        </w:rPr>
+        <w:t>he</w:t>
+      </w:r>
+      <w:r>
+        <w:rPr>
+          <w:rFonts w:ascii="Arial" w:eastAsia="Times New Roman" w:hAnsi="Arial" w:cs="Arial"/>
+        </w:rPr>
+        <w:t>re</w:t>
+      </w:r>
+      <w:r>
+        <w:rPr>
+          <w:rFonts w:ascii="Arial" w:eastAsia="Times New Roman" w:hAnsi="Arial" w:cs="Arial"/>
+        </w:rPr>
         <w:t xml:space="preserve"> </w:t>
       </w:r>
       <w:r>
         <w:rPr>
           <w:rFonts w:ascii="Arial" w:eastAsia="Times New Roman" w:hAnsi="Arial" w:cs="Arial"/>
         </w:rPr>
-        <w:t>he</w:t>
-      </w:r>
-      <w:r>
-        <w:rPr>
-          <w:rFonts w:ascii="Arial" w:eastAsia="Times New Roman" w:hAnsi="Arial" w:cs="Arial"/>
-        </w:rPr>
-        <w:t>re</w:t>
-      </w:r>
-      <w:r>
-        <w:rPr>
-          <w:rFonts w:ascii="Arial" w:eastAsia="Times New Roman" w:hAnsi="Arial" w:cs="Arial"/>
-        </w:rPr>
-        <w:t xml:space="preserve"> </w:t>
-      </w:r>
-      <w:r>
-        <w:rPr>
-          <w:rFonts w:ascii="Arial" w:eastAsia="Times New Roman" w:hAnsi="Arial" w:cs="Arial"/>
-        </w:rPr>
         <w:t>by further swear / solemnly declare that if, after the duplicate share certificate(s) is /</w:t>
       </w:r>
       <w:r>
@@ -2881,15 +2183,14 @@
       <w:r>
         <w:rPr>
           <w:rFonts w:ascii="Arial" w:eastAsia="Times New Roman" w:hAnsi="Arial" w:cs="Arial"/>
-          <w:b/>
-        </w:rPr>
-        <w:t>[RTA Name] / [Company Name]</w:t>
-      </w:r>
-      <w:r>
-        <w:rPr>
-          <w:rFonts w:ascii="Arial" w:eastAsia="Times New Roman" w:hAnsi="Arial" w:cs="Arial"/>
-        </w:rPr>
-        <w:t>, for cancellation.</w:t>
+        </w:rPr>
+        <w:t>RTA</w:t>
+      </w:r>
+      <w:r>
+        <w:rPr>
+          <w:rFonts w:ascii="Arial" w:eastAsia="Times New Roman" w:hAnsi="Arial" w:cs="Arial"/>
+        </w:rPr>
+        <w:t xml:space="preserve"> / Company, for cancellation.</w:t>
       </w:r>
     </w:p>
     <w:p>
@@ -2928,7 +2229,7 @@
       <w:r>
         <w:rPr>
           <w:rFonts w:ascii="Roboto" w:eastAsia="Times New Roman" w:hAnsi="Roboto" w:cs="Times New Roman"/>
-          <w:b/>
+          <w:color w:val="FF0000"/>
           <w:lang w:val="en-IN" w:eastAsia="en-GB" w:bidi="hi-IN"/>
         </w:rPr>
         <w:t>[Name as per Aadhar C1]</w:t>
@@ -3059,14 +2360,7 @@
         <w:rPr>
           <w:rFonts w:ascii="Arial" w:eastAsia="Times New Roman" w:hAnsi="Arial" w:cs="Arial"/>
         </w:rPr>
-        <w:t xml:space="preserve"> solemn declaration and </w:t>
-      </w:r>
-      <w:r>
-        <w:rPr>
-          <w:rFonts w:ascii="Arial" w:eastAsia="Times New Roman" w:hAnsi="Arial" w:cs="Arial"/>
-        </w:rPr>
-        <w:lastRenderedPageBreak/>
-        <w:t>undertaking not to deal with the original security(</w:t>
+        <w:t xml:space="preserve"> solemn declaration and undertaking not to deal with the original security(</w:t>
       </w:r>
       <w:proofErr w:type="spellStart"/>
       <w:r>
@@ -3324,6 +2618,7 @@
           <w:rFonts w:ascii="Arial" w:eastAsia="Freestyle Script" w:hAnsi="Arial" w:cs="Arial"/>
           <w:color w:val="D9D9D9"/>
         </w:rPr>
+        <w:lastRenderedPageBreak/>
         <w:tab/>
       </w:r>
       <w:r>
@@ -3548,16 +2843,14 @@
         </w:rPr>
         <w:t xml:space="preserve"> </w:t>
       </w:r>
-      <w:bookmarkStart w:id="0" w:name="_GoBack"/>
       <w:r>
         <w:rPr>
           <w:rFonts w:ascii="Roboto" w:eastAsia="Times New Roman" w:hAnsi="Roboto" w:cs="Times New Roman"/>
-          <w:b/>
+          <w:color w:val="FF0000"/>
           <w:lang w:val="en-IN" w:eastAsia="en-GB" w:bidi="hi-IN"/>
         </w:rPr>
         <w:t>[Name as per Aadhar C1]</w:t>
       </w:r>
-      <w:bookmarkEnd w:id="0"/>
     </w:p>
     <w:p>
       <w:pPr>
@@ -4031,7 +3324,7 @@
 </file>
 
 <file path=word/numbering.xml><?xml version="1.0" encoding="utf-8"?>
-<w:numbering xmlns:wpc="http://schemas.microsoft.com/office/word/2010/wordprocessingCanvas" xmlns:cx="http://schemas.microsoft.com/office/drawing/2014/chartex" xmlns:mc="http://schemas.openxmlformats.org/markup-compatibility/2006" xmlns:o="urn:schemas-microsoft-com:office:office" xmlns:r="http://schemas.openxmlformats.org/officeDocument/2006/relationships" xmlns:m="http://schemas.openxmlformats.org/officeDocument/2006/math" xmlns:v="urn:schemas-microsoft-com:vml" xmlns:wp14="http://schemas.microsoft.com/office/word/2010/wordprocessingDrawing" xmlns:wp="http://schemas.openxmlformats.org/drawingml/2006/wordprocessingDrawing" xmlns:w10="urn:schemas-microsoft-com:office:word" xmlns:w="http://schemas.openxmlformats.org/wordprocessingml/2006/main" xmlns:w14="http://schemas.microsoft.com/office/word/2010/wordml" xmlns:w15="http://schemas.microsoft.com/office/word/2012/wordml" xmlns:w16se="http://schemas.microsoft.com/office/word/2015/wordml/symex" xmlns:wpg="http://schemas.microsoft.com/office/word/2010/wordprocessingGroup" xmlns:wpi="http://schemas.microsoft.com/office/word/2010/wordprocessingInk" xmlns:wne="http://schemas.microsoft.com/office/word/2006/wordml" xmlns:wps="http://schemas.microsoft.com/office/word/2010/wordprocessingShape" mc:Ignorable="w14 w15 w16se wp14">
+<w:numbering xmlns:wpc="http://schemas.microsoft.com/office/word/2010/wordprocessingCanvas" xmlns:cx="http://schemas.microsoft.com/office/drawing/2014/chartex" xmlns:cx1="http://schemas.microsoft.com/office/drawing/2015/9/8/chartex" xmlns:cx2="http://schemas.microsoft.com/office/drawing/2015/10/21/chartex" xmlns:cx3="http://schemas.microsoft.com/office/drawing/2016/5/9/chartex" xmlns:cx4="http://schemas.microsoft.com/office/drawing/2016/5/10/chartex" xmlns:cx5="http://schemas.microsoft.com/office/drawing/2016/5/11/chartex" xmlns:cx6="http://schemas.microsoft.com/office/drawing/2016/5/12/chartex" xmlns:cx7="http://schemas.microsoft.com/office/drawing/2016/5/13/chartex" xmlns:cx8="http://schemas.microsoft.com/office/drawing/2016/5/14/chartex" xmlns:mc="http://schemas.openxmlformats.org/markup-compatibility/2006" xmlns:aink="http://schemas.microsoft.com/office/drawing/2016/ink" xmlns:am3d="http://schemas.microsoft.com/office/drawing/2017/model3d" xmlns:o="urn:schemas-microsoft-com:office:office" xmlns:oel="http://schemas.microsoft.com/office/2019/extlst" xmlns:r="http://schemas.openxmlformats.org/officeDocument/2006/relationships" xmlns:m="http://schemas.openxmlformats.org/officeDocument/2006/math" xmlns:v="urn:schemas-microsoft-com:vml" xmlns:wp14="http://schemas.microsoft.com/office/word/2010/wordprocessingDrawing" xmlns:wp="http://schemas.openxmlformats.org/drawingml/2006/wordprocessingDrawing" xmlns:w10="urn:schemas-microsoft-com:office:word" xmlns:w="http://schemas.openxmlformats.org/wordprocessingml/2006/main" xmlns:w14="http://schemas.microsoft.com/office/word/2010/wordml" xmlns:w15="http://schemas.microsoft.com/office/word/2012/wordml" xmlns:w16cex="http://schemas.microsoft.com/office/word/2018/wordml/cex" xmlns:w16cid="http://schemas.microsoft.com/office/word/2016/wordml/cid" xmlns:w16="http://schemas.microsoft.com/office/word/2018/wordml" xmlns:w16sdtdh="http://schemas.microsoft.com/office/word/2020/wordml/sdtdatahash" xmlns:w16se="http://schemas.microsoft.com/office/word/2015/wordml/symex" xmlns:wpg="http://schemas.microsoft.com/office/word/2010/wordprocessingGroup" xmlns:wpi="http://schemas.microsoft.com/office/word/2010/wordprocessingInk" xmlns:wne="http://schemas.microsoft.com/office/word/2006/wordml" xmlns:wps="http://schemas.microsoft.com/office/word/2010/wordprocessingShape" mc:Ignorable="w14 w15 w16se w16cid w16 w16cex w16sdtdh wp14">
   <w:abstractNum w:abstractNumId="0" w15:restartNumberingAfterBreak="0">
     <w:nsid w:val="0B9E6BD1"/>
     <w:multiLevelType w:val="hybridMultilevel"/>
@@ -5891,59 +5184,59 @@
       </w:pPr>
     </w:lvl>
   </w:abstractNum>
-  <w:num w:numId="1">
+  <w:num w:numId="1" w16cid:durableId="957492334">
     <w:abstractNumId w:val="10"/>
   </w:num>
-  <w:num w:numId="2">
+  <w:num w:numId="2" w16cid:durableId="1107892292">
     <w:abstractNumId w:val="11"/>
   </w:num>
-  <w:num w:numId="3">
+  <w:num w:numId="3" w16cid:durableId="1373261163">
     <w:abstractNumId w:val="1"/>
   </w:num>
-  <w:num w:numId="4">
+  <w:num w:numId="4" w16cid:durableId="71590407">
     <w:abstractNumId w:val="13"/>
   </w:num>
-  <w:num w:numId="5">
+  <w:num w:numId="5" w16cid:durableId="2030374170">
     <w:abstractNumId w:val="14"/>
   </w:num>
-  <w:num w:numId="6">
+  <w:num w:numId="6" w16cid:durableId="1705784966">
     <w:abstractNumId w:val="7"/>
   </w:num>
-  <w:num w:numId="7">
+  <w:num w:numId="7" w16cid:durableId="568807534">
     <w:abstractNumId w:val="0"/>
   </w:num>
-  <w:num w:numId="8">
+  <w:num w:numId="8" w16cid:durableId="2034333909">
     <w:abstractNumId w:val="12"/>
   </w:num>
-  <w:num w:numId="9">
+  <w:num w:numId="9" w16cid:durableId="1086267937">
     <w:abstractNumId w:val="6"/>
   </w:num>
-  <w:num w:numId="10">
+  <w:num w:numId="10" w16cid:durableId="1829207474">
     <w:abstractNumId w:val="15"/>
   </w:num>
-  <w:num w:numId="11">
+  <w:num w:numId="11" w16cid:durableId="1536964827">
     <w:abstractNumId w:val="2"/>
   </w:num>
-  <w:num w:numId="12">
+  <w:num w:numId="12" w16cid:durableId="804929929">
     <w:abstractNumId w:val="5"/>
   </w:num>
-  <w:num w:numId="13">
+  <w:num w:numId="13" w16cid:durableId="1458715302">
     <w:abstractNumId w:val="9"/>
   </w:num>
-  <w:num w:numId="14">
+  <w:num w:numId="14" w16cid:durableId="533733458">
     <w:abstractNumId w:val="8"/>
   </w:num>
-  <w:num w:numId="15">
+  <w:num w:numId="15" w16cid:durableId="1295141460">
     <w:abstractNumId w:val="4"/>
   </w:num>
-  <w:num w:numId="16">
+  <w:num w:numId="16" w16cid:durableId="1414083289">
     <w:abstractNumId w:val="3"/>
   </w:num>
 </w:numbering>
 </file>
 
 <file path=word/styles.xml><?xml version="1.0" encoding="utf-8"?>
-<w:styles xmlns:mc="http://schemas.openxmlformats.org/markup-compatibility/2006" xmlns:r="http://schemas.openxmlformats.org/officeDocument/2006/relationships" xmlns:w="http://schemas.openxmlformats.org/wordprocessingml/2006/main" xmlns:w14="http://schemas.microsoft.com/office/word/2010/wordml" xmlns:w15="http://schemas.microsoft.com/office/word/2012/wordml" xmlns:w16se="http://schemas.microsoft.com/office/word/2015/wordml/symex" mc:Ignorable="w14 w15 w16se">
+<w:styles xmlns:mc="http://schemas.openxmlformats.org/markup-compatibility/2006" xmlns:r="http://schemas.openxmlformats.org/officeDocument/2006/relationships" xmlns:w="http://schemas.openxmlformats.org/wordprocessingml/2006/main" xmlns:w14="http://schemas.microsoft.com/office/word/2010/wordml" xmlns:w15="http://schemas.microsoft.com/office/word/2012/wordml" xmlns:w16cex="http://schemas.microsoft.com/office/word/2018/wordml/cex" xmlns:w16cid="http://schemas.microsoft.com/office/word/2016/wordml/cid" xmlns:w16="http://schemas.microsoft.com/office/word/2018/wordml" xmlns:w16sdtdh="http://schemas.microsoft.com/office/word/2020/wordml/sdtdatahash" xmlns:w16se="http://schemas.microsoft.com/office/word/2015/wordml/symex" mc:Ignorable="w14 w15 w16se w16cid w16 w16cex w16sdtdh">
   <w:docDefaults>
     <w:rPrDefault>
       <w:rPr>
@@ -5959,7 +5252,7 @@
       </w:pPr>
     </w:pPrDefault>
   </w:docDefaults>
-  <w:latentStyles w:defLockedState="0" w:defUIPriority="99" w:defSemiHidden="0" w:defUnhideWhenUsed="0" w:defQFormat="0" w:count="371">
+  <w:latentStyles w:defLockedState="0" w:defUIPriority="99" w:defSemiHidden="0" w:defUnhideWhenUsed="0" w:defQFormat="0" w:count="376">
     <w:lsdException w:name="Normal" w:uiPriority="0" w:qFormat="1"/>
     <w:lsdException w:name="heading 1" w:uiPriority="9" w:qFormat="1"/>
     <w:lsdException w:name="heading 2" w:semiHidden="1" w:uiPriority="9" w:unhideWhenUsed="1" w:qFormat="1"/>
@@ -6331,6 +5624,11 @@
     <w:lsdException w:name="List Table 5 Dark Accent 6" w:uiPriority="50"/>
     <w:lsdException w:name="List Table 6 Colorful Accent 6" w:uiPriority="51"/>
     <w:lsdException w:name="List Table 7 Colorful Accent 6" w:uiPriority="52"/>
+    <w:lsdException w:name="Mention" w:semiHidden="1" w:unhideWhenUsed="1"/>
+    <w:lsdException w:name="Smart Hyperlink" w:semiHidden="1" w:unhideWhenUsed="1"/>
+    <w:lsdException w:name="Hashtag" w:semiHidden="1" w:unhideWhenUsed="1"/>
+    <w:lsdException w:name="Unresolved Mention" w:semiHidden="1" w:unhideWhenUsed="1"/>
+    <w:lsdException w:name="Smart Link" w:semiHidden="1" w:unhideWhenUsed="1"/>
   </w:latentStyles>
   <w:style w:type="paragraph" w:default="1" w:styleId="Normal">
     <w:name w:val="Normal"/>
@@ -6962,7 +6260,7 @@
 </file>
 
 <file path=customXml/itemProps1.xml><?xml version="1.0" encoding="utf-8"?>
-<ds:datastoreItem xmlns:ds="http://schemas.openxmlformats.org/officeDocument/2006/customXml" ds:itemID="{E2D4704C-133A-4527-AA1D-A3AF78518F03}">
+<ds:datastoreItem xmlns:ds="http://schemas.openxmlformats.org/officeDocument/2006/customXml" ds:itemID="{66E89C95-D548-4D4B-97DE-F20FE8B26AE3}">
   <ds:schemaRefs>
     <ds:schemaRef ds:uri="http://schemas.openxmlformats.org/officeDocument/2006/bibliography"/>
   </ds:schemaRefs>

--- a/backend/templates/Form-A (Affidavit)- TRANS_Single_Template.docx
+++ b/backend/templates/Form-A (Affidavit)- TRANS_Single_Template.docx
@@ -1,6 +1,6 @@
 
 <file path=word/document.xml><?xml version="1.0" encoding="utf-8"?>
-<w:document xmlns:wpc="http://schemas.microsoft.com/office/word/2010/wordprocessingCanvas" xmlns:cx="http://schemas.microsoft.com/office/drawing/2014/chartex" xmlns:cx1="http://schemas.microsoft.com/office/drawing/2015/9/8/chartex" xmlns:cx2="http://schemas.microsoft.com/office/drawing/2015/10/21/chartex" xmlns:cx3="http://schemas.microsoft.com/office/drawing/2016/5/9/chartex" xmlns:cx4="http://schemas.microsoft.com/office/drawing/2016/5/10/chartex" xmlns:cx5="http://schemas.microsoft.com/office/drawing/2016/5/11/chartex" xmlns:cx6="http://schemas.microsoft.com/office/drawing/2016/5/12/chartex" xmlns:cx7="http://schemas.microsoft.com/office/drawing/2016/5/13/chartex" xmlns:cx8="http://schemas.microsoft.com/office/drawing/2016/5/14/chartex" xmlns:mc="http://schemas.openxmlformats.org/markup-compatibility/2006" xmlns:aink="http://schemas.microsoft.com/office/drawing/2016/ink" xmlns:am3d="http://schemas.microsoft.com/office/drawing/2017/model3d" xmlns:o="urn:schemas-microsoft-com:office:office" xmlns:oel="http://schemas.microsoft.com/office/2019/extlst" xmlns:r="http://schemas.openxmlformats.org/officeDocument/2006/relationships" xmlns:m="http://schemas.openxmlformats.org/officeDocument/2006/math" xmlns:v="urn:schemas-microsoft-com:vml" xmlns:wp14="http://schemas.microsoft.com/office/word/2010/wordprocessingDrawing" xmlns:wp="http://schemas.openxmlformats.org/drawingml/2006/wordprocessingDrawing" xmlns:w10="urn:schemas-microsoft-com:office:word" xmlns:w="http://schemas.openxmlformats.org/wordprocessingml/2006/main" xmlns:w14="http://schemas.microsoft.com/office/word/2010/wordml" xmlns:w15="http://schemas.microsoft.com/office/word/2012/wordml" xmlns:w16cex="http://schemas.microsoft.com/office/word/2018/wordml/cex" xmlns:w16cid="http://schemas.microsoft.com/office/word/2016/wordml/cid" xmlns:w16="http://schemas.microsoft.com/office/word/2018/wordml" xmlns:w16sdtdh="http://schemas.microsoft.com/office/word/2020/wordml/sdtdatahash" xmlns:w16se="http://schemas.microsoft.com/office/word/2015/wordml/symex" xmlns:wpg="http://schemas.microsoft.com/office/word/2010/wordprocessingGroup" xmlns:wpi="http://schemas.microsoft.com/office/word/2010/wordprocessingInk" xmlns:wne="http://schemas.microsoft.com/office/word/2006/wordml" xmlns:wps="http://schemas.microsoft.com/office/word/2010/wordprocessingShape" mc:Ignorable="w14 w15 w16se w16cid w16 w16cex w16sdtdh wp14">
+<w:document xmlns:wpc="http://schemas.microsoft.com/office/word/2010/wordprocessingCanvas" xmlns:cx="http://schemas.microsoft.com/office/drawing/2014/chartex" xmlns:mc="http://schemas.openxmlformats.org/markup-compatibility/2006" xmlns:o="urn:schemas-microsoft-com:office:office" xmlns:r="http://schemas.openxmlformats.org/officeDocument/2006/relationships" xmlns:m="http://schemas.openxmlformats.org/officeDocument/2006/math" xmlns:v="urn:schemas-microsoft-com:vml" xmlns:wp14="http://schemas.microsoft.com/office/word/2010/wordprocessingDrawing" xmlns:wp="http://schemas.openxmlformats.org/drawingml/2006/wordprocessingDrawing" xmlns:w10="urn:schemas-microsoft-com:office:word" xmlns:w="http://schemas.openxmlformats.org/wordprocessingml/2006/main" xmlns:w14="http://schemas.microsoft.com/office/word/2010/wordml" xmlns:w15="http://schemas.microsoft.com/office/word/2012/wordml" xmlns:w16se="http://schemas.microsoft.com/office/word/2015/wordml/symex" xmlns:wpg="http://schemas.microsoft.com/office/word/2010/wordprocessingGroup" xmlns:wpi="http://schemas.microsoft.com/office/word/2010/wordprocessingInk" xmlns:wne="http://schemas.microsoft.com/office/word/2006/wordml" xmlns:wps="http://schemas.microsoft.com/office/word/2010/wordprocessingShape" mc:Ignorable="w14 w15 w16se wp14">
   <w:body>
     <w:p>
       <w:pPr>
@@ -230,7 +230,7 @@
       <w:r>
         <w:rPr>
           <w:rFonts w:ascii="Roboto" w:eastAsia="Times New Roman" w:hAnsi="Roboto" w:cs="Times New Roman"/>
-          <w:color w:val="FF0000"/>
+          <w:b/>
           <w:lang w:val="en-IN" w:eastAsia="en-GB" w:bidi="hi-IN"/>
         </w:rPr>
         <w:t>[Name as per Aadhar C1]</w:t>
@@ -258,22 +258,10 @@
       <w:r>
         <w:rPr>
           <w:rFonts w:ascii="Roboto" w:eastAsia="Times New Roman" w:hAnsi="Roboto" w:cs="Times New Roman"/>
-          <w:color w:val="FF0000"/>
+          <w:b/>
           <w:lang w:val="en-IN" w:eastAsia="en-GB" w:bidi="hi-IN"/>
         </w:rPr>
-        <w:t xml:space="preserve">[Father Name C1] </w:t>
-      </w:r>
-      <w:r>
-        <w:rPr>
-          <w:rFonts w:ascii="Arial" w:eastAsia="Times New Roman" w:hAnsi="Arial" w:cs="Arial"/>
-        </w:rPr>
-        <w:t>residing</w:t>
-      </w:r>
-      <w:r>
-        <w:rPr>
-          <w:rFonts w:ascii="Arial" w:eastAsia="Times New Roman" w:hAnsi="Arial" w:cs="Arial"/>
-        </w:rPr>
-        <w:t xml:space="preserve"> at </w:t>
+        <w:t>[Father Name C1]</w:t>
       </w:r>
       <w:r>
         <w:rPr>
@@ -281,13 +269,27 @@
           <w:color w:val="FF0000"/>
           <w:lang w:val="en-IN" w:eastAsia="en-GB" w:bidi="hi-IN"/>
         </w:rPr>
-        <w:t xml:space="preserve">[Address C1] </w:t>
-      </w:r>
-      <w:r>
-        <w:rPr>
-          <w:rFonts w:ascii="Arial" w:eastAsia="Times New Roman" w:hAnsi="Arial" w:cs="Arial"/>
-        </w:rPr>
-        <w:t xml:space="preserve">having Permanent Account No (s) </w:t>
+        <w:t xml:space="preserve"> </w:t>
+      </w:r>
+      <w:r>
+        <w:rPr>
+          <w:rFonts w:ascii="Arial" w:eastAsia="Times New Roman" w:hAnsi="Arial" w:cs="Arial"/>
+        </w:rPr>
+        <w:t>residing</w:t>
+      </w:r>
+      <w:r>
+        <w:rPr>
+          <w:rFonts w:ascii="Arial" w:eastAsia="Times New Roman" w:hAnsi="Arial" w:cs="Arial"/>
+        </w:rPr>
+        <w:t xml:space="preserve"> at </w:t>
+      </w:r>
+      <w:r>
+        <w:rPr>
+          <w:rFonts w:ascii="Roboto" w:eastAsia="Times New Roman" w:hAnsi="Roboto" w:cs="Times New Roman"/>
+          <w:b/>
+          <w:lang w:val="en-IN" w:eastAsia="en-GB" w:bidi="hi-IN"/>
+        </w:rPr>
+        <w:t>[Address C1]</w:t>
       </w:r>
       <w:r>
         <w:rPr>
@@ -295,7 +297,29 @@
           <w:color w:val="FF0000"/>
           <w:lang w:val="en-IN" w:eastAsia="en-GB" w:bidi="hi-IN"/>
         </w:rPr>
+        <w:t xml:space="preserve"> </w:t>
+      </w:r>
+      <w:r>
+        <w:rPr>
+          <w:rFonts w:ascii="Arial" w:eastAsia="Times New Roman" w:hAnsi="Arial" w:cs="Arial"/>
+        </w:rPr>
+        <w:t xml:space="preserve">having Permanent Account No (s) </w:t>
+      </w:r>
+      <w:r>
+        <w:rPr>
+          <w:rFonts w:ascii="Roboto" w:eastAsia="Times New Roman" w:hAnsi="Roboto" w:cs="Times New Roman"/>
+          <w:b/>
+          <w:lang w:val="en-IN" w:eastAsia="en-GB" w:bidi="hi-IN"/>
+        </w:rPr>
         <w:t>[PAN C1</w:t>
+      </w:r>
+      <w:r>
+        <w:rPr>
+          <w:rFonts w:ascii="Roboto" w:eastAsia="Times New Roman" w:hAnsi="Roboto" w:cs="Times New Roman"/>
+          <w:b/>
+          <w:lang w:val="en-IN" w:eastAsia="en-GB" w:bidi="hi-IN"/>
+        </w:rPr>
+        <w:t>]</w:t>
       </w:r>
       <w:r>
         <w:rPr>
@@ -303,7 +327,7 @@
           <w:color w:val="FF0000"/>
           <w:lang w:val="en-IN" w:eastAsia="en-GB" w:bidi="hi-IN"/>
         </w:rPr>
-        <w:t xml:space="preserve">] </w:t>
+        <w:t xml:space="preserve"> </w:t>
       </w:r>
       <w:r>
         <w:rPr>
@@ -341,13 +365,111 @@
         <w:rPr>
           <w:rFonts w:ascii="Arial" w:eastAsia="Times New Roman" w:hAnsi="Arial" w:cs="Arial"/>
         </w:rPr>
+        <w:t xml:space="preserve"> </w:t>
+      </w:r>
+      <w:r>
+        <w:rPr>
+          <w:rFonts w:ascii="Roboto" w:eastAsia="Times New Roman" w:hAnsi="Roboto" w:cs="Times New Roman"/>
+          <w:b/>
+          <w:lang w:val="en-IN" w:eastAsia="en-GB" w:bidi="hi-IN"/>
+        </w:rPr>
+        <w:t>[Name as per DC H1</w:t>
+      </w:r>
+      <w:r>
+        <w:rPr>
+          <w:rFonts w:ascii="Roboto" w:eastAsia="Times New Roman" w:hAnsi="Roboto" w:cs="Times New Roman"/>
+          <w:b/>
+          <w:lang w:val="en-IN" w:eastAsia="en-GB" w:bidi="hi-IN"/>
+        </w:rPr>
+        <w:t>],</w:t>
+      </w:r>
+      <w:r>
+        <w:rPr>
+          <w:rFonts w:ascii="Roboto" w:eastAsia="Times New Roman" w:hAnsi="Roboto" w:cs="Times New Roman"/>
+          <w:b/>
+          <w:lang w:val="en-IN" w:eastAsia="en-GB" w:bidi="hi-IN"/>
+        </w:rPr>
+        <w:t xml:space="preserve"> </w:t>
+      </w:r>
+      <w:r>
+        <w:rPr>
+          <w:rFonts w:ascii="Roboto" w:eastAsia="Times New Roman" w:hAnsi="Roboto" w:cs="Times New Roman"/>
+          <w:b/>
+          <w:lang w:val="en-IN" w:eastAsia="en-GB" w:bidi="hi-IN"/>
+        </w:rPr>
+        <w:t xml:space="preserve">Late </w:t>
+      </w:r>
+      <w:r>
+        <w:rPr>
+          <w:rFonts w:ascii="Roboto" w:eastAsia="Times New Roman" w:hAnsi="Roboto" w:cs="Times New Roman"/>
+          <w:b/>
+          <w:lang w:val="en-IN" w:eastAsia="en-GB" w:bidi="hi-IN"/>
+        </w:rPr>
+        <w:t>[Name as per DC H2]</w:t>
+      </w:r>
+      <w:r>
+        <w:rPr>
+          <w:rFonts w:ascii="Roboto" w:eastAsia="Times New Roman" w:hAnsi="Roboto" w:cs="Times New Roman"/>
+          <w:b/>
+          <w:lang w:val="en-IN" w:eastAsia="en-GB" w:bidi="hi-IN"/>
+        </w:rPr>
         <w:t>,</w:t>
       </w:r>
       <w:r>
         <w:rPr>
-          <w:rFonts w:ascii="Arial" w:eastAsia="Times New Roman" w:hAnsi="Arial" w:cs="Arial"/>
+          <w:rFonts w:ascii="Roboto" w:eastAsia="Times New Roman" w:hAnsi="Roboto" w:cs="Times New Roman"/>
+          <w:b/>
+          <w:lang w:val="en-IN" w:eastAsia="en-GB" w:bidi="hi-IN"/>
         </w:rPr>
         <w:t xml:space="preserve"> </w:t>
+      </w:r>
+      <w:r>
+        <w:rPr>
+          <w:rFonts w:ascii="Roboto" w:eastAsia="Times New Roman" w:hAnsi="Roboto" w:cs="Times New Roman"/>
+          <w:b/>
+          <w:lang w:val="en-IN" w:eastAsia="en-GB" w:bidi="hi-IN"/>
+        </w:rPr>
+        <w:t xml:space="preserve">Late </w:t>
+      </w:r>
+      <w:r>
+        <w:rPr>
+          <w:rFonts w:ascii="Roboto" w:eastAsia="Times New Roman" w:hAnsi="Roboto" w:cs="Times New Roman"/>
+          <w:b/>
+          <w:lang w:val="en-IN" w:eastAsia="en-GB" w:bidi="hi-IN"/>
+        </w:rPr>
+        <w:t>[Name as per DC H3]</w:t>
+      </w:r>
+      <w:r>
+        <w:rPr>
+          <w:rFonts w:ascii="Roboto" w:eastAsia="Times New Roman" w:hAnsi="Roboto" w:cs="Times New Roman"/>
+          <w:b/>
+          <w:lang w:val="en-IN" w:eastAsia="en-GB" w:bidi="hi-IN"/>
+        </w:rPr>
+        <w:t>,</w:t>
+      </w:r>
+      <w:r>
+        <w:rPr>
+          <w:rFonts w:ascii="Roboto" w:eastAsia="Times New Roman" w:hAnsi="Roboto" w:cs="Times New Roman"/>
+          <w:b/>
+          <w:lang w:val="en-IN" w:eastAsia="en-GB" w:bidi="hi-IN"/>
+        </w:rPr>
+        <w:t xml:space="preserve"> </w:t>
+      </w:r>
+      <w:r>
+        <w:rPr>
+          <w:rFonts w:ascii="Roboto" w:eastAsia="Times New Roman" w:hAnsi="Roboto" w:cs="Times New Roman"/>
+          <w:b/>
+          <w:lang w:val="en-IN" w:eastAsia="en-GB" w:bidi="hi-IN"/>
+        </w:rPr>
+        <w:t xml:space="preserve">&amp; Late </w:t>
+      </w:r>
+      <w:r>
+        <w:rPr>
+          <w:rFonts w:ascii="Roboto" w:eastAsia="Times New Roman" w:hAnsi="Roboto" w:cs="Times New Roman"/>
+          <w:b/>
+          <w:lang w:val="en-IN" w:eastAsia="en-GB" w:bidi="hi-IN"/>
+        </w:rPr>
+        <w:t>[Name as per DC H4]</w:t>
       </w:r>
       <w:r>
         <w:rPr>
@@ -355,118 +477,6 @@
           <w:color w:val="FF0000"/>
           <w:lang w:val="en-IN" w:eastAsia="en-GB" w:bidi="hi-IN"/>
         </w:rPr>
-        <w:t>[Name as per DC H1</w:t>
-      </w:r>
-      <w:r>
-        <w:rPr>
-          <w:rFonts w:ascii="Roboto" w:eastAsia="Times New Roman" w:hAnsi="Roboto" w:cs="Times New Roman"/>
-          <w:color w:val="FF0000"/>
-          <w:lang w:val="en-IN" w:eastAsia="en-GB" w:bidi="hi-IN"/>
-        </w:rPr>
-        <w:t xml:space="preserve">]; </w:t>
-      </w:r>
-      <w:r>
-        <w:rPr>
-          <w:rFonts w:ascii="Roboto" w:eastAsia="Times New Roman" w:hAnsi="Roboto" w:cs="Times New Roman"/>
-          <w:color w:val="FF0000"/>
-          <w:lang w:val="en-IN" w:eastAsia="en-GB" w:bidi="hi-IN"/>
-        </w:rPr>
-        <w:t>[Name as per DC H</w:t>
-      </w:r>
-      <w:r>
-        <w:rPr>
-          <w:rFonts w:ascii="Roboto" w:eastAsia="Times New Roman" w:hAnsi="Roboto" w:cs="Times New Roman"/>
-          <w:color w:val="FF0000"/>
-          <w:lang w:val="en-IN" w:eastAsia="en-GB" w:bidi="hi-IN"/>
-        </w:rPr>
-        <w:t>2</w:t>
-      </w:r>
-      <w:r>
-        <w:rPr>
-          <w:rFonts w:ascii="Roboto" w:eastAsia="Times New Roman" w:hAnsi="Roboto" w:cs="Times New Roman"/>
-          <w:color w:val="FF0000"/>
-          <w:lang w:val="en-IN" w:eastAsia="en-GB" w:bidi="hi-IN"/>
-        </w:rPr>
-        <w:t>]</w:t>
-      </w:r>
-      <w:r>
-        <w:rPr>
-          <w:rFonts w:ascii="Roboto" w:eastAsia="Times New Roman" w:hAnsi="Roboto" w:cs="Times New Roman"/>
-          <w:color w:val="FF0000"/>
-          <w:lang w:val="en-IN" w:eastAsia="en-GB" w:bidi="hi-IN"/>
-        </w:rPr>
-        <w:t xml:space="preserve">; </w:t>
-      </w:r>
-      <w:r>
-        <w:rPr>
-          <w:rFonts w:ascii="Roboto" w:eastAsia="Times New Roman" w:hAnsi="Roboto" w:cs="Times New Roman"/>
-          <w:color w:val="FF0000"/>
-          <w:lang w:val="en-IN" w:eastAsia="en-GB" w:bidi="hi-IN"/>
-        </w:rPr>
-        <w:t>[Name as per DC H</w:t>
-      </w:r>
-      <w:r>
-        <w:rPr>
-          <w:rFonts w:ascii="Roboto" w:eastAsia="Times New Roman" w:hAnsi="Roboto" w:cs="Times New Roman"/>
-          <w:color w:val="FF0000"/>
-          <w:lang w:val="en-IN" w:eastAsia="en-GB" w:bidi="hi-IN"/>
-        </w:rPr>
-        <w:t>3</w:t>
-      </w:r>
-      <w:r>
-        <w:rPr>
-          <w:rFonts w:ascii="Roboto" w:eastAsia="Times New Roman" w:hAnsi="Roboto" w:cs="Times New Roman"/>
-          <w:color w:val="FF0000"/>
-          <w:lang w:val="en-IN" w:eastAsia="en-GB" w:bidi="hi-IN"/>
-        </w:rPr>
-        <w:t>]</w:t>
-      </w:r>
-      <w:r>
-        <w:rPr>
-          <w:rFonts w:ascii="Roboto" w:eastAsia="Times New Roman" w:hAnsi="Roboto" w:cs="Times New Roman"/>
-          <w:color w:val="FF0000"/>
-          <w:lang w:val="en-IN" w:eastAsia="en-GB" w:bidi="hi-IN"/>
-        </w:rPr>
-        <w:t xml:space="preserve">; </w:t>
-      </w:r>
-      <w:r>
-        <w:rPr>
-          <w:rFonts w:ascii="Roboto" w:eastAsia="Times New Roman" w:hAnsi="Roboto" w:cs="Times New Roman"/>
-          <w:color w:val="FF0000"/>
-          <w:lang w:val="en-IN" w:eastAsia="en-GB" w:bidi="hi-IN"/>
-        </w:rPr>
-        <w:t>[Name as per DC H</w:t>
-      </w:r>
-      <w:r>
-        <w:rPr>
-          <w:rFonts w:ascii="Roboto" w:eastAsia="Times New Roman" w:hAnsi="Roboto" w:cs="Times New Roman"/>
-          <w:color w:val="FF0000"/>
-          <w:lang w:val="en-IN" w:eastAsia="en-GB" w:bidi="hi-IN"/>
-        </w:rPr>
-        <w:t>4</w:t>
-      </w:r>
-      <w:r>
-        <w:rPr>
-          <w:rFonts w:ascii="Roboto" w:eastAsia="Times New Roman" w:hAnsi="Roboto" w:cs="Times New Roman"/>
-          <w:color w:val="FF0000"/>
-          <w:lang w:val="en-IN" w:eastAsia="en-GB" w:bidi="hi-IN"/>
-        </w:rPr>
-        <w:t>]</w:t>
-      </w:r>
-      <w:r>
-        <w:rPr>
-          <w:rFonts w:ascii="Roboto" w:eastAsia="Times New Roman" w:hAnsi="Roboto" w:cs="Times New Roman"/>
-          <w:color w:val="FF0000"/>
-          <w:lang w:val="en-IN" w:eastAsia="en-GB" w:bidi="hi-IN"/>
-        </w:rPr>
-        <w:t xml:space="preserve">   </w:t>
-      </w:r>
-      <w:r>
-        <w:rPr>
-          <w:rFonts w:ascii="Roboto" w:eastAsia="Times New Roman" w:hAnsi="Roboto" w:cs="Times New Roman"/>
-          <w:color w:val="FF0000"/>
-          <w:lang w:val="en-IN" w:eastAsia="en-GB" w:bidi="hi-IN"/>
-        </w:rPr>
         <w:t xml:space="preserve"> </w:t>
       </w:r>
       <w:r>
@@ -491,7 +501,7 @@
         <w:rPr>
           <w:rFonts w:ascii="Arial" w:eastAsia="Times New Roman" w:hAnsi="Arial" w:cs="Arial"/>
         </w:rPr>
-        <w:t xml:space="preserve">) </w:t>
+        <w:t>)</w:t>
       </w:r>
       <w:r>
         <w:rPr>
@@ -514,7 +524,7 @@
       <w:r>
         <w:rPr>
           <w:rFonts w:ascii="Arial" w:eastAsia="Times New Roman" w:hAnsi="Arial" w:cs="Arial"/>
-          <w:color w:val="FF0000"/>
+          <w:b/>
         </w:rPr>
         <w:t>[Total Shares]</w:t>
       </w:r>
@@ -540,13 +550,33 @@
         <w:rPr>
           <w:rFonts w:ascii="Arial" w:eastAsia="Times New Roman" w:hAnsi="Arial" w:cs="Arial"/>
         </w:rPr>
-        <w:t xml:space="preserve">pertain to  understated company </w:t>
-      </w:r>
-      <w:r>
-        <w:rPr>
-          <w:rFonts w:ascii="Arial" w:eastAsia="Times New Roman" w:hAnsi="Arial" w:cs="Arial"/>
-        </w:rPr>
-        <w:t xml:space="preserve"> in </w:t>
+        <w:t xml:space="preserve">pertain to </w:t>
+      </w:r>
+      <w:r>
+        <w:rPr>
+          <w:rFonts w:ascii="Arial" w:eastAsia="Times New Roman" w:hAnsi="Arial" w:cs="Arial"/>
+        </w:rPr>
+        <w:t xml:space="preserve">understated </w:t>
+      </w:r>
+      <w:proofErr w:type="gramStart"/>
+      <w:r>
+        <w:rPr>
+          <w:rFonts w:ascii="Arial" w:eastAsia="Times New Roman" w:hAnsi="Arial" w:cs="Arial"/>
+        </w:rPr>
+        <w:t xml:space="preserve">company </w:t>
+      </w:r>
+      <w:r>
+        <w:rPr>
+          <w:rFonts w:ascii="Arial" w:eastAsia="Times New Roman" w:hAnsi="Arial" w:cs="Arial"/>
+        </w:rPr>
+        <w:t xml:space="preserve"> in</w:t>
+      </w:r>
+      <w:proofErr w:type="gramEnd"/>
+      <w:r>
+        <w:rPr>
+          <w:rFonts w:ascii="Arial" w:eastAsia="Times New Roman" w:hAnsi="Arial" w:cs="Arial"/>
+        </w:rPr>
+        <w:t xml:space="preserve"> </w:t>
       </w:r>
       <w:r>
         <w:rPr>
@@ -1088,13 +1118,13 @@
             <w:pPr>
               <w:rPr>
                 <w:rFonts w:ascii="Roboto" w:hAnsi="Roboto"/>
-                <w:color w:val="FF0000"/>
+                <w:b/>
               </w:rPr>
             </w:pPr>
             <w:r>
               <w:rPr>
                 <w:rFonts w:ascii="Roboto" w:hAnsi="Roboto"/>
-                <w:color w:val="FF0000"/>
+                <w:b/>
               </w:rPr>
               <w:t xml:space="preserve"> [Company Name]</w:t>
             </w:r>
@@ -1110,13 +1140,13 @@
               <w:jc w:val="center"/>
               <w:rPr>
                 <w:rFonts w:ascii="Roboto" w:hAnsi="Roboto"/>
-                <w:color w:val="000000"/>
+                <w:b/>
               </w:rPr>
             </w:pPr>
             <w:r>
               <w:rPr>
                 <w:rFonts w:ascii="Roboto" w:hAnsi="Roboto"/>
-                <w:color w:val="FF0000"/>
+                <w:b/>
               </w:rPr>
               <w:t>[Folio No]</w:t>
             </w:r>
@@ -1132,13 +1162,13 @@
               <w:jc w:val="center"/>
               <w:rPr>
                 <w:rFonts w:ascii="Roboto" w:hAnsi="Roboto"/>
-                <w:color w:val="000000"/>
+                <w:b/>
               </w:rPr>
             </w:pPr>
             <w:r>
               <w:rPr>
                 <w:rFonts w:ascii="Roboto" w:hAnsi="Roboto"/>
-                <w:color w:val="FF0000"/>
+                <w:b/>
               </w:rPr>
               <w:t>[NOS1]</w:t>
             </w:r>
@@ -1153,13 +1183,13 @@
             <w:pPr>
               <w:rPr>
                 <w:rFonts w:ascii="Roboto" w:hAnsi="Roboto"/>
-                <w:color w:val="000000"/>
+                <w:b/>
               </w:rPr>
             </w:pPr>
             <w:r>
               <w:rPr>
                 <w:rFonts w:ascii="Roboto" w:hAnsi="Roboto"/>
-                <w:color w:val="FF0000"/>
+                <w:b/>
               </w:rPr>
               <w:t xml:space="preserve">        [SC1]</w:t>
             </w:r>
@@ -1184,30 +1214,9 @@
             <w:r>
               <w:rPr>
                 <w:rFonts w:ascii="Roboto" w:hAnsi="Roboto"/>
-                <w:color w:val="FF0000"/>
-              </w:rPr>
-              <w:t xml:space="preserve">          </w:t>
-            </w:r>
-            <w:r>
-              <w:rPr>
-                <w:rFonts w:ascii="Roboto" w:hAnsi="Roboto"/>
-                <w:color w:val="FF0000"/>
-              </w:rPr>
-              <w:t>[DN</w:t>
-            </w:r>
-            <w:r>
-              <w:rPr>
-                <w:rFonts w:ascii="Roboto" w:hAnsi="Roboto"/>
-                <w:color w:val="FF0000"/>
-              </w:rPr>
-              <w:t>1</w:t>
-            </w:r>
-            <w:r>
-              <w:rPr>
-                <w:rFonts w:ascii="Roboto" w:hAnsi="Roboto"/>
-                <w:color w:val="FF0000"/>
-              </w:rPr>
-              <w:t>]</w:t>
+                <w:b/>
+              </w:rPr>
+              <w:t xml:space="preserve">          [DN1]</w:t>
             </w:r>
           </w:p>
         </w:tc>
@@ -1224,6 +1233,7 @@
             <w:pPr>
               <w:rPr>
                 <w:rFonts w:ascii="Arial" w:eastAsia="Times New Roman" w:hAnsi="Arial" w:cs="Arial"/>
+                <w:b/>
                 <w:sz w:val="20"/>
                 <w:szCs w:val="20"/>
               </w:rPr>
@@ -1231,7 +1241,7 @@
             <w:r>
               <w:rPr>
                 <w:rFonts w:ascii="Roboto" w:hAnsi="Roboto"/>
-                <w:color w:val="FF0000"/>
+                <w:b/>
               </w:rPr>
               <w:t xml:space="preserve"> [Company Name]</w:t>
             </w:r>
@@ -1247,6 +1257,7 @@
               <w:jc w:val="center"/>
               <w:rPr>
                 <w:rFonts w:ascii="Arial" w:eastAsia="Times New Roman" w:hAnsi="Arial" w:cs="Arial"/>
+                <w:b/>
                 <w:sz w:val="20"/>
                 <w:szCs w:val="20"/>
               </w:rPr>
@@ -1254,7 +1265,7 @@
             <w:r>
               <w:rPr>
                 <w:rFonts w:ascii="Roboto" w:hAnsi="Roboto"/>
-                <w:color w:val="FF0000"/>
+                <w:b/>
               </w:rPr>
               <w:t>[Folio No]</w:t>
             </w:r>
@@ -1268,27 +1279,16 @@
           <w:p>
             <w:pPr>
               <w:jc w:val="center"/>
+              <w:rPr>
+                <w:b/>
+              </w:rPr>
             </w:pPr>
             <w:r>
               <w:rPr>
                 <w:rFonts w:ascii="Roboto" w:hAnsi="Roboto"/>
-                <w:color w:val="FF0000"/>
-              </w:rPr>
-              <w:t>[NOS</w:t>
-            </w:r>
-            <w:r>
-              <w:rPr>
-                <w:rFonts w:ascii="Roboto" w:hAnsi="Roboto"/>
-                <w:color w:val="FF0000"/>
-              </w:rPr>
-              <w:t>2</w:t>
-            </w:r>
-            <w:r>
-              <w:rPr>
-                <w:rFonts w:ascii="Roboto" w:hAnsi="Roboto"/>
-                <w:color w:val="FF0000"/>
-              </w:rPr>
-              <w:t>]</w:t>
+                <w:b/>
+              </w:rPr>
+              <w:t>[NOS2]</w:t>
             </w:r>
           </w:p>
         </w:tc>
@@ -1301,6 +1301,7 @@
             <w:pPr>
               <w:rPr>
                 <w:rFonts w:ascii="Arial" w:eastAsia="Times New Roman" w:hAnsi="Arial" w:cs="Arial"/>
+                <w:b/>
                 <w:sz w:val="20"/>
                 <w:szCs w:val="20"/>
               </w:rPr>
@@ -1308,30 +1309,9 @@
             <w:r>
               <w:rPr>
                 <w:rFonts w:ascii="Roboto" w:hAnsi="Roboto"/>
-                <w:color w:val="FF0000"/>
-              </w:rPr>
-              <w:t xml:space="preserve">        </w:t>
-            </w:r>
-            <w:r>
-              <w:rPr>
-                <w:rFonts w:ascii="Roboto" w:hAnsi="Roboto"/>
-                <w:color w:val="FF0000"/>
-              </w:rPr>
-              <w:t>[SC</w:t>
-            </w:r>
-            <w:r>
-              <w:rPr>
-                <w:rFonts w:ascii="Roboto" w:hAnsi="Roboto"/>
-                <w:color w:val="FF0000"/>
-              </w:rPr>
-              <w:t>2</w:t>
-            </w:r>
-            <w:r>
-              <w:rPr>
-                <w:rFonts w:ascii="Roboto" w:hAnsi="Roboto"/>
-                <w:color w:val="FF0000"/>
-              </w:rPr>
-              <w:t>]</w:t>
+                <w:b/>
+              </w:rPr>
+              <w:t xml:space="preserve">        [SC2]</w:t>
             </w:r>
           </w:p>
         </w:tc>
@@ -1346,36 +1326,15 @@
               <w:ind w:right="573"/>
               <w:rPr>
                 <w:rFonts w:ascii="Roboto" w:hAnsi="Roboto"/>
-                <w:color w:val="FF0000"/>
+                <w:b/>
               </w:rPr>
             </w:pPr>
             <w:r>
               <w:rPr>
                 <w:rFonts w:ascii="Roboto" w:hAnsi="Roboto"/>
-                <w:color w:val="FF0000"/>
-              </w:rPr>
-              <w:t xml:space="preserve">          </w:t>
-            </w:r>
-            <w:r>
-              <w:rPr>
-                <w:rFonts w:ascii="Roboto" w:hAnsi="Roboto"/>
-                <w:color w:val="FF0000"/>
-              </w:rPr>
-              <w:t>[DN</w:t>
-            </w:r>
-            <w:r>
-              <w:rPr>
-                <w:rFonts w:ascii="Roboto" w:hAnsi="Roboto"/>
-                <w:color w:val="FF0000"/>
-              </w:rPr>
-              <w:t>2</w:t>
-            </w:r>
-            <w:r>
-              <w:rPr>
-                <w:rFonts w:ascii="Roboto" w:hAnsi="Roboto"/>
-                <w:color w:val="FF0000"/>
-              </w:rPr>
-              <w:t>]</w:t>
+                <w:b/>
+              </w:rPr>
+              <w:t xml:space="preserve">          [DN2]</w:t>
             </w:r>
           </w:p>
         </w:tc>
@@ -1392,6 +1351,7 @@
             <w:pPr>
               <w:rPr>
                 <w:rFonts w:ascii="Arial" w:eastAsia="Times New Roman" w:hAnsi="Arial" w:cs="Arial"/>
+                <w:b/>
                 <w:sz w:val="20"/>
                 <w:szCs w:val="20"/>
               </w:rPr>
@@ -1399,7 +1359,7 @@
             <w:r>
               <w:rPr>
                 <w:rFonts w:ascii="Roboto" w:hAnsi="Roboto"/>
-                <w:color w:val="FF0000"/>
+                <w:b/>
               </w:rPr>
               <w:t xml:space="preserve"> [Company Name]</w:t>
             </w:r>
@@ -1415,6 +1375,7 @@
               <w:jc w:val="center"/>
               <w:rPr>
                 <w:rFonts w:ascii="Arial" w:eastAsia="Times New Roman" w:hAnsi="Arial" w:cs="Arial"/>
+                <w:b/>
                 <w:sz w:val="20"/>
                 <w:szCs w:val="20"/>
               </w:rPr>
@@ -1422,7 +1383,7 @@
             <w:r>
               <w:rPr>
                 <w:rFonts w:ascii="Roboto" w:hAnsi="Roboto"/>
-                <w:color w:val="FF0000"/>
+                <w:b/>
               </w:rPr>
               <w:t>[Folio No]</w:t>
             </w:r>
@@ -1436,27 +1397,16 @@
           <w:p>
             <w:pPr>
               <w:jc w:val="center"/>
+              <w:rPr>
+                <w:b/>
+              </w:rPr>
             </w:pPr>
             <w:r>
               <w:rPr>
                 <w:rFonts w:ascii="Roboto" w:hAnsi="Roboto"/>
-                <w:color w:val="FF0000"/>
-              </w:rPr>
-              <w:t>[NOS</w:t>
-            </w:r>
-            <w:r>
-              <w:rPr>
-                <w:rFonts w:ascii="Roboto" w:hAnsi="Roboto"/>
-                <w:color w:val="FF0000"/>
-              </w:rPr>
-              <w:t>3</w:t>
-            </w:r>
-            <w:r>
-              <w:rPr>
-                <w:rFonts w:ascii="Roboto" w:hAnsi="Roboto"/>
-                <w:color w:val="FF0000"/>
-              </w:rPr>
-              <w:t>]</w:t>
+                <w:b/>
+              </w:rPr>
+              <w:t>[NOS3]</w:t>
             </w:r>
           </w:p>
         </w:tc>
@@ -1469,6 +1419,7 @@
             <w:pPr>
               <w:rPr>
                 <w:rFonts w:ascii="Arial" w:eastAsia="Times New Roman" w:hAnsi="Arial" w:cs="Arial"/>
+                <w:b/>
                 <w:sz w:val="20"/>
                 <w:szCs w:val="20"/>
               </w:rPr>
@@ -1476,6 +1427,7 @@
             <w:r>
               <w:rPr>
                 <w:rFonts w:ascii="Arial" w:eastAsia="Times New Roman" w:hAnsi="Arial" w:cs="Arial"/>
+                <w:b/>
                 <w:sz w:val="20"/>
                 <w:szCs w:val="20"/>
               </w:rPr>
@@ -1484,23 +1436,9 @@
             <w:r>
               <w:rPr>
                 <w:rFonts w:ascii="Roboto" w:hAnsi="Roboto"/>
-                <w:color w:val="FF0000"/>
-              </w:rPr>
-              <w:t>[SC</w:t>
-            </w:r>
-            <w:r>
-              <w:rPr>
-                <w:rFonts w:ascii="Roboto" w:hAnsi="Roboto"/>
-                <w:color w:val="FF0000"/>
-              </w:rPr>
-              <w:t>3</w:t>
-            </w:r>
-            <w:r>
-              <w:rPr>
-                <w:rFonts w:ascii="Roboto" w:hAnsi="Roboto"/>
-                <w:color w:val="FF0000"/>
-              </w:rPr>
-              <w:t>]</w:t>
+                <w:b/>
+              </w:rPr>
+              <w:t>[SC3]</w:t>
             </w:r>
           </w:p>
         </w:tc>
@@ -1515,36 +1453,15 @@
               <w:ind w:right="573"/>
               <w:rPr>
                 <w:rFonts w:ascii="Roboto" w:hAnsi="Roboto"/>
-                <w:color w:val="FF0000"/>
+                <w:b/>
               </w:rPr>
             </w:pPr>
             <w:r>
               <w:rPr>
                 <w:rFonts w:ascii="Roboto" w:hAnsi="Roboto"/>
-                <w:color w:val="FF0000"/>
-              </w:rPr>
-              <w:t xml:space="preserve">          </w:t>
-            </w:r>
-            <w:r>
-              <w:rPr>
-                <w:rFonts w:ascii="Roboto" w:hAnsi="Roboto"/>
-                <w:color w:val="FF0000"/>
-              </w:rPr>
-              <w:t>[DN</w:t>
-            </w:r>
-            <w:r>
-              <w:rPr>
-                <w:rFonts w:ascii="Roboto" w:hAnsi="Roboto"/>
-                <w:color w:val="FF0000"/>
-              </w:rPr>
-              <w:t>3</w:t>
-            </w:r>
-            <w:r>
-              <w:rPr>
-                <w:rFonts w:ascii="Roboto" w:hAnsi="Roboto"/>
-                <w:color w:val="FF0000"/>
-              </w:rPr>
-              <w:t>]</w:t>
+                <w:b/>
+              </w:rPr>
+              <w:t xml:space="preserve">          [DN3]</w:t>
             </w:r>
           </w:p>
         </w:tc>
@@ -1561,6 +1478,7 @@
             <w:pPr>
               <w:rPr>
                 <w:rFonts w:ascii="Arial" w:eastAsia="Times New Roman" w:hAnsi="Arial" w:cs="Arial"/>
+                <w:b/>
                 <w:sz w:val="20"/>
                 <w:szCs w:val="20"/>
               </w:rPr>
@@ -1568,7 +1486,7 @@
             <w:r>
               <w:rPr>
                 <w:rFonts w:ascii="Roboto" w:hAnsi="Roboto"/>
-                <w:color w:val="FF0000"/>
+                <w:b/>
               </w:rPr>
               <w:t xml:space="preserve"> [Company Name]</w:t>
             </w:r>
@@ -1584,6 +1502,7 @@
               <w:jc w:val="center"/>
               <w:rPr>
                 <w:rFonts w:ascii="Arial" w:eastAsia="Times New Roman" w:hAnsi="Arial" w:cs="Arial"/>
+                <w:b/>
                 <w:sz w:val="20"/>
                 <w:szCs w:val="20"/>
               </w:rPr>
@@ -1591,7 +1510,7 @@
             <w:r>
               <w:rPr>
                 <w:rFonts w:ascii="Roboto" w:hAnsi="Roboto"/>
-                <w:color w:val="FF0000"/>
+                <w:b/>
               </w:rPr>
               <w:t>[Folio No]</w:t>
             </w:r>
@@ -1605,27 +1524,16 @@
           <w:p>
             <w:pPr>
               <w:jc w:val="center"/>
+              <w:rPr>
+                <w:b/>
+              </w:rPr>
             </w:pPr>
             <w:r>
               <w:rPr>
                 <w:rFonts w:ascii="Roboto" w:hAnsi="Roboto"/>
-                <w:color w:val="FF0000"/>
-              </w:rPr>
-              <w:t>[NOS</w:t>
-            </w:r>
-            <w:r>
-              <w:rPr>
-                <w:rFonts w:ascii="Roboto" w:hAnsi="Roboto"/>
-                <w:color w:val="FF0000"/>
-              </w:rPr>
-              <w:t>4</w:t>
-            </w:r>
-            <w:r>
-              <w:rPr>
-                <w:rFonts w:ascii="Roboto" w:hAnsi="Roboto"/>
-                <w:color w:val="FF0000"/>
-              </w:rPr>
-              <w:t>]</w:t>
+                <w:b/>
+              </w:rPr>
+              <w:t>[NOS4]</w:t>
             </w:r>
           </w:p>
         </w:tc>
@@ -1638,6 +1546,7 @@
             <w:pPr>
               <w:rPr>
                 <w:rFonts w:ascii="Arial" w:eastAsia="Times New Roman" w:hAnsi="Arial" w:cs="Arial"/>
+                <w:b/>
                 <w:sz w:val="20"/>
                 <w:szCs w:val="20"/>
               </w:rPr>
@@ -1645,6 +1554,7 @@
             <w:r>
               <w:rPr>
                 <w:rFonts w:ascii="Arial" w:eastAsia="Times New Roman" w:hAnsi="Arial" w:cs="Arial"/>
+                <w:b/>
                 <w:sz w:val="20"/>
                 <w:szCs w:val="20"/>
               </w:rPr>
@@ -1653,23 +1563,9 @@
             <w:r>
               <w:rPr>
                 <w:rFonts w:ascii="Roboto" w:hAnsi="Roboto"/>
-                <w:color w:val="FF0000"/>
-              </w:rPr>
-              <w:t>[SC</w:t>
-            </w:r>
-            <w:r>
-              <w:rPr>
-                <w:rFonts w:ascii="Roboto" w:hAnsi="Roboto"/>
-                <w:color w:val="FF0000"/>
-              </w:rPr>
-              <w:t>4</w:t>
-            </w:r>
-            <w:r>
-              <w:rPr>
-                <w:rFonts w:ascii="Roboto" w:hAnsi="Roboto"/>
-                <w:color w:val="FF0000"/>
-              </w:rPr>
-              <w:t>]</w:t>
+                <w:b/>
+              </w:rPr>
+              <w:t>[SC4]</w:t>
             </w:r>
           </w:p>
         </w:tc>
@@ -1684,36 +1580,15 @@
               <w:ind w:right="573"/>
               <w:rPr>
                 <w:rFonts w:ascii="Roboto" w:hAnsi="Roboto"/>
-                <w:color w:val="FF0000"/>
+                <w:b/>
               </w:rPr>
             </w:pPr>
             <w:r>
               <w:rPr>
                 <w:rFonts w:ascii="Roboto" w:hAnsi="Roboto"/>
-                <w:color w:val="FF0000"/>
-              </w:rPr>
-              <w:t xml:space="preserve">          </w:t>
-            </w:r>
-            <w:r>
-              <w:rPr>
-                <w:rFonts w:ascii="Roboto" w:hAnsi="Roboto"/>
-                <w:color w:val="FF0000"/>
-              </w:rPr>
-              <w:t>[DN</w:t>
-            </w:r>
-            <w:r>
-              <w:rPr>
-                <w:rFonts w:ascii="Roboto" w:hAnsi="Roboto"/>
-                <w:color w:val="FF0000"/>
-              </w:rPr>
-              <w:t>4</w:t>
-            </w:r>
-            <w:r>
-              <w:rPr>
-                <w:rFonts w:ascii="Roboto" w:hAnsi="Roboto"/>
-                <w:color w:val="FF0000"/>
-              </w:rPr>
-              <w:t>]</w:t>
+                <w:b/>
+              </w:rPr>
+              <w:t xml:space="preserve">          [DN4]</w:t>
             </w:r>
           </w:p>
         </w:tc>
@@ -1730,6 +1605,7 @@
             <w:pPr>
               <w:rPr>
                 <w:rFonts w:ascii="Arial" w:eastAsia="Times New Roman" w:hAnsi="Arial" w:cs="Arial"/>
+                <w:b/>
                 <w:sz w:val="20"/>
                 <w:szCs w:val="20"/>
               </w:rPr>
@@ -1737,7 +1613,7 @@
             <w:r>
               <w:rPr>
                 <w:rFonts w:ascii="Roboto" w:hAnsi="Roboto"/>
-                <w:color w:val="FF0000"/>
+                <w:b/>
               </w:rPr>
               <w:t xml:space="preserve"> [Company Name]</w:t>
             </w:r>
@@ -1753,6 +1629,7 @@
               <w:jc w:val="center"/>
               <w:rPr>
                 <w:rFonts w:ascii="Arial" w:eastAsia="Times New Roman" w:hAnsi="Arial" w:cs="Arial"/>
+                <w:b/>
                 <w:sz w:val="20"/>
                 <w:szCs w:val="20"/>
               </w:rPr>
@@ -1760,7 +1637,7 @@
             <w:r>
               <w:rPr>
                 <w:rFonts w:ascii="Roboto" w:hAnsi="Roboto"/>
-                <w:color w:val="FF0000"/>
+                <w:b/>
               </w:rPr>
               <w:t>[Folio No]</w:t>
             </w:r>
@@ -1774,27 +1651,16 @@
           <w:p>
             <w:pPr>
               <w:jc w:val="center"/>
+              <w:rPr>
+                <w:b/>
+              </w:rPr>
             </w:pPr>
             <w:r>
               <w:rPr>
                 <w:rFonts w:ascii="Roboto" w:hAnsi="Roboto"/>
-                <w:color w:val="FF0000"/>
-              </w:rPr>
-              <w:t>[NOS</w:t>
-            </w:r>
-            <w:r>
-              <w:rPr>
-                <w:rFonts w:ascii="Roboto" w:hAnsi="Roboto"/>
-                <w:color w:val="FF0000"/>
-              </w:rPr>
-              <w:t>5</w:t>
-            </w:r>
-            <w:r>
-              <w:rPr>
-                <w:rFonts w:ascii="Roboto" w:hAnsi="Roboto"/>
-                <w:color w:val="FF0000"/>
-              </w:rPr>
-              <w:t>]</w:t>
+                <w:b/>
+              </w:rPr>
+              <w:t>[NOS5]</w:t>
             </w:r>
           </w:p>
         </w:tc>
@@ -1807,6 +1673,7 @@
             <w:pPr>
               <w:rPr>
                 <w:rFonts w:ascii="Arial" w:eastAsia="Times New Roman" w:hAnsi="Arial" w:cs="Arial"/>
+                <w:b/>
                 <w:sz w:val="20"/>
                 <w:szCs w:val="20"/>
               </w:rPr>
@@ -1814,6 +1681,7 @@
             <w:r>
               <w:rPr>
                 <w:rFonts w:ascii="Arial" w:eastAsia="Times New Roman" w:hAnsi="Arial" w:cs="Arial"/>
+                <w:b/>
                 <w:sz w:val="20"/>
                 <w:szCs w:val="20"/>
               </w:rPr>
@@ -1822,23 +1690,9 @@
             <w:r>
               <w:rPr>
                 <w:rFonts w:ascii="Roboto" w:hAnsi="Roboto"/>
-                <w:color w:val="FF0000"/>
-              </w:rPr>
-              <w:t>[SC</w:t>
-            </w:r>
-            <w:r>
-              <w:rPr>
-                <w:rFonts w:ascii="Roboto" w:hAnsi="Roboto"/>
-                <w:color w:val="FF0000"/>
-              </w:rPr>
-              <w:t>5</w:t>
-            </w:r>
-            <w:r>
-              <w:rPr>
-                <w:rFonts w:ascii="Roboto" w:hAnsi="Roboto"/>
-                <w:color w:val="FF0000"/>
-              </w:rPr>
-              <w:t>]</w:t>
+                <w:b/>
+              </w:rPr>
+              <w:t>[SC5]</w:t>
             </w:r>
           </w:p>
         </w:tc>
@@ -1853,34 +1707,854 @@
               <w:ind w:right="573"/>
               <w:rPr>
                 <w:rFonts w:ascii="Roboto" w:hAnsi="Roboto"/>
-                <w:color w:val="FF0000"/>
+                <w:b/>
               </w:rPr>
             </w:pPr>
             <w:r>
               <w:rPr>
                 <w:rFonts w:ascii="Roboto" w:hAnsi="Roboto"/>
-                <w:color w:val="FF0000"/>
-              </w:rPr>
-              <w:t xml:space="preserve">          </w:t>
-            </w:r>
-            <w:r>
-              <w:rPr>
-                <w:rFonts w:ascii="Roboto" w:hAnsi="Roboto"/>
-                <w:color w:val="FF0000"/>
-              </w:rPr>
-              <w:t>[DN</w:t>
-            </w:r>
-            <w:r>
-              <w:rPr>
-                <w:rFonts w:ascii="Roboto" w:hAnsi="Roboto"/>
-                <w:color w:val="FF0000"/>
-              </w:rPr>
-              <w:t>5</w:t>
-            </w:r>
-            <w:r>
-              <w:rPr>
-                <w:rFonts w:ascii="Roboto" w:hAnsi="Roboto"/>
-                <w:color w:val="FF0000"/>
+                <w:b/>
+              </w:rPr>
+              <w:t xml:space="preserve">          [DN5]</w:t>
+            </w:r>
+          </w:p>
+        </w:tc>
+      </w:tr>
+      <w:tr>
+        <w:trPr>
+          <w:trHeight w:val="306"/>
+        </w:trPr>
+        <w:tc>
+          <w:tcPr>
+            <w:tcW w:w="2128" w:type="dxa"/>
+          </w:tcPr>
+          <w:p>
+            <w:pPr>
+              <w:rPr>
+                <w:rFonts w:ascii="Roboto" w:hAnsi="Roboto"/>
+                <w:b/>
+              </w:rPr>
+            </w:pPr>
+            <w:r>
+              <w:rPr>
+                <w:rFonts w:ascii="Roboto" w:hAnsi="Roboto"/>
+                <w:b/>
+              </w:rPr>
+              <w:t xml:space="preserve"> [Company Name]</w:t>
+            </w:r>
+          </w:p>
+        </w:tc>
+        <w:tc>
+          <w:tcPr>
+            <w:tcW w:w="1842" w:type="dxa"/>
+            <w:shd w:val="clear" w:color="auto" w:fill="auto"/>
+          </w:tcPr>
+          <w:p>
+            <w:pPr>
+              <w:jc w:val="center"/>
+              <w:rPr>
+                <w:rFonts w:ascii="Roboto" w:hAnsi="Roboto"/>
+                <w:b/>
+              </w:rPr>
+            </w:pPr>
+            <w:r>
+              <w:rPr>
+                <w:rFonts w:ascii="Roboto" w:hAnsi="Roboto"/>
+                <w:b/>
+              </w:rPr>
+              <w:t>[Folio No]</w:t>
+            </w:r>
+          </w:p>
+        </w:tc>
+        <w:tc>
+          <w:tcPr>
+            <w:tcW w:w="1134" w:type="dxa"/>
+            <w:shd w:val="clear" w:color="auto" w:fill="auto"/>
+          </w:tcPr>
+          <w:p>
+            <w:pPr>
+              <w:jc w:val="center"/>
+              <w:rPr>
+                <w:b/>
+              </w:rPr>
+            </w:pPr>
+            <w:r>
+              <w:rPr>
+                <w:rFonts w:ascii="Roboto" w:hAnsi="Roboto"/>
+                <w:b/>
+              </w:rPr>
+              <w:t>[NOS</w:t>
+            </w:r>
+            <w:r>
+              <w:rPr>
+                <w:rFonts w:ascii="Roboto" w:hAnsi="Roboto"/>
+                <w:b/>
+              </w:rPr>
+              <w:t>6</w:t>
+            </w:r>
+            <w:r>
+              <w:rPr>
+                <w:rFonts w:ascii="Roboto" w:hAnsi="Roboto"/>
+                <w:b/>
+              </w:rPr>
+              <w:t>]</w:t>
+            </w:r>
+          </w:p>
+        </w:tc>
+        <w:tc>
+          <w:tcPr>
+            <w:tcW w:w="1843" w:type="dxa"/>
+            <w:shd w:val="clear" w:color="auto" w:fill="auto"/>
+          </w:tcPr>
+          <w:p>
+            <w:pPr>
+              <w:rPr>
+                <w:rFonts w:ascii="Arial" w:eastAsia="Times New Roman" w:hAnsi="Arial" w:cs="Arial"/>
+                <w:b/>
+                <w:sz w:val="20"/>
+                <w:szCs w:val="20"/>
+              </w:rPr>
+            </w:pPr>
+            <w:r>
+              <w:rPr>
+                <w:rFonts w:ascii="Arial" w:eastAsia="Times New Roman" w:hAnsi="Arial" w:cs="Arial"/>
+                <w:b/>
+                <w:sz w:val="20"/>
+                <w:szCs w:val="20"/>
+              </w:rPr>
+              <w:t xml:space="preserve">        </w:t>
+            </w:r>
+            <w:r>
+              <w:rPr>
+                <w:rFonts w:ascii="Roboto" w:hAnsi="Roboto"/>
+                <w:b/>
+              </w:rPr>
+              <w:t>[SC</w:t>
+            </w:r>
+            <w:r>
+              <w:rPr>
+                <w:rFonts w:ascii="Roboto" w:hAnsi="Roboto"/>
+                <w:b/>
+              </w:rPr>
+              <w:t>6</w:t>
+            </w:r>
+            <w:r>
+              <w:rPr>
+                <w:rFonts w:ascii="Roboto" w:hAnsi="Roboto"/>
+                <w:b/>
+              </w:rPr>
+              <w:t>]</w:t>
+            </w:r>
+          </w:p>
+        </w:tc>
+        <w:tc>
+          <w:tcPr>
+            <w:tcW w:w="2693" w:type="dxa"/>
+            <w:gridSpan w:val="2"/>
+            <w:shd w:val="clear" w:color="auto" w:fill="auto"/>
+          </w:tcPr>
+          <w:p>
+            <w:pPr>
+              <w:ind w:right="573"/>
+              <w:rPr>
+                <w:rFonts w:ascii="Roboto" w:hAnsi="Roboto"/>
+                <w:b/>
+              </w:rPr>
+            </w:pPr>
+            <w:r>
+              <w:rPr>
+                <w:rFonts w:ascii="Roboto" w:hAnsi="Roboto"/>
+                <w:b/>
+              </w:rPr>
+              <w:t xml:space="preserve">          [DN</w:t>
+            </w:r>
+            <w:r>
+              <w:rPr>
+                <w:rFonts w:ascii="Roboto" w:hAnsi="Roboto"/>
+                <w:b/>
+              </w:rPr>
+              <w:t>6</w:t>
+            </w:r>
+            <w:r>
+              <w:rPr>
+                <w:rFonts w:ascii="Roboto" w:hAnsi="Roboto"/>
+                <w:b/>
+              </w:rPr>
+              <w:t>]</w:t>
+            </w:r>
+          </w:p>
+        </w:tc>
+      </w:tr>
+      <w:tr>
+        <w:trPr>
+          <w:trHeight w:val="306"/>
+        </w:trPr>
+        <w:tc>
+          <w:tcPr>
+            <w:tcW w:w="2128" w:type="dxa"/>
+          </w:tcPr>
+          <w:p>
+            <w:pPr>
+              <w:rPr>
+                <w:rFonts w:ascii="Arial" w:eastAsia="Times New Roman" w:hAnsi="Arial" w:cs="Arial"/>
+                <w:b/>
+                <w:sz w:val="20"/>
+                <w:szCs w:val="20"/>
+              </w:rPr>
+            </w:pPr>
+            <w:r>
+              <w:rPr>
+                <w:rFonts w:ascii="Roboto" w:hAnsi="Roboto"/>
+                <w:b/>
+              </w:rPr>
+              <w:t xml:space="preserve"> [Company Name]</w:t>
+            </w:r>
+          </w:p>
+        </w:tc>
+        <w:tc>
+          <w:tcPr>
+            <w:tcW w:w="1842" w:type="dxa"/>
+            <w:shd w:val="clear" w:color="auto" w:fill="auto"/>
+          </w:tcPr>
+          <w:p>
+            <w:pPr>
+              <w:jc w:val="center"/>
+              <w:rPr>
+                <w:rFonts w:ascii="Arial" w:eastAsia="Times New Roman" w:hAnsi="Arial" w:cs="Arial"/>
+                <w:b/>
+                <w:sz w:val="20"/>
+                <w:szCs w:val="20"/>
+              </w:rPr>
+            </w:pPr>
+            <w:r>
+              <w:rPr>
+                <w:rFonts w:ascii="Roboto" w:hAnsi="Roboto"/>
+                <w:b/>
+              </w:rPr>
+              <w:t>[Folio No]</w:t>
+            </w:r>
+          </w:p>
+        </w:tc>
+        <w:tc>
+          <w:tcPr>
+            <w:tcW w:w="1134" w:type="dxa"/>
+            <w:shd w:val="clear" w:color="auto" w:fill="auto"/>
+          </w:tcPr>
+          <w:p>
+            <w:pPr>
+              <w:jc w:val="center"/>
+              <w:rPr>
+                <w:b/>
+              </w:rPr>
+            </w:pPr>
+            <w:r>
+              <w:rPr>
+                <w:rFonts w:ascii="Roboto" w:hAnsi="Roboto"/>
+                <w:b/>
+              </w:rPr>
+              <w:t>[NOS</w:t>
+            </w:r>
+            <w:r>
+              <w:rPr>
+                <w:rFonts w:ascii="Roboto" w:hAnsi="Roboto"/>
+                <w:b/>
+              </w:rPr>
+              <w:t>7</w:t>
+            </w:r>
+            <w:r>
+              <w:rPr>
+                <w:rFonts w:ascii="Roboto" w:hAnsi="Roboto"/>
+                <w:b/>
+              </w:rPr>
+              <w:t>]</w:t>
+            </w:r>
+          </w:p>
+        </w:tc>
+        <w:tc>
+          <w:tcPr>
+            <w:tcW w:w="1843" w:type="dxa"/>
+            <w:shd w:val="clear" w:color="auto" w:fill="auto"/>
+          </w:tcPr>
+          <w:p>
+            <w:pPr>
+              <w:rPr>
+                <w:rFonts w:ascii="Arial" w:eastAsia="Times New Roman" w:hAnsi="Arial" w:cs="Arial"/>
+                <w:b/>
+                <w:sz w:val="20"/>
+                <w:szCs w:val="20"/>
+              </w:rPr>
+            </w:pPr>
+            <w:r>
+              <w:rPr>
+                <w:rFonts w:ascii="Arial" w:eastAsia="Times New Roman" w:hAnsi="Arial" w:cs="Arial"/>
+                <w:b/>
+                <w:sz w:val="20"/>
+                <w:szCs w:val="20"/>
+              </w:rPr>
+              <w:t xml:space="preserve">        </w:t>
+            </w:r>
+            <w:r>
+              <w:rPr>
+                <w:rFonts w:ascii="Roboto" w:hAnsi="Roboto"/>
+                <w:b/>
+              </w:rPr>
+              <w:t>[SC</w:t>
+            </w:r>
+            <w:r>
+              <w:rPr>
+                <w:rFonts w:ascii="Roboto" w:hAnsi="Roboto"/>
+                <w:b/>
+              </w:rPr>
+              <w:t>7</w:t>
+            </w:r>
+            <w:r>
+              <w:rPr>
+                <w:rFonts w:ascii="Roboto" w:hAnsi="Roboto"/>
+                <w:b/>
+              </w:rPr>
+              <w:t>]</w:t>
+            </w:r>
+          </w:p>
+        </w:tc>
+        <w:tc>
+          <w:tcPr>
+            <w:tcW w:w="2693" w:type="dxa"/>
+            <w:gridSpan w:val="2"/>
+            <w:shd w:val="clear" w:color="auto" w:fill="auto"/>
+          </w:tcPr>
+          <w:p>
+            <w:pPr>
+              <w:ind w:right="573"/>
+              <w:rPr>
+                <w:rFonts w:ascii="Roboto" w:hAnsi="Roboto"/>
+                <w:b/>
+              </w:rPr>
+            </w:pPr>
+            <w:r>
+              <w:rPr>
+                <w:rFonts w:ascii="Roboto" w:hAnsi="Roboto"/>
+                <w:b/>
+              </w:rPr>
+              <w:t xml:space="preserve">          [DN</w:t>
+            </w:r>
+            <w:r>
+              <w:rPr>
+                <w:rFonts w:ascii="Roboto" w:hAnsi="Roboto"/>
+                <w:b/>
+              </w:rPr>
+              <w:t>7</w:t>
+            </w:r>
+            <w:r>
+              <w:rPr>
+                <w:rFonts w:ascii="Roboto" w:hAnsi="Roboto"/>
+                <w:b/>
+              </w:rPr>
+              <w:t>]</w:t>
+            </w:r>
+          </w:p>
+        </w:tc>
+      </w:tr>
+      <w:tr>
+        <w:trPr>
+          <w:trHeight w:val="306"/>
+        </w:trPr>
+        <w:tc>
+          <w:tcPr>
+            <w:tcW w:w="2128" w:type="dxa"/>
+          </w:tcPr>
+          <w:p>
+            <w:pPr>
+              <w:rPr>
+                <w:rFonts w:ascii="Arial" w:eastAsia="Times New Roman" w:hAnsi="Arial" w:cs="Arial"/>
+                <w:b/>
+                <w:sz w:val="20"/>
+                <w:szCs w:val="20"/>
+              </w:rPr>
+            </w:pPr>
+            <w:r>
+              <w:rPr>
+                <w:rFonts w:ascii="Roboto" w:hAnsi="Roboto"/>
+                <w:b/>
+              </w:rPr>
+              <w:t xml:space="preserve"> [Company Name]</w:t>
+            </w:r>
+          </w:p>
+        </w:tc>
+        <w:tc>
+          <w:tcPr>
+            <w:tcW w:w="1842" w:type="dxa"/>
+            <w:shd w:val="clear" w:color="auto" w:fill="auto"/>
+          </w:tcPr>
+          <w:p>
+            <w:pPr>
+              <w:jc w:val="center"/>
+              <w:rPr>
+                <w:rFonts w:ascii="Arial" w:eastAsia="Times New Roman" w:hAnsi="Arial" w:cs="Arial"/>
+                <w:b/>
+                <w:sz w:val="20"/>
+                <w:szCs w:val="20"/>
+              </w:rPr>
+            </w:pPr>
+            <w:r>
+              <w:rPr>
+                <w:rFonts w:ascii="Roboto" w:hAnsi="Roboto"/>
+                <w:b/>
+              </w:rPr>
+              <w:t>[Folio No]</w:t>
+            </w:r>
+          </w:p>
+        </w:tc>
+        <w:tc>
+          <w:tcPr>
+            <w:tcW w:w="1134" w:type="dxa"/>
+            <w:shd w:val="clear" w:color="auto" w:fill="auto"/>
+          </w:tcPr>
+          <w:p>
+            <w:pPr>
+              <w:jc w:val="center"/>
+              <w:rPr>
+                <w:b/>
+              </w:rPr>
+            </w:pPr>
+            <w:r>
+              <w:rPr>
+                <w:rFonts w:ascii="Roboto" w:hAnsi="Roboto"/>
+                <w:b/>
+              </w:rPr>
+              <w:t>[NOS</w:t>
+            </w:r>
+            <w:r>
+              <w:rPr>
+                <w:rFonts w:ascii="Roboto" w:hAnsi="Roboto"/>
+                <w:b/>
+              </w:rPr>
+              <w:t>8</w:t>
+            </w:r>
+            <w:r>
+              <w:rPr>
+                <w:rFonts w:ascii="Roboto" w:hAnsi="Roboto"/>
+                <w:b/>
+              </w:rPr>
+              <w:t>]</w:t>
+            </w:r>
+          </w:p>
+        </w:tc>
+        <w:tc>
+          <w:tcPr>
+            <w:tcW w:w="1843" w:type="dxa"/>
+            <w:shd w:val="clear" w:color="auto" w:fill="auto"/>
+          </w:tcPr>
+          <w:p>
+            <w:pPr>
+              <w:rPr>
+                <w:rFonts w:ascii="Arial" w:eastAsia="Times New Roman" w:hAnsi="Arial" w:cs="Arial"/>
+                <w:b/>
+                <w:sz w:val="20"/>
+                <w:szCs w:val="20"/>
+              </w:rPr>
+            </w:pPr>
+            <w:r>
+              <w:rPr>
+                <w:rFonts w:ascii="Arial" w:eastAsia="Times New Roman" w:hAnsi="Arial" w:cs="Arial"/>
+                <w:b/>
+                <w:sz w:val="20"/>
+                <w:szCs w:val="20"/>
+              </w:rPr>
+              <w:t xml:space="preserve">        </w:t>
+            </w:r>
+            <w:r>
+              <w:rPr>
+                <w:rFonts w:ascii="Roboto" w:hAnsi="Roboto"/>
+                <w:b/>
+              </w:rPr>
+              <w:t>[SC</w:t>
+            </w:r>
+            <w:r>
+              <w:rPr>
+                <w:rFonts w:ascii="Roboto" w:hAnsi="Roboto"/>
+                <w:b/>
+              </w:rPr>
+              <w:t>8</w:t>
+            </w:r>
+            <w:r>
+              <w:rPr>
+                <w:rFonts w:ascii="Roboto" w:hAnsi="Roboto"/>
+                <w:b/>
+              </w:rPr>
+              <w:t>]</w:t>
+            </w:r>
+          </w:p>
+        </w:tc>
+        <w:tc>
+          <w:tcPr>
+            <w:tcW w:w="2693" w:type="dxa"/>
+            <w:gridSpan w:val="2"/>
+            <w:shd w:val="clear" w:color="auto" w:fill="auto"/>
+          </w:tcPr>
+          <w:p>
+            <w:pPr>
+              <w:ind w:right="573"/>
+              <w:rPr>
+                <w:rFonts w:ascii="Roboto" w:hAnsi="Roboto"/>
+                <w:b/>
+              </w:rPr>
+            </w:pPr>
+            <w:r>
+              <w:rPr>
+                <w:rFonts w:ascii="Roboto" w:hAnsi="Roboto"/>
+                <w:b/>
+              </w:rPr>
+              <w:t xml:space="preserve">          [DN</w:t>
+            </w:r>
+            <w:r>
+              <w:rPr>
+                <w:rFonts w:ascii="Roboto" w:hAnsi="Roboto"/>
+                <w:b/>
+              </w:rPr>
+              <w:t>8</w:t>
+            </w:r>
+            <w:r>
+              <w:rPr>
+                <w:rFonts w:ascii="Roboto" w:hAnsi="Roboto"/>
+                <w:b/>
+              </w:rPr>
+              <w:t>]</w:t>
+            </w:r>
+          </w:p>
+        </w:tc>
+      </w:tr>
+      <w:tr>
+        <w:trPr>
+          <w:trHeight w:val="306"/>
+        </w:trPr>
+        <w:tc>
+          <w:tcPr>
+            <w:tcW w:w="2128" w:type="dxa"/>
+          </w:tcPr>
+          <w:p>
+            <w:pPr>
+              <w:rPr>
+                <w:rFonts w:ascii="Arial" w:eastAsia="Times New Roman" w:hAnsi="Arial" w:cs="Arial"/>
+                <w:b/>
+                <w:sz w:val="20"/>
+                <w:szCs w:val="20"/>
+              </w:rPr>
+            </w:pPr>
+            <w:r>
+              <w:rPr>
+                <w:rFonts w:ascii="Roboto" w:hAnsi="Roboto"/>
+                <w:b/>
+              </w:rPr>
+              <w:t xml:space="preserve"> [Company Name]</w:t>
+            </w:r>
+          </w:p>
+        </w:tc>
+        <w:tc>
+          <w:tcPr>
+            <w:tcW w:w="1842" w:type="dxa"/>
+            <w:shd w:val="clear" w:color="auto" w:fill="auto"/>
+          </w:tcPr>
+          <w:p>
+            <w:pPr>
+              <w:jc w:val="center"/>
+              <w:rPr>
+                <w:rFonts w:ascii="Arial" w:eastAsia="Times New Roman" w:hAnsi="Arial" w:cs="Arial"/>
+                <w:b/>
+                <w:sz w:val="20"/>
+                <w:szCs w:val="20"/>
+              </w:rPr>
+            </w:pPr>
+            <w:r>
+              <w:rPr>
+                <w:rFonts w:ascii="Roboto" w:hAnsi="Roboto"/>
+                <w:b/>
+              </w:rPr>
+              <w:t>[Folio No]</w:t>
+            </w:r>
+          </w:p>
+        </w:tc>
+        <w:tc>
+          <w:tcPr>
+            <w:tcW w:w="1134" w:type="dxa"/>
+            <w:shd w:val="clear" w:color="auto" w:fill="auto"/>
+          </w:tcPr>
+          <w:p>
+            <w:pPr>
+              <w:jc w:val="center"/>
+              <w:rPr>
+                <w:b/>
+              </w:rPr>
+            </w:pPr>
+            <w:r>
+              <w:rPr>
+                <w:rFonts w:ascii="Roboto" w:hAnsi="Roboto"/>
+                <w:b/>
+              </w:rPr>
+              <w:t>[NOS</w:t>
+            </w:r>
+            <w:r>
+              <w:rPr>
+                <w:rFonts w:ascii="Roboto" w:hAnsi="Roboto"/>
+                <w:b/>
+              </w:rPr>
+              <w:t>9</w:t>
+            </w:r>
+            <w:r>
+              <w:rPr>
+                <w:rFonts w:ascii="Roboto" w:hAnsi="Roboto"/>
+                <w:b/>
+              </w:rPr>
+              <w:t>]</w:t>
+            </w:r>
+          </w:p>
+        </w:tc>
+        <w:tc>
+          <w:tcPr>
+            <w:tcW w:w="1843" w:type="dxa"/>
+            <w:shd w:val="clear" w:color="auto" w:fill="auto"/>
+          </w:tcPr>
+          <w:p>
+            <w:pPr>
+              <w:rPr>
+                <w:rFonts w:ascii="Arial" w:eastAsia="Times New Roman" w:hAnsi="Arial" w:cs="Arial"/>
+                <w:b/>
+                <w:sz w:val="20"/>
+                <w:szCs w:val="20"/>
+              </w:rPr>
+            </w:pPr>
+            <w:r>
+              <w:rPr>
+                <w:rFonts w:ascii="Arial" w:eastAsia="Times New Roman" w:hAnsi="Arial" w:cs="Arial"/>
+                <w:b/>
+                <w:sz w:val="20"/>
+                <w:szCs w:val="20"/>
+              </w:rPr>
+              <w:t xml:space="preserve">        </w:t>
+            </w:r>
+            <w:r>
+              <w:rPr>
+                <w:rFonts w:ascii="Roboto" w:hAnsi="Roboto"/>
+                <w:b/>
+              </w:rPr>
+              <w:t>[SC</w:t>
+            </w:r>
+            <w:r>
+              <w:rPr>
+                <w:rFonts w:ascii="Roboto" w:hAnsi="Roboto"/>
+                <w:b/>
+              </w:rPr>
+              <w:t>9</w:t>
+            </w:r>
+            <w:r>
+              <w:rPr>
+                <w:rFonts w:ascii="Roboto" w:hAnsi="Roboto"/>
+                <w:b/>
+              </w:rPr>
+              <w:t>]</w:t>
+            </w:r>
+          </w:p>
+        </w:tc>
+        <w:tc>
+          <w:tcPr>
+            <w:tcW w:w="2693" w:type="dxa"/>
+            <w:gridSpan w:val="2"/>
+            <w:shd w:val="clear" w:color="auto" w:fill="auto"/>
+          </w:tcPr>
+          <w:p>
+            <w:pPr>
+              <w:ind w:right="573"/>
+              <w:rPr>
+                <w:rFonts w:ascii="Roboto" w:hAnsi="Roboto"/>
+                <w:b/>
+              </w:rPr>
+            </w:pPr>
+            <w:r>
+              <w:rPr>
+                <w:rFonts w:ascii="Roboto" w:hAnsi="Roboto"/>
+                <w:b/>
+              </w:rPr>
+              <w:t xml:space="preserve">          [DN</w:t>
+            </w:r>
+            <w:r>
+              <w:rPr>
+                <w:rFonts w:ascii="Roboto" w:hAnsi="Roboto"/>
+                <w:b/>
+              </w:rPr>
+              <w:t>9</w:t>
+            </w:r>
+            <w:r>
+              <w:rPr>
+                <w:rFonts w:ascii="Roboto" w:hAnsi="Roboto"/>
+                <w:b/>
+              </w:rPr>
+              <w:t>]</w:t>
+            </w:r>
+          </w:p>
+        </w:tc>
+      </w:tr>
+      <w:tr>
+        <w:trPr>
+          <w:trHeight w:val="306"/>
+        </w:trPr>
+        <w:tc>
+          <w:tcPr>
+            <w:tcW w:w="2128" w:type="dxa"/>
+          </w:tcPr>
+          <w:p>
+            <w:pPr>
+              <w:rPr>
+                <w:rFonts w:ascii="Arial" w:eastAsia="Times New Roman" w:hAnsi="Arial" w:cs="Arial"/>
+                <w:b/>
+                <w:sz w:val="20"/>
+                <w:szCs w:val="20"/>
+              </w:rPr>
+            </w:pPr>
+            <w:r>
+              <w:rPr>
+                <w:rFonts w:ascii="Roboto" w:hAnsi="Roboto"/>
+                <w:b/>
+              </w:rPr>
+              <w:t xml:space="preserve"> [Company Name]</w:t>
+            </w:r>
+          </w:p>
+        </w:tc>
+        <w:tc>
+          <w:tcPr>
+            <w:tcW w:w="1842" w:type="dxa"/>
+            <w:shd w:val="clear" w:color="auto" w:fill="auto"/>
+          </w:tcPr>
+          <w:p>
+            <w:pPr>
+              <w:jc w:val="center"/>
+              <w:rPr>
+                <w:rFonts w:ascii="Arial" w:eastAsia="Times New Roman" w:hAnsi="Arial" w:cs="Arial"/>
+                <w:b/>
+                <w:sz w:val="20"/>
+                <w:szCs w:val="20"/>
+              </w:rPr>
+            </w:pPr>
+            <w:r>
+              <w:rPr>
+                <w:rFonts w:ascii="Roboto" w:hAnsi="Roboto"/>
+                <w:b/>
+              </w:rPr>
+              <w:t>[Folio No]</w:t>
+            </w:r>
+          </w:p>
+        </w:tc>
+        <w:tc>
+          <w:tcPr>
+            <w:tcW w:w="1134" w:type="dxa"/>
+            <w:shd w:val="clear" w:color="auto" w:fill="auto"/>
+          </w:tcPr>
+          <w:p>
+            <w:pPr>
+              <w:jc w:val="center"/>
+              <w:rPr>
+                <w:b/>
+              </w:rPr>
+            </w:pPr>
+            <w:r>
+              <w:rPr>
+                <w:rFonts w:ascii="Roboto" w:hAnsi="Roboto"/>
+                <w:b/>
+              </w:rPr>
+              <w:t>[NOS</w:t>
+            </w:r>
+            <w:r>
+              <w:rPr>
+                <w:rFonts w:ascii="Roboto" w:hAnsi="Roboto"/>
+                <w:b/>
+              </w:rPr>
+              <w:t>10</w:t>
+            </w:r>
+            <w:r>
+              <w:rPr>
+                <w:rFonts w:ascii="Roboto" w:hAnsi="Roboto"/>
+                <w:b/>
+              </w:rPr>
+              <w:t>]</w:t>
+            </w:r>
+          </w:p>
+        </w:tc>
+        <w:tc>
+          <w:tcPr>
+            <w:tcW w:w="1843" w:type="dxa"/>
+            <w:shd w:val="clear" w:color="auto" w:fill="auto"/>
+          </w:tcPr>
+          <w:p>
+            <w:pPr>
+              <w:rPr>
+                <w:rFonts w:ascii="Arial" w:eastAsia="Times New Roman" w:hAnsi="Arial" w:cs="Arial"/>
+                <w:b/>
+                <w:sz w:val="20"/>
+                <w:szCs w:val="20"/>
+              </w:rPr>
+            </w:pPr>
+            <w:r>
+              <w:rPr>
+                <w:rFonts w:ascii="Arial" w:eastAsia="Times New Roman" w:hAnsi="Arial" w:cs="Arial"/>
+                <w:b/>
+                <w:sz w:val="20"/>
+                <w:szCs w:val="20"/>
+              </w:rPr>
+              <w:t xml:space="preserve">        </w:t>
+            </w:r>
+            <w:r>
+              <w:rPr>
+                <w:rFonts w:ascii="Roboto" w:hAnsi="Roboto"/>
+                <w:b/>
+              </w:rPr>
+              <w:t>[SC</w:t>
+            </w:r>
+            <w:r>
+              <w:rPr>
+                <w:rFonts w:ascii="Roboto" w:hAnsi="Roboto"/>
+                <w:b/>
+              </w:rPr>
+              <w:t>10</w:t>
+            </w:r>
+            <w:r>
+              <w:rPr>
+                <w:rFonts w:ascii="Roboto" w:hAnsi="Roboto"/>
+                <w:b/>
+              </w:rPr>
+              <w:t>]</w:t>
+            </w:r>
+          </w:p>
+        </w:tc>
+        <w:tc>
+          <w:tcPr>
+            <w:tcW w:w="2693" w:type="dxa"/>
+            <w:gridSpan w:val="2"/>
+            <w:shd w:val="clear" w:color="auto" w:fill="auto"/>
+          </w:tcPr>
+          <w:p>
+            <w:pPr>
+              <w:ind w:right="573"/>
+              <w:rPr>
+                <w:rFonts w:ascii="Roboto" w:hAnsi="Roboto"/>
+                <w:b/>
+              </w:rPr>
+            </w:pPr>
+            <w:r>
+              <w:rPr>
+                <w:rFonts w:ascii="Roboto" w:hAnsi="Roboto"/>
+                <w:b/>
+              </w:rPr>
+              <w:t xml:space="preserve">          [DN</w:t>
+            </w:r>
+            <w:r>
+              <w:rPr>
+                <w:rFonts w:ascii="Roboto" w:hAnsi="Roboto"/>
+                <w:b/>
+              </w:rPr>
+              <w:t>10</w:t>
+            </w:r>
+            <w:r>
+              <w:rPr>
+                <w:rFonts w:ascii="Roboto" w:hAnsi="Roboto"/>
+                <w:b/>
               </w:rPr>
               <w:t>]</w:t>
             </w:r>
@@ -1929,10 +2603,18 @@
       <w:r>
         <w:rPr>
           <w:rFonts w:ascii="Roboto" w:eastAsia="Times New Roman" w:hAnsi="Roboto" w:cs="Times New Roman"/>
+          <w:b/>
+          <w:lang w:val="en-IN" w:eastAsia="en-GB" w:bidi="hi-IN"/>
+        </w:rPr>
+        <w:t>[Name as per Aadhar C1]</w:t>
+      </w:r>
+      <w:r>
+        <w:rPr>
+          <w:rFonts w:ascii="Roboto" w:eastAsia="Times New Roman" w:hAnsi="Roboto" w:cs="Times New Roman"/>
           <w:color w:val="FF0000"/>
           <w:lang w:val="en-IN" w:eastAsia="en-GB" w:bidi="hi-IN"/>
         </w:rPr>
-        <w:t xml:space="preserve">[Name as per Aadhar C1] </w:t>
+        <w:t xml:space="preserve"> </w:t>
       </w:r>
       <w:r>
         <w:rPr>
@@ -2031,10 +2713,18 @@
       <w:r>
         <w:rPr>
           <w:rFonts w:ascii="Roboto" w:eastAsia="Times New Roman" w:hAnsi="Roboto" w:cs="Times New Roman"/>
+          <w:b/>
+          <w:lang w:val="en-IN" w:eastAsia="en-GB" w:bidi="hi-IN"/>
+        </w:rPr>
+        <w:t>[Name as per Aadhar C1]</w:t>
+      </w:r>
+      <w:r>
+        <w:rPr>
+          <w:rFonts w:ascii="Roboto" w:eastAsia="Times New Roman" w:hAnsi="Roboto" w:cs="Times New Roman"/>
           <w:color w:val="FF0000"/>
           <w:lang w:val="en-IN" w:eastAsia="en-GB" w:bidi="hi-IN"/>
         </w:rPr>
-        <w:t xml:space="preserve">[Name as per Aadhar C1] </w:t>
+        <w:t xml:space="preserve"> </w:t>
       </w:r>
       <w:r>
         <w:rPr>
@@ -2089,10 +2779,18 @@
       <w:r>
         <w:rPr>
           <w:rFonts w:ascii="Roboto" w:eastAsia="Times New Roman" w:hAnsi="Roboto" w:cs="Times New Roman"/>
+          <w:b/>
+          <w:lang w:val="en-IN" w:eastAsia="en-GB" w:bidi="hi-IN"/>
+        </w:rPr>
+        <w:t>[Name as per Aadhar C1]</w:t>
+      </w:r>
+      <w:r>
+        <w:rPr>
+          <w:rFonts w:ascii="Roboto" w:eastAsia="Times New Roman" w:hAnsi="Roboto" w:cs="Times New Roman"/>
           <w:color w:val="FF0000"/>
           <w:lang w:val="en-IN" w:eastAsia="en-GB" w:bidi="hi-IN"/>
         </w:rPr>
-        <w:t xml:space="preserve">[Name as per Aadhar C1] </w:t>
+        <w:t xml:space="preserve"> </w:t>
       </w:r>
       <w:r>
         <w:rPr>
@@ -2183,14 +2881,15 @@
       <w:r>
         <w:rPr>
           <w:rFonts w:ascii="Arial" w:eastAsia="Times New Roman" w:hAnsi="Arial" w:cs="Arial"/>
-        </w:rPr>
-        <w:t>RTA</w:t>
-      </w:r>
-      <w:r>
-        <w:rPr>
-          <w:rFonts w:ascii="Arial" w:eastAsia="Times New Roman" w:hAnsi="Arial" w:cs="Arial"/>
-        </w:rPr>
-        <w:t xml:space="preserve"> / Company, for cancellation.</w:t>
+          <w:b/>
+        </w:rPr>
+        <w:t>[RTA Name] / [Company Name]</w:t>
+      </w:r>
+      <w:r>
+        <w:rPr>
+          <w:rFonts w:ascii="Arial" w:eastAsia="Times New Roman" w:hAnsi="Arial" w:cs="Arial"/>
+        </w:rPr>
+        <w:t>, for cancellation.</w:t>
       </w:r>
     </w:p>
     <w:p>
@@ -2229,7 +2928,7 @@
       <w:r>
         <w:rPr>
           <w:rFonts w:ascii="Roboto" w:eastAsia="Times New Roman" w:hAnsi="Roboto" w:cs="Times New Roman"/>
-          <w:color w:val="FF0000"/>
+          <w:b/>
           <w:lang w:val="en-IN" w:eastAsia="en-GB" w:bidi="hi-IN"/>
         </w:rPr>
         <w:t>[Name as per Aadhar C1]</w:t>
@@ -2360,7 +3059,14 @@
         <w:rPr>
           <w:rFonts w:ascii="Arial" w:eastAsia="Times New Roman" w:hAnsi="Arial" w:cs="Arial"/>
         </w:rPr>
-        <w:t xml:space="preserve"> solemn declaration and undertaking not to deal with the original security(</w:t>
+        <w:t xml:space="preserve"> solemn declaration and </w:t>
+      </w:r>
+      <w:r>
+        <w:rPr>
+          <w:rFonts w:ascii="Arial" w:eastAsia="Times New Roman" w:hAnsi="Arial" w:cs="Arial"/>
+        </w:rPr>
+        <w:lastRenderedPageBreak/>
+        <w:t>undertaking not to deal with the original security(</w:t>
       </w:r>
       <w:proofErr w:type="spellStart"/>
       <w:r>
@@ -2618,7 +3324,6 @@
           <w:rFonts w:ascii="Arial" w:eastAsia="Freestyle Script" w:hAnsi="Arial" w:cs="Arial"/>
           <w:color w:val="D9D9D9"/>
         </w:rPr>
-        <w:lastRenderedPageBreak/>
         <w:tab/>
       </w:r>
       <w:r>
@@ -2843,14 +3548,16 @@
         </w:rPr>
         <w:t xml:space="preserve"> </w:t>
       </w:r>
+      <w:bookmarkStart w:id="0" w:name="_GoBack"/>
       <w:r>
         <w:rPr>
           <w:rFonts w:ascii="Roboto" w:eastAsia="Times New Roman" w:hAnsi="Roboto" w:cs="Times New Roman"/>
-          <w:color w:val="FF0000"/>
+          <w:b/>
           <w:lang w:val="en-IN" w:eastAsia="en-GB" w:bidi="hi-IN"/>
         </w:rPr>
         <w:t>[Name as per Aadhar C1]</w:t>
       </w:r>
+      <w:bookmarkEnd w:id="0"/>
     </w:p>
     <w:p>
       <w:pPr>
@@ -3324,7 +4031,7 @@
 </file>
 
 <file path=word/numbering.xml><?xml version="1.0" encoding="utf-8"?>
-<w:numbering xmlns:wpc="http://schemas.microsoft.com/office/word/2010/wordprocessingCanvas" xmlns:cx="http://schemas.microsoft.com/office/drawing/2014/chartex" xmlns:cx1="http://schemas.microsoft.com/office/drawing/2015/9/8/chartex" xmlns:cx2="http://schemas.microsoft.com/office/drawing/2015/10/21/chartex" xmlns:cx3="http://schemas.microsoft.com/office/drawing/2016/5/9/chartex" xmlns:cx4="http://schemas.microsoft.com/office/drawing/2016/5/10/chartex" xmlns:cx5="http://schemas.microsoft.com/office/drawing/2016/5/11/chartex" xmlns:cx6="http://schemas.microsoft.com/office/drawing/2016/5/12/chartex" xmlns:cx7="http://schemas.microsoft.com/office/drawing/2016/5/13/chartex" xmlns:cx8="http://schemas.microsoft.com/office/drawing/2016/5/14/chartex" xmlns:mc="http://schemas.openxmlformats.org/markup-compatibility/2006" xmlns:aink="http://schemas.microsoft.com/office/drawing/2016/ink" xmlns:am3d="http://schemas.microsoft.com/office/drawing/2017/model3d" xmlns:o="urn:schemas-microsoft-com:office:office" xmlns:oel="http://schemas.microsoft.com/office/2019/extlst" xmlns:r="http://schemas.openxmlformats.org/officeDocument/2006/relationships" xmlns:m="http://schemas.openxmlformats.org/officeDocument/2006/math" xmlns:v="urn:schemas-microsoft-com:vml" xmlns:wp14="http://schemas.microsoft.com/office/word/2010/wordprocessingDrawing" xmlns:wp="http://schemas.openxmlformats.org/drawingml/2006/wordprocessingDrawing" xmlns:w10="urn:schemas-microsoft-com:office:word" xmlns:w="http://schemas.openxmlformats.org/wordprocessingml/2006/main" xmlns:w14="http://schemas.microsoft.com/office/word/2010/wordml" xmlns:w15="http://schemas.microsoft.com/office/word/2012/wordml" xmlns:w16cex="http://schemas.microsoft.com/office/word/2018/wordml/cex" xmlns:w16cid="http://schemas.microsoft.com/office/word/2016/wordml/cid" xmlns:w16="http://schemas.microsoft.com/office/word/2018/wordml" xmlns:w16sdtdh="http://schemas.microsoft.com/office/word/2020/wordml/sdtdatahash" xmlns:w16se="http://schemas.microsoft.com/office/word/2015/wordml/symex" xmlns:wpg="http://schemas.microsoft.com/office/word/2010/wordprocessingGroup" xmlns:wpi="http://schemas.microsoft.com/office/word/2010/wordprocessingInk" xmlns:wne="http://schemas.microsoft.com/office/word/2006/wordml" xmlns:wps="http://schemas.microsoft.com/office/word/2010/wordprocessingShape" mc:Ignorable="w14 w15 w16se w16cid w16 w16cex w16sdtdh wp14">
+<w:numbering xmlns:wpc="http://schemas.microsoft.com/office/word/2010/wordprocessingCanvas" xmlns:cx="http://schemas.microsoft.com/office/drawing/2014/chartex" xmlns:mc="http://schemas.openxmlformats.org/markup-compatibility/2006" xmlns:o="urn:schemas-microsoft-com:office:office" xmlns:r="http://schemas.openxmlformats.org/officeDocument/2006/relationships" xmlns:m="http://schemas.openxmlformats.org/officeDocument/2006/math" xmlns:v="urn:schemas-microsoft-com:vml" xmlns:wp14="http://schemas.microsoft.com/office/word/2010/wordprocessingDrawing" xmlns:wp="http://schemas.openxmlformats.org/drawingml/2006/wordprocessingDrawing" xmlns:w10="urn:schemas-microsoft-com:office:word" xmlns:w="http://schemas.openxmlformats.org/wordprocessingml/2006/main" xmlns:w14="http://schemas.microsoft.com/office/word/2010/wordml" xmlns:w15="http://schemas.microsoft.com/office/word/2012/wordml" xmlns:w16se="http://schemas.microsoft.com/office/word/2015/wordml/symex" xmlns:wpg="http://schemas.microsoft.com/office/word/2010/wordprocessingGroup" xmlns:wpi="http://schemas.microsoft.com/office/word/2010/wordprocessingInk" xmlns:wne="http://schemas.microsoft.com/office/word/2006/wordml" xmlns:wps="http://schemas.microsoft.com/office/word/2010/wordprocessingShape" mc:Ignorable="w14 w15 w16se wp14">
   <w:abstractNum w:abstractNumId="0" w15:restartNumberingAfterBreak="0">
     <w:nsid w:val="0B9E6BD1"/>
     <w:multiLevelType w:val="hybridMultilevel"/>
@@ -5184,59 +5891,59 @@
       </w:pPr>
     </w:lvl>
   </w:abstractNum>
-  <w:num w:numId="1" w16cid:durableId="957492334">
+  <w:num w:numId="1">
     <w:abstractNumId w:val="10"/>
   </w:num>
-  <w:num w:numId="2" w16cid:durableId="1107892292">
+  <w:num w:numId="2">
     <w:abstractNumId w:val="11"/>
   </w:num>
-  <w:num w:numId="3" w16cid:durableId="1373261163">
+  <w:num w:numId="3">
     <w:abstractNumId w:val="1"/>
   </w:num>
-  <w:num w:numId="4" w16cid:durableId="71590407">
+  <w:num w:numId="4">
     <w:abstractNumId w:val="13"/>
   </w:num>
-  <w:num w:numId="5" w16cid:durableId="2030374170">
+  <w:num w:numId="5">
     <w:abstractNumId w:val="14"/>
   </w:num>
-  <w:num w:numId="6" w16cid:durableId="1705784966">
+  <w:num w:numId="6">
     <w:abstractNumId w:val="7"/>
   </w:num>
-  <w:num w:numId="7" w16cid:durableId="568807534">
+  <w:num w:numId="7">
     <w:abstractNumId w:val="0"/>
   </w:num>
-  <w:num w:numId="8" w16cid:durableId="2034333909">
+  <w:num w:numId="8">
     <w:abstractNumId w:val="12"/>
   </w:num>
-  <w:num w:numId="9" w16cid:durableId="1086267937">
+  <w:num w:numId="9">
     <w:abstractNumId w:val="6"/>
   </w:num>
-  <w:num w:numId="10" w16cid:durableId="1829207474">
+  <w:num w:numId="10">
     <w:abstractNumId w:val="15"/>
   </w:num>
-  <w:num w:numId="11" w16cid:durableId="1536964827">
+  <w:num w:numId="11">
     <w:abstractNumId w:val="2"/>
   </w:num>
-  <w:num w:numId="12" w16cid:durableId="804929929">
+  <w:num w:numId="12">
     <w:abstractNumId w:val="5"/>
   </w:num>
-  <w:num w:numId="13" w16cid:durableId="1458715302">
+  <w:num w:numId="13">
     <w:abstractNumId w:val="9"/>
   </w:num>
-  <w:num w:numId="14" w16cid:durableId="533733458">
+  <w:num w:numId="14">
     <w:abstractNumId w:val="8"/>
   </w:num>
-  <w:num w:numId="15" w16cid:durableId="1295141460">
+  <w:num w:numId="15">
     <w:abstractNumId w:val="4"/>
   </w:num>
-  <w:num w:numId="16" w16cid:durableId="1414083289">
+  <w:num w:numId="16">
     <w:abstractNumId w:val="3"/>
   </w:num>
 </w:numbering>
 </file>
 
 <file path=word/styles.xml><?xml version="1.0" encoding="utf-8"?>
-<w:styles xmlns:mc="http://schemas.openxmlformats.org/markup-compatibility/2006" xmlns:r="http://schemas.openxmlformats.org/officeDocument/2006/relationships" xmlns:w="http://schemas.openxmlformats.org/wordprocessingml/2006/main" xmlns:w14="http://schemas.microsoft.com/office/word/2010/wordml" xmlns:w15="http://schemas.microsoft.com/office/word/2012/wordml" xmlns:w16cex="http://schemas.microsoft.com/office/word/2018/wordml/cex" xmlns:w16cid="http://schemas.microsoft.com/office/word/2016/wordml/cid" xmlns:w16="http://schemas.microsoft.com/office/word/2018/wordml" xmlns:w16sdtdh="http://schemas.microsoft.com/office/word/2020/wordml/sdtdatahash" xmlns:w16se="http://schemas.microsoft.com/office/word/2015/wordml/symex" mc:Ignorable="w14 w15 w16se w16cid w16 w16cex w16sdtdh">
+<w:styles xmlns:mc="http://schemas.openxmlformats.org/markup-compatibility/2006" xmlns:r="http://schemas.openxmlformats.org/officeDocument/2006/relationships" xmlns:w="http://schemas.openxmlformats.org/wordprocessingml/2006/main" xmlns:w14="http://schemas.microsoft.com/office/word/2010/wordml" xmlns:w15="http://schemas.microsoft.com/office/word/2012/wordml" xmlns:w16se="http://schemas.microsoft.com/office/word/2015/wordml/symex" mc:Ignorable="w14 w15 w16se">
   <w:docDefaults>
     <w:rPrDefault>
       <w:rPr>
@@ -5252,7 +5959,7 @@
       </w:pPr>
     </w:pPrDefault>
   </w:docDefaults>
-  <w:latentStyles w:defLockedState="0" w:defUIPriority="99" w:defSemiHidden="0" w:defUnhideWhenUsed="0" w:defQFormat="0" w:count="376">
+  <w:latentStyles w:defLockedState="0" w:defUIPriority="99" w:defSemiHidden="0" w:defUnhideWhenUsed="0" w:defQFormat="0" w:count="371">
     <w:lsdException w:name="Normal" w:uiPriority="0" w:qFormat="1"/>
     <w:lsdException w:name="heading 1" w:uiPriority="9" w:qFormat="1"/>
     <w:lsdException w:name="heading 2" w:semiHidden="1" w:uiPriority="9" w:unhideWhenUsed="1" w:qFormat="1"/>
@@ -5624,11 +6331,6 @@
     <w:lsdException w:name="List Table 5 Dark Accent 6" w:uiPriority="50"/>
     <w:lsdException w:name="List Table 6 Colorful Accent 6" w:uiPriority="51"/>
     <w:lsdException w:name="List Table 7 Colorful Accent 6" w:uiPriority="52"/>
-    <w:lsdException w:name="Mention" w:semiHidden="1" w:unhideWhenUsed="1"/>
-    <w:lsdException w:name="Smart Hyperlink" w:semiHidden="1" w:unhideWhenUsed="1"/>
-    <w:lsdException w:name="Hashtag" w:semiHidden="1" w:unhideWhenUsed="1"/>
-    <w:lsdException w:name="Unresolved Mention" w:semiHidden="1" w:unhideWhenUsed="1"/>
-    <w:lsdException w:name="Smart Link" w:semiHidden="1" w:unhideWhenUsed="1"/>
   </w:latentStyles>
   <w:style w:type="paragraph" w:default="1" w:styleId="Normal">
     <w:name w:val="Normal"/>
@@ -6260,7 +6962,7 @@
 </file>
 
 <file path=customXml/itemProps1.xml><?xml version="1.0" encoding="utf-8"?>
-<ds:datastoreItem xmlns:ds="http://schemas.openxmlformats.org/officeDocument/2006/customXml" ds:itemID="{66E89C95-D548-4D4B-97DE-F20FE8B26AE3}">
+<ds:datastoreItem xmlns:ds="http://schemas.openxmlformats.org/officeDocument/2006/customXml" ds:itemID="{E2D4704C-133A-4527-AA1D-A3AF78518F03}">
   <ds:schemaRefs>
     <ds:schemaRef ds:uri="http://schemas.openxmlformats.org/officeDocument/2006/bibliography"/>
   </ds:schemaRefs>

--- a/backend/templates/Form-A (Affidavit)- TRANS_Single_Template.docx
+++ b/backend/templates/Form-A (Affidavit)- TRANS_Single_Template.docx
@@ -373,7 +373,14 @@
           <w:b/>
           <w:lang w:val="en-IN" w:eastAsia="en-GB" w:bidi="hi-IN"/>
         </w:rPr>
-        <w:t>[Name as per DC H1</w:t>
+        <w:t xml:space="preserve">[Name as per </w:t>
+      </w:r>
+      <w:r>
+        <w:rPr>
+          <w:rFonts w:ascii="Helvetica" w:hAnsi="Helvetica" w:cs="Helvetica"/>
+          <w:b/>
+        </w:rPr>
+        <w:t xml:space="preserve">Certificate </w:t>
       </w:r>
       <w:r>
         <w:rPr>
@@ -381,7 +388,7 @@
           <w:b/>
           <w:lang w:val="en-IN" w:eastAsia="en-GB" w:bidi="hi-IN"/>
         </w:rPr>
-        <w:t>],</w:t>
+        <w:t>H1</w:t>
       </w:r>
       <w:r>
         <w:rPr>
@@ -389,7 +396,7 @@
           <w:b/>
           <w:lang w:val="en-IN" w:eastAsia="en-GB" w:bidi="hi-IN"/>
         </w:rPr>
-        <w:t xml:space="preserve"> </w:t>
+        <w:t>],</w:t>
       </w:r>
       <w:r>
         <w:rPr>
@@ -397,7 +404,7 @@
           <w:b/>
           <w:lang w:val="en-IN" w:eastAsia="en-GB" w:bidi="hi-IN"/>
         </w:rPr>
-        <w:t xml:space="preserve">Late </w:t>
+        <w:t xml:space="preserve"> </w:t>
       </w:r>
       <w:r>
         <w:rPr>
@@ -405,7 +412,7 @@
           <w:b/>
           <w:lang w:val="en-IN" w:eastAsia="en-GB" w:bidi="hi-IN"/>
         </w:rPr>
-        <w:t>[Name as per DC H2]</w:t>
+        <w:t xml:space="preserve">Late </w:t>
       </w:r>
       <w:r>
         <w:rPr>
@@ -413,7 +420,14 @@
           <w:b/>
           <w:lang w:val="en-IN" w:eastAsia="en-GB" w:bidi="hi-IN"/>
         </w:rPr>
-        <w:t>,</w:t>
+        <w:t xml:space="preserve">[Name as per </w:t>
+      </w:r>
+      <w:r>
+        <w:rPr>
+          <w:rFonts w:ascii="Helvetica" w:hAnsi="Helvetica" w:cs="Helvetica"/>
+          <w:b/>
+        </w:rPr>
+        <w:t xml:space="preserve">Certificate </w:t>
       </w:r>
       <w:r>
         <w:rPr>
@@ -421,7 +435,7 @@
           <w:b/>
           <w:lang w:val="en-IN" w:eastAsia="en-GB" w:bidi="hi-IN"/>
         </w:rPr>
-        <w:t xml:space="preserve"> </w:t>
+        <w:t>H2]</w:t>
       </w:r>
       <w:r>
         <w:rPr>
@@ -429,7 +443,7 @@
           <w:b/>
           <w:lang w:val="en-IN" w:eastAsia="en-GB" w:bidi="hi-IN"/>
         </w:rPr>
-        <w:t xml:space="preserve">Late </w:t>
+        <w:t>,</w:t>
       </w:r>
       <w:r>
         <w:rPr>
@@ -437,7 +451,7 @@
           <w:b/>
           <w:lang w:val="en-IN" w:eastAsia="en-GB" w:bidi="hi-IN"/>
         </w:rPr>
-        <w:t>[Name as per DC H3]</w:t>
+        <w:t xml:space="preserve"> </w:t>
       </w:r>
       <w:r>
         <w:rPr>
@@ -445,7 +459,7 @@
           <w:b/>
           <w:lang w:val="en-IN" w:eastAsia="en-GB" w:bidi="hi-IN"/>
         </w:rPr>
-        <w:t>,</w:t>
+        <w:t xml:space="preserve">Late </w:t>
       </w:r>
       <w:r>
         <w:rPr>
@@ -453,7 +467,14 @@
           <w:b/>
           <w:lang w:val="en-IN" w:eastAsia="en-GB" w:bidi="hi-IN"/>
         </w:rPr>
-        <w:t xml:space="preserve"> </w:t>
+        <w:t xml:space="preserve">[Name as per </w:t>
+      </w:r>
+      <w:r>
+        <w:rPr>
+          <w:rFonts w:ascii="Helvetica" w:hAnsi="Helvetica" w:cs="Helvetica"/>
+          <w:b/>
+        </w:rPr>
+        <w:t xml:space="preserve">Certificate </w:t>
       </w:r>
       <w:r>
         <w:rPr>
@@ -461,7 +482,7 @@
           <w:b/>
           <w:lang w:val="en-IN" w:eastAsia="en-GB" w:bidi="hi-IN"/>
         </w:rPr>
-        <w:t xml:space="preserve">&amp; Late </w:t>
+        <w:t>H3]</w:t>
       </w:r>
       <w:r>
         <w:rPr>
@@ -469,7 +490,46 @@
           <w:b/>
           <w:lang w:val="en-IN" w:eastAsia="en-GB" w:bidi="hi-IN"/>
         </w:rPr>
-        <w:t>[Name as per DC H4]</w:t>
+        <w:t>,</w:t>
+      </w:r>
+      <w:r>
+        <w:rPr>
+          <w:rFonts w:ascii="Roboto" w:eastAsia="Times New Roman" w:hAnsi="Roboto" w:cs="Times New Roman"/>
+          <w:b/>
+          <w:lang w:val="en-IN" w:eastAsia="en-GB" w:bidi="hi-IN"/>
+        </w:rPr>
+        <w:t xml:space="preserve"> </w:t>
+      </w:r>
+      <w:r>
+        <w:rPr>
+          <w:rFonts w:ascii="Roboto" w:eastAsia="Times New Roman" w:hAnsi="Roboto" w:cs="Times New Roman"/>
+          <w:b/>
+          <w:lang w:val="en-IN" w:eastAsia="en-GB" w:bidi="hi-IN"/>
+        </w:rPr>
+        <w:t xml:space="preserve">&amp; Late </w:t>
+      </w:r>
+      <w:r>
+        <w:rPr>
+          <w:rFonts w:ascii="Roboto" w:eastAsia="Times New Roman" w:hAnsi="Roboto" w:cs="Times New Roman"/>
+          <w:b/>
+          <w:lang w:val="en-IN" w:eastAsia="en-GB" w:bidi="hi-IN"/>
+        </w:rPr>
+        <w:t xml:space="preserve">[Name as per </w:t>
+      </w:r>
+      <w:r>
+        <w:rPr>
+          <w:rFonts w:ascii="Helvetica" w:hAnsi="Helvetica" w:cs="Helvetica"/>
+          <w:b/>
+        </w:rPr>
+        <w:t xml:space="preserve">Certificate </w:t>
+      </w:r>
+      <w:r>
+        <w:rPr>
+          <w:rFonts w:ascii="Roboto" w:eastAsia="Times New Roman" w:hAnsi="Roboto" w:cs="Times New Roman"/>
+          <w:b/>
+          <w:lang w:val="en-IN" w:eastAsia="en-GB" w:bidi="hi-IN"/>
+        </w:rPr>
+        <w:t>H4]</w:t>
       </w:r>
       <w:r>
         <w:rPr>
@@ -556,27 +616,13 @@
         <w:rPr>
           <w:rFonts w:ascii="Arial" w:eastAsia="Times New Roman" w:hAnsi="Arial" w:cs="Arial"/>
         </w:rPr>
-        <w:t xml:space="preserve">understated </w:t>
-      </w:r>
-      <w:proofErr w:type="gramStart"/>
-      <w:r>
-        <w:rPr>
-          <w:rFonts w:ascii="Arial" w:eastAsia="Times New Roman" w:hAnsi="Arial" w:cs="Arial"/>
-        </w:rPr>
-        <w:t xml:space="preserve">company </w:t>
-      </w:r>
-      <w:r>
-        <w:rPr>
-          <w:rFonts w:ascii="Arial" w:eastAsia="Times New Roman" w:hAnsi="Arial" w:cs="Arial"/>
-        </w:rPr>
-        <w:t xml:space="preserve"> in</w:t>
-      </w:r>
-      <w:proofErr w:type="gramEnd"/>
-      <w:r>
-        <w:rPr>
-          <w:rFonts w:ascii="Arial" w:eastAsia="Times New Roman" w:hAnsi="Arial" w:cs="Arial"/>
-        </w:rPr>
-        <w:t xml:space="preserve"> </w:t>
+        <w:t xml:space="preserve">understated company </w:t>
+      </w:r>
+      <w:r>
+        <w:rPr>
+          <w:rFonts w:ascii="Arial" w:eastAsia="Times New Roman" w:hAnsi="Arial" w:cs="Arial"/>
+        </w:rPr>
+        <w:t xml:space="preserve"> in </w:t>
       </w:r>
       <w:r>
         <w:rPr>
@@ -2901,6 +2947,8 @@
           <w:rFonts w:ascii="Arial" w:eastAsia="Times New Roman" w:hAnsi="Arial" w:cs="Arial"/>
         </w:rPr>
       </w:pPr>
+      <w:bookmarkStart w:id="0" w:name="_GoBack"/>
+      <w:bookmarkEnd w:id="0"/>
     </w:p>
     <w:p>
       <w:pPr>
@@ -3548,7 +3596,6 @@
         </w:rPr>
         <w:t xml:space="preserve"> </w:t>
       </w:r>
-      <w:bookmarkStart w:id="0" w:name="_GoBack"/>
       <w:r>
         <w:rPr>
           <w:rFonts w:ascii="Roboto" w:eastAsia="Times New Roman" w:hAnsi="Roboto" w:cs="Times New Roman"/>
@@ -3557,7 +3604,6 @@
         </w:rPr>
         <w:t>[Name as per Aadhar C1]</w:t>
       </w:r>
-      <w:bookmarkEnd w:id="0"/>
     </w:p>
     <w:p>
       <w:pPr>
@@ -3594,15 +3640,10 @@
         </w:rPr>
         <w:t xml:space="preserve">  </w:t>
       </w:r>
-      <w:r>
-        <w:rPr>
-          <w:rFonts w:ascii="Arial" w:eastAsia="Times New Roman" w:hAnsi="Arial" w:cs="Arial"/>
-          <w:sz w:val="24"/>
-          <w:szCs w:val="24"/>
-        </w:rPr>
-        <w:t>(2)</w:t>
-      </w:r>
-      <w:r>
+    </w:p>
+    <w:p>
+      <w:pPr>
+        <w:ind w:left="2160" w:firstLine="720"/>
         <w:rPr>
           <w:rFonts w:ascii="Arial" w:eastAsia="Courier New" w:hAnsi="Arial" w:cs="Arial"/>
           <w:color w:val="BFBFBF"/>
@@ -3610,91 +3651,90 @@
           <w:szCs w:val="24"/>
           <w:u w:val="single" w:color="BFBFBF"/>
         </w:rPr>
-        <w:t xml:space="preserve"> </w:t>
-      </w:r>
+      </w:pPr>
     </w:p>
     <w:p>
       <w:pPr>
-        <w:ind w:left="2160" w:firstLine="720"/>
-        <w:rPr>
-          <w:rFonts w:ascii="Arial" w:eastAsia="Courier New" w:hAnsi="Arial" w:cs="Arial"/>
-          <w:color w:val="BFBFBF"/>
-          <w:sz w:val="24"/>
-          <w:szCs w:val="24"/>
-          <w:u w:val="single" w:color="BFBFBF"/>
-        </w:rPr>
-      </w:pPr>
-      <w:r>
-        <w:rPr>
-          <w:rFonts w:ascii="Arial" w:eastAsia="Times New Roman" w:hAnsi="Arial" w:cs="Arial"/>
-          <w:sz w:val="24"/>
-          <w:szCs w:val="24"/>
-        </w:rPr>
-        <w:t xml:space="preserve">   </w:t>
-      </w:r>
-      <w:r>
-        <w:rPr>
-          <w:rFonts w:ascii="Arial" w:eastAsia="Times New Roman" w:hAnsi="Arial" w:cs="Arial"/>
-          <w:sz w:val="24"/>
-          <w:szCs w:val="24"/>
-        </w:rPr>
-        <w:t xml:space="preserve">      </w:t>
-      </w:r>
-      <w:r>
-        <w:rPr>
-          <w:rFonts w:ascii="Arial" w:eastAsia="Times New Roman" w:hAnsi="Arial" w:cs="Arial"/>
-          <w:sz w:val="24"/>
-          <w:szCs w:val="24"/>
-        </w:rPr>
-        <w:t>(3)</w:t>
-      </w:r>
-      <w:r>
-        <w:rPr>
-          <w:rFonts w:ascii="Arial" w:eastAsia="Courier New" w:hAnsi="Arial" w:cs="Arial"/>
-          <w:color w:val="BFBFBF"/>
-          <w:sz w:val="24"/>
-          <w:szCs w:val="24"/>
-          <w:u w:val="single" w:color="BFBFBF"/>
+        <w:rPr>
+          <w:rFonts w:ascii="Arial" w:hAnsi="Arial" w:cs="Arial"/>
+        </w:rPr>
+      </w:pPr>
+      <w:r>
+        <w:rPr>
+          <w:rFonts w:ascii="Arial" w:hAnsi="Arial" w:cs="Arial"/>
+        </w:rPr>
+        <w:t xml:space="preserve">Solemnly affirmed at  </w:t>
+      </w:r>
+      <w:r>
+        <w:rPr>
+          <w:rFonts w:ascii="Arial" w:hAnsi="Arial" w:cs="Arial"/>
         </w:rPr>
         <w:t xml:space="preserve"> </w:t>
+      </w:r>
+      <w:r>
+        <w:rPr>
+          <w:rFonts w:ascii="Arial" w:hAnsi="Arial" w:cs="Arial"/>
+        </w:rPr>
+        <w:t>__________________</w:t>
       </w:r>
     </w:p>
     <w:p>
       <w:pPr>
+        <w:ind w:firstLine="3"/>
         <w:rPr>
           <w:rFonts w:ascii="Arial" w:hAnsi="Arial" w:cs="Arial"/>
         </w:rPr>
       </w:pPr>
-      <w:r>
-        <w:rPr>
-          <w:rFonts w:ascii="Arial" w:hAnsi="Arial" w:cs="Arial"/>
-        </w:rPr>
-        <w:t xml:space="preserve">Solemnly affirmed at  </w:t>
-      </w:r>
-      <w:r>
-        <w:rPr>
-          <w:rFonts w:ascii="Arial" w:hAnsi="Arial" w:cs="Arial"/>
-        </w:rPr>
-        <w:t xml:space="preserve"> </w:t>
-      </w:r>
-      <w:r>
-        <w:rPr>
-          <w:rFonts w:ascii="Arial" w:hAnsi="Arial" w:cs="Arial"/>
-        </w:rPr>
-        <w:t>__________________</w:t>
-      </w:r>
     </w:p>
     <w:p>
       <w:pPr>
-        <w:ind w:firstLine="3"/>
+        <w:ind w:left="1440" w:firstLine="720"/>
         <w:rPr>
           <w:rFonts w:ascii="Arial" w:hAnsi="Arial" w:cs="Arial"/>
         </w:rPr>
       </w:pPr>
+      <w:r>
+        <w:rPr>
+          <w:rFonts w:ascii="Arial" w:hAnsi="Arial" w:cs="Arial"/>
+        </w:rPr>
+        <w:t xml:space="preserve">Signature of the Deponent(s): </w:t>
+      </w:r>
+      <w:proofErr w:type="gramStart"/>
+      <w:r>
+        <w:rPr>
+          <w:rFonts w:ascii="Arial" w:hAnsi="Arial" w:cs="Arial"/>
+        </w:rPr>
+        <w:t>1)</w:t>
+      </w:r>
+      <w:r>
+        <w:rPr>
+          <w:rFonts w:ascii="Arial" w:hAnsi="Arial" w:cs="Arial"/>
+        </w:rPr>
+        <w:t>_</w:t>
+      </w:r>
+      <w:proofErr w:type="gramEnd"/>
+      <w:r>
+        <w:rPr>
+          <w:rFonts w:ascii="Arial" w:hAnsi="Arial" w:cs="Arial"/>
+        </w:rPr>
+        <w:t>___________</w:t>
+      </w:r>
+      <w:r>
+        <w:rPr>
+          <w:rFonts w:ascii="Arial" w:hAnsi="Arial" w:cs="Arial"/>
+        </w:rPr>
+        <w:t>_____</w:t>
+      </w:r>
+      <w:r>
+        <w:rPr>
+          <w:rFonts w:ascii="Arial" w:hAnsi="Arial" w:cs="Arial"/>
+        </w:rPr>
+        <w:t>________________</w:t>
+      </w:r>
     </w:p>
     <w:p>
       <w:pPr>
-        <w:ind w:left="1440" w:firstLine="720"/>
+        <w:ind w:left="4320" w:firstLine="720"/>
         <w:rPr>
           <w:rFonts w:ascii="Arial" w:hAnsi="Arial" w:cs="Arial"/>
         </w:rPr>
@@ -3703,152 +3743,22 @@
         <w:rPr>
           <w:rFonts w:ascii="Arial" w:hAnsi="Arial" w:cs="Arial"/>
         </w:rPr>
-        <w:t xml:space="preserve">Signature of the Deponent(s): </w:t>
-      </w:r>
-      <w:proofErr w:type="gramStart"/>
+        <w:t xml:space="preserve"> </w:t>
+      </w:r>
       <w:r>
         <w:rPr>
           <w:rFonts w:ascii="Arial" w:hAnsi="Arial" w:cs="Arial"/>
         </w:rPr>
-        <w:t>1)</w:t>
-      </w:r>
-      <w:r>
-        <w:rPr>
-          <w:rFonts w:ascii="Arial" w:hAnsi="Arial" w:cs="Arial"/>
-        </w:rPr>
-        <w:t>_</w:t>
-      </w:r>
-      <w:proofErr w:type="gramEnd"/>
-      <w:r>
-        <w:rPr>
-          <w:rFonts w:ascii="Arial" w:hAnsi="Arial" w:cs="Arial"/>
-        </w:rPr>
-        <w:t>___________</w:t>
-      </w:r>
-      <w:r>
-        <w:rPr>
-          <w:rFonts w:ascii="Arial" w:hAnsi="Arial" w:cs="Arial"/>
-        </w:rPr>
-        <w:t>_____</w:t>
-      </w:r>
-      <w:r>
-        <w:rPr>
-          <w:rFonts w:ascii="Arial" w:hAnsi="Arial" w:cs="Arial"/>
-        </w:rPr>
-        <w:t>________________</w:t>
+        <w:t xml:space="preserve"> </w:t>
       </w:r>
     </w:p>
     <w:p>
       <w:pPr>
-        <w:ind w:left="4320" w:firstLine="720"/>
+        <w:ind w:left="2160" w:firstLine="720"/>
         <w:rPr>
           <w:rFonts w:ascii="Arial" w:hAnsi="Arial" w:cs="Arial"/>
         </w:rPr>
       </w:pPr>
-      <w:r>
-        <w:rPr>
-          <w:rFonts w:ascii="Arial" w:hAnsi="Arial" w:cs="Arial"/>
-        </w:rPr>
-        <w:t xml:space="preserve"> </w:t>
-      </w:r>
-      <w:r>
-        <w:rPr>
-          <w:rFonts w:ascii="Arial" w:hAnsi="Arial" w:cs="Arial"/>
-        </w:rPr>
-        <w:t xml:space="preserve"> </w:t>
-      </w:r>
-      <w:r>
-        <w:rPr>
-          <w:rFonts w:ascii="Arial" w:hAnsi="Arial" w:cs="Arial"/>
-        </w:rPr>
-        <w:t>2)</w:t>
-      </w:r>
-      <w:r>
-        <w:rPr>
-          <w:rFonts w:ascii="Arial" w:hAnsi="Arial" w:cs="Arial"/>
-        </w:rPr>
-        <w:t>_______</w:t>
-      </w:r>
-      <w:r>
-        <w:rPr>
-          <w:rFonts w:ascii="Arial" w:hAnsi="Arial" w:cs="Arial"/>
-        </w:rPr>
-        <w:t>_____</w:t>
-      </w:r>
-      <w:r>
-        <w:rPr>
-          <w:rFonts w:ascii="Arial" w:hAnsi="Arial" w:cs="Arial"/>
-        </w:rPr>
-        <w:t>___________________</w:t>
-      </w:r>
-      <w:r>
-        <w:rPr>
-          <w:rFonts w:ascii="Arial" w:hAnsi="Arial" w:cs="Arial"/>
-        </w:rPr>
-        <w:t>__</w:t>
-      </w:r>
-    </w:p>
-    <w:p>
-      <w:pPr>
-        <w:ind w:left="2160" w:firstLine="720"/>
-        <w:rPr>
-          <w:rFonts w:ascii="Arial" w:hAnsi="Arial" w:cs="Arial"/>
-        </w:rPr>
-      </w:pPr>
-      <w:r>
-        <w:rPr>
-          <w:rFonts w:ascii="Arial" w:hAnsi="Arial" w:cs="Arial"/>
-        </w:rPr>
-        <w:t xml:space="preserve"> </w:t>
-      </w:r>
-      <w:r>
-        <w:rPr>
-          <w:rFonts w:ascii="Arial" w:hAnsi="Arial" w:cs="Arial"/>
-        </w:rPr>
-        <w:tab/>
-      </w:r>
-      <w:r>
-        <w:rPr>
-          <w:rFonts w:ascii="Arial" w:hAnsi="Arial" w:cs="Arial"/>
-        </w:rPr>
-        <w:tab/>
-      </w:r>
-      <w:r>
-        <w:rPr>
-          <w:rFonts w:ascii="Arial" w:hAnsi="Arial" w:cs="Arial"/>
-        </w:rPr>
-        <w:tab/>
-      </w:r>
-      <w:r>
-        <w:rPr>
-          <w:rFonts w:ascii="Arial" w:hAnsi="Arial" w:cs="Arial"/>
-        </w:rPr>
-        <w:t xml:space="preserve">  </w:t>
-      </w:r>
-      <w:r>
-        <w:rPr>
-          <w:rFonts w:ascii="Arial" w:hAnsi="Arial" w:cs="Arial"/>
-        </w:rPr>
-        <w:t>3)</w:t>
-      </w:r>
-      <w:r>
-        <w:rPr>
-          <w:rFonts w:ascii="Arial" w:hAnsi="Arial" w:cs="Arial"/>
-        </w:rPr>
-        <w:t>__</w:t>
-      </w:r>
-      <w:r>
-        <w:rPr>
-          <w:rFonts w:ascii="Arial" w:hAnsi="Arial" w:cs="Arial"/>
-        </w:rPr>
-        <w:t>_____</w:t>
-      </w:r>
-      <w:r>
-        <w:rPr>
-          <w:rFonts w:ascii="Arial" w:hAnsi="Arial" w:cs="Arial"/>
-        </w:rPr>
-        <w:t>__________________________</w:t>
-      </w:r>
     </w:p>
     <w:p>
       <w:pPr>
@@ -6962,7 +6872,7 @@
 </file>
 
 <file path=customXml/itemProps1.xml><?xml version="1.0" encoding="utf-8"?>
-<ds:datastoreItem xmlns:ds="http://schemas.openxmlformats.org/officeDocument/2006/customXml" ds:itemID="{E2D4704C-133A-4527-AA1D-A3AF78518F03}">
+<ds:datastoreItem xmlns:ds="http://schemas.openxmlformats.org/officeDocument/2006/customXml" ds:itemID="{75078718-6877-4FD7-A27A-E1550B7FEA62}">
   <ds:schemaRefs>
     <ds:schemaRef ds:uri="http://schemas.openxmlformats.org/officeDocument/2006/bibliography"/>
   </ds:schemaRefs>

--- a/backend/templates/Form-A (Affidavit)- TRANS_Single_Template.docx
+++ b/backend/templates/Form-A (Affidavit)- TRANS_Single_Template.docx
@@ -1216,7 +1216,7 @@
                 <w:rFonts w:ascii="Roboto" w:hAnsi="Roboto"/>
                 <w:b/>
               </w:rPr>
-              <w:t>[NOS1]</w:t>
+              <w:t>[NOS1] Rs.[Face Value]/-</w:t>
             </w:r>
           </w:p>
         </w:tc>
@@ -1334,7 +1334,7 @@
                 <w:rFonts w:ascii="Roboto" w:hAnsi="Roboto"/>
                 <w:b/>
               </w:rPr>
-              <w:t>[NOS2]</w:t>
+              <w:t>[NOS2] Rs.[Face Value]/-</w:t>
             </w:r>
           </w:p>
         </w:tc>
@@ -1452,7 +1452,7 @@
                 <w:rFonts w:ascii="Roboto" w:hAnsi="Roboto"/>
                 <w:b/>
               </w:rPr>
-              <w:t>[NOS3]</w:t>
+              <w:t>[NOS3] Rs.[Face Value]/-</w:t>
             </w:r>
           </w:p>
         </w:tc>
@@ -1579,7 +1579,7 @@
                 <w:rFonts w:ascii="Roboto" w:hAnsi="Roboto"/>
                 <w:b/>
               </w:rPr>
-              <w:t>[NOS4]</w:t>
+              <w:t>[NOS4] Rs.[Face Value]/-</w:t>
             </w:r>
           </w:p>
         </w:tc>
@@ -1706,7 +1706,7 @@
                 <w:rFonts w:ascii="Roboto" w:hAnsi="Roboto"/>
                 <w:b/>
               </w:rPr>
-              <w:t>[NOS5]</w:t>
+              <w:t>[NOS5] Rs.[Face Value]/-</w:t>
             </w:r>
           </w:p>
         </w:tc>
